--- a/Final/4. Các tài liệu trong chương 6/Control_Phase_Exit_Review_Checklist-v2.docx
+++ b/Final/4. Các tài liệu trong chương 6/Control_Phase_Exit_Review_Checklist-v2.docx
@@ -4,54 +4,2247 @@
   <w:body>
     <w:p>
       <w:pPr>
+        <w:pStyle w:val="u1"/>
+        <w:spacing w:before="240" w:after="80"/>
         <w:jc w:val="center"/>
         <w:rPr>
           <w:rFonts w:ascii="Times New Roman" w:hAnsi="Times New Roman" w:cs="Times New Roman"/>
-          <w:sz w:val="30"/>
-          <w:szCs w:val="30"/>
+          <w:sz w:val="26"/>
+          <w:szCs w:val="26"/>
+        </w:rPr>
+      </w:pPr>
+      <w:r>
+        <w:rPr>
+          <w:rFonts w:ascii="Times New Roman" w:hAnsi="Times New Roman" w:cs="Times New Roman"/>
+          <w:color w:val="1F4E78"/>
+          <w:sz w:val="26"/>
+          <w:szCs w:val="26"/>
+        </w:rPr>
+        <w:t>PROJECT CONTROL PHASE EXIT REVIEW CHECKLIST</w:t>
+      </w:r>
+    </w:p>
+    <w:p>
+      <w:pPr>
+        <w:spacing w:after="240"/>
+        <w:jc w:val="center"/>
+        <w:rPr>
+          <w:rFonts w:ascii="Times New Roman" w:hAnsi="Times New Roman" w:cs="Times New Roman"/>
+          <w:sz w:val="26"/>
+          <w:szCs w:val="26"/>
+        </w:rPr>
+      </w:pPr>
+      <w:r>
+        <w:rPr>
+          <w:rFonts w:ascii="Times New Roman" w:hAnsi="Times New Roman" w:cs="Times New Roman"/>
+          <w:i/>
+          <w:color w:val="595959"/>
+          <w:sz w:val="26"/>
+          <w:szCs w:val="26"/>
+        </w:rPr>
+        <w:t>BẢNG KIỂM SOÁT VÀ PHÊ DUYỆT CHUYỂN GIAO GIAI ĐOẠN DỰ ÁN ABC WEAR</w:t>
+      </w:r>
+    </w:p>
+    <w:p>
+      <w:pPr>
+        <w:spacing w:after="120"/>
+        <w:rPr>
+          <w:rFonts w:ascii="Times New Roman" w:hAnsi="Times New Roman" w:cs="Times New Roman"/>
+          <w:sz w:val="26"/>
+          <w:szCs w:val="26"/>
+        </w:rPr>
+      </w:pPr>
+      <w:r>
+        <w:rPr>
+          <w:rFonts w:ascii="Times New Roman" w:hAnsi="Times New Roman" w:cs="Times New Roman"/>
+          <w:color w:val="333333"/>
+          <w:sz w:val="26"/>
+          <w:szCs w:val="26"/>
+        </w:rPr>
+        <w:t>Bảng kiểm soát này được xây dựng bám sát Khung Quản lý Dự án CNTT (ICTPM Framework) và các tiêu chí nghiệm thu quy định trong Hồ sơ dự thầu (`02_HSDT.docx`). Mục đích nhằm kiểm soát chặt chẽ chất lượng sản phẩm tăng trưởng trước khi chuyển giao giữa các giai đoạn chính của dự án.</w:t>
+      </w:r>
+    </w:p>
+    <w:p>
+      <w:pPr>
+        <w:pStyle w:val="u1"/>
+        <w:rPr>
+          <w:rFonts w:ascii="Times New Roman" w:hAnsi="Times New Roman" w:cs="Times New Roman"/>
+          <w:sz w:val="26"/>
+          <w:szCs w:val="26"/>
+        </w:rPr>
+      </w:pPr>
+      <w:r>
+        <w:rPr>
+          <w:rFonts w:ascii="Times New Roman" w:hAnsi="Times New Roman" w:cs="Times New Roman"/>
+          <w:color w:val="1F4E78"/>
+          <w:sz w:val="26"/>
+          <w:szCs w:val="26"/>
+        </w:rPr>
+        <w:t>GATE 1: PHASE EXIT REVIEW - KHỞI ĐỘNG VÀ PHÂN TÍCH HỆ THỐNG (Sprint 1)</w:t>
+      </w:r>
+    </w:p>
+    <w:tbl>
+      <w:tblPr>
+        <w:tblStyle w:val="LiBang"/>
+        <w:tblW w:w="0" w:type="auto"/>
+        <w:tblLook w:val="04A0" w:firstRow="1" w:lastRow="0" w:firstColumn="1" w:lastColumn="0" w:noHBand="0" w:noVBand="1"/>
+      </w:tblPr>
+      <w:tblGrid>
+        <w:gridCol w:w="4032"/>
+        <w:gridCol w:w="1584"/>
+        <w:gridCol w:w="1440"/>
+        <w:gridCol w:w="2304"/>
+      </w:tblGrid>
+      <w:tr>
+        <w:tc>
+          <w:tcPr>
+            <w:tcW w:w="4032" w:type="dxa"/>
+            <w:shd w:val="clear" w:color="auto" w:fill="1F4E78"/>
+          </w:tcPr>
+          <w:p>
+            <w:pPr>
+              <w:jc w:val="center"/>
+              <w:rPr>
+                <w:rFonts w:ascii="Times New Roman" w:hAnsi="Times New Roman" w:cs="Times New Roman"/>
+                <w:sz w:val="26"/>
+                <w:szCs w:val="26"/>
+              </w:rPr>
+            </w:pPr>
+            <w:r>
+              <w:rPr>
+                <w:rFonts w:ascii="Times New Roman" w:hAnsi="Times New Roman" w:cs="Times New Roman"/>
+                <w:b/>
+                <w:color w:val="FFFFFF"/>
+                <w:sz w:val="26"/>
+                <w:szCs w:val="26"/>
+              </w:rPr>
+              <w:t>Hạng mục Kiểm tra Exit Review</w:t>
+            </w:r>
+          </w:p>
+        </w:tc>
+        <w:tc>
+          <w:tcPr>
+            <w:tcW w:w="1584" w:type="dxa"/>
+            <w:shd w:val="clear" w:color="auto" w:fill="1F4E78"/>
+          </w:tcPr>
+          <w:p>
+            <w:pPr>
+              <w:jc w:val="center"/>
+              <w:rPr>
+                <w:rFonts w:ascii="Times New Roman" w:hAnsi="Times New Roman" w:cs="Times New Roman"/>
+                <w:sz w:val="26"/>
+                <w:szCs w:val="26"/>
+              </w:rPr>
+            </w:pPr>
+            <w:r>
+              <w:rPr>
+                <w:rFonts w:ascii="Times New Roman" w:hAnsi="Times New Roman" w:cs="Times New Roman"/>
+                <w:b/>
+                <w:color w:val="FFFFFF"/>
+                <w:sz w:val="26"/>
+                <w:szCs w:val="26"/>
+              </w:rPr>
+              <w:t>Trạng thái</w:t>
+            </w:r>
+          </w:p>
+        </w:tc>
+        <w:tc>
+          <w:tcPr>
+            <w:tcW w:w="1440" w:type="dxa"/>
+            <w:shd w:val="clear" w:color="auto" w:fill="1F4E78"/>
+          </w:tcPr>
+          <w:p>
+            <w:pPr>
+              <w:jc w:val="center"/>
+              <w:rPr>
+                <w:rFonts w:ascii="Times New Roman" w:hAnsi="Times New Roman" w:cs="Times New Roman"/>
+                <w:sz w:val="26"/>
+                <w:szCs w:val="26"/>
+              </w:rPr>
+            </w:pPr>
+            <w:r>
+              <w:rPr>
+                <w:rFonts w:ascii="Times New Roman" w:hAnsi="Times New Roman" w:cs="Times New Roman"/>
+                <w:b/>
+                <w:color w:val="FFFFFF"/>
+                <w:sz w:val="26"/>
+                <w:szCs w:val="26"/>
+              </w:rPr>
+              <w:t>Trách nhiệm</w:t>
+            </w:r>
+          </w:p>
+        </w:tc>
+        <w:tc>
+          <w:tcPr>
+            <w:tcW w:w="2304" w:type="dxa"/>
+            <w:shd w:val="clear" w:color="auto" w:fill="1F4E78"/>
+          </w:tcPr>
+          <w:p>
+            <w:pPr>
+              <w:jc w:val="center"/>
+              <w:rPr>
+                <w:rFonts w:ascii="Times New Roman" w:hAnsi="Times New Roman" w:cs="Times New Roman"/>
+                <w:sz w:val="26"/>
+                <w:szCs w:val="26"/>
+              </w:rPr>
+            </w:pPr>
+            <w:r>
+              <w:rPr>
+                <w:rFonts w:ascii="Times New Roman" w:hAnsi="Times New Roman" w:cs="Times New Roman"/>
+                <w:b/>
+                <w:color w:val="FFFFFF"/>
+                <w:sz w:val="26"/>
+                <w:szCs w:val="26"/>
+              </w:rPr>
+              <w:t>Ghi chú / Bằng chứng kiểm chứng</w:t>
+            </w:r>
+          </w:p>
+        </w:tc>
+      </w:tr>
+      <w:tr>
+        <w:tc>
+          <w:tcPr>
+            <w:tcW w:w="4032" w:type="dxa"/>
+            <w:shd w:val="clear" w:color="auto" w:fill="F2F4F7"/>
+          </w:tcPr>
+          <w:p>
+            <w:pPr>
+              <w:rPr>
+                <w:rFonts w:ascii="Times New Roman" w:hAnsi="Times New Roman" w:cs="Times New Roman"/>
+                <w:sz w:val="26"/>
+                <w:szCs w:val="26"/>
+              </w:rPr>
+            </w:pPr>
+            <w:r>
+              <w:rPr>
+                <w:rFonts w:ascii="Times New Roman" w:hAnsi="Times New Roman" w:cs="Times New Roman"/>
+                <w:sz w:val="26"/>
+                <w:szCs w:val="26"/>
+              </w:rPr>
+              <w:t>Đặc tả Yêu cầu Chức năng &amp; Phi chức năng (SRS) đã được Product Owner phê duyệt?</w:t>
+            </w:r>
+          </w:p>
+        </w:tc>
+        <w:tc>
+          <w:tcPr>
+            <w:tcW w:w="1584" w:type="dxa"/>
+            <w:shd w:val="clear" w:color="auto" w:fill="F2F4F7"/>
+          </w:tcPr>
+          <w:p>
+            <w:pPr>
+              <w:jc w:val="center"/>
+              <w:rPr>
+                <w:rFonts w:ascii="Times New Roman" w:hAnsi="Times New Roman" w:cs="Times New Roman"/>
+                <w:sz w:val="26"/>
+                <w:szCs w:val="26"/>
+              </w:rPr>
+            </w:pPr>
+            <w:r>
+              <w:rPr>
+                <w:rFonts w:ascii="Times New Roman" w:hAnsi="Times New Roman" w:cs="Times New Roman"/>
+                <w:b/>
+                <w:color w:val="385723"/>
+                <w:sz w:val="26"/>
+                <w:szCs w:val="26"/>
+              </w:rPr>
+              <w:t>HOÀN THÀNH</w:t>
+            </w:r>
+          </w:p>
+        </w:tc>
+        <w:tc>
+          <w:tcPr>
+            <w:tcW w:w="1440" w:type="dxa"/>
+            <w:shd w:val="clear" w:color="auto" w:fill="F2F4F7"/>
+          </w:tcPr>
+          <w:p>
+            <w:pPr>
+              <w:jc w:val="center"/>
+              <w:rPr>
+                <w:rFonts w:ascii="Times New Roman" w:hAnsi="Times New Roman" w:cs="Times New Roman"/>
+                <w:sz w:val="26"/>
+                <w:szCs w:val="26"/>
+              </w:rPr>
+            </w:pPr>
+            <w:r>
+              <w:rPr>
+                <w:rFonts w:ascii="Times New Roman" w:hAnsi="Times New Roman" w:cs="Times New Roman"/>
+                <w:sz w:val="26"/>
+                <w:szCs w:val="26"/>
+              </w:rPr>
+              <w:t>PO / BA</w:t>
+            </w:r>
+          </w:p>
+        </w:tc>
+        <w:tc>
+          <w:tcPr>
+            <w:tcW w:w="2304" w:type="dxa"/>
+            <w:shd w:val="clear" w:color="auto" w:fill="F2F4F7"/>
+          </w:tcPr>
+          <w:p>
+            <w:pPr>
+              <w:rPr>
+                <w:rFonts w:ascii="Times New Roman" w:hAnsi="Times New Roman" w:cs="Times New Roman"/>
+                <w:sz w:val="26"/>
+                <w:szCs w:val="26"/>
+              </w:rPr>
+            </w:pPr>
+            <w:r>
+              <w:rPr>
+                <w:rFonts w:ascii="Times New Roman" w:hAnsi="Times New Roman" w:cs="Times New Roman"/>
+                <w:sz w:val="26"/>
+                <w:szCs w:val="26"/>
+              </w:rPr>
+              <w:t>Đã duyệt ngày 27/03/2026</w:t>
+            </w:r>
+          </w:p>
+        </w:tc>
+      </w:tr>
+      <w:tr>
+        <w:tc>
+          <w:tcPr>
+            <w:tcW w:w="4032" w:type="dxa"/>
+          </w:tcPr>
+          <w:p>
+            <w:pPr>
+              <w:rPr>
+                <w:rFonts w:ascii="Times New Roman" w:hAnsi="Times New Roman" w:cs="Times New Roman"/>
+                <w:sz w:val="26"/>
+                <w:szCs w:val="26"/>
+              </w:rPr>
+            </w:pPr>
+            <w:r>
+              <w:rPr>
+                <w:rFonts w:ascii="Times New Roman" w:hAnsi="Times New Roman" w:cs="Times New Roman"/>
+                <w:sz w:val="26"/>
+                <w:szCs w:val="26"/>
+              </w:rPr>
+              <w:t>Product Backlog 8 Sprint được xây dựng theo Lát cắt dọc (Vertical Slice)?</w:t>
+            </w:r>
+          </w:p>
+        </w:tc>
+        <w:tc>
+          <w:tcPr>
+            <w:tcW w:w="1584" w:type="dxa"/>
+          </w:tcPr>
+          <w:p>
+            <w:pPr>
+              <w:jc w:val="center"/>
+              <w:rPr>
+                <w:rFonts w:ascii="Times New Roman" w:hAnsi="Times New Roman" w:cs="Times New Roman"/>
+                <w:sz w:val="26"/>
+                <w:szCs w:val="26"/>
+              </w:rPr>
+            </w:pPr>
+            <w:r>
+              <w:rPr>
+                <w:rFonts w:ascii="Times New Roman" w:hAnsi="Times New Roman" w:cs="Times New Roman"/>
+                <w:b/>
+                <w:color w:val="385723"/>
+                <w:sz w:val="26"/>
+                <w:szCs w:val="26"/>
+              </w:rPr>
+              <w:t>HOÀN THÀNH</w:t>
+            </w:r>
+          </w:p>
+        </w:tc>
+        <w:tc>
+          <w:tcPr>
+            <w:tcW w:w="1440" w:type="dxa"/>
+          </w:tcPr>
+          <w:p>
+            <w:pPr>
+              <w:jc w:val="center"/>
+              <w:rPr>
+                <w:rFonts w:ascii="Times New Roman" w:hAnsi="Times New Roman" w:cs="Times New Roman"/>
+                <w:sz w:val="26"/>
+                <w:szCs w:val="26"/>
+              </w:rPr>
+            </w:pPr>
+            <w:r>
+              <w:rPr>
+                <w:rFonts w:ascii="Times New Roman" w:hAnsi="Times New Roman" w:cs="Times New Roman"/>
+                <w:sz w:val="26"/>
+                <w:szCs w:val="26"/>
+              </w:rPr>
+              <w:t>PM / SA</w:t>
+            </w:r>
+          </w:p>
+        </w:tc>
+        <w:tc>
+          <w:tcPr>
+            <w:tcW w:w="2304" w:type="dxa"/>
+          </w:tcPr>
+          <w:p>
+            <w:pPr>
+              <w:rPr>
+                <w:rFonts w:ascii="Times New Roman" w:hAnsi="Times New Roman" w:cs="Times New Roman"/>
+                <w:sz w:val="26"/>
+                <w:szCs w:val="26"/>
+              </w:rPr>
+            </w:pPr>
+            <w:r>
+              <w:rPr>
+                <w:rFonts w:ascii="Times New Roman" w:hAnsi="Times New Roman" w:cs="Times New Roman"/>
+                <w:sz w:val="26"/>
+                <w:szCs w:val="26"/>
+              </w:rPr>
+              <w:t>Đã phê duyệt trong HSDT</w:t>
+            </w:r>
+          </w:p>
+        </w:tc>
+      </w:tr>
+      <w:tr>
+        <w:tc>
+          <w:tcPr>
+            <w:tcW w:w="4032" w:type="dxa"/>
+            <w:shd w:val="clear" w:color="auto" w:fill="F2F4F7"/>
+          </w:tcPr>
+          <w:p>
+            <w:pPr>
+              <w:rPr>
+                <w:rFonts w:ascii="Times New Roman" w:hAnsi="Times New Roman" w:cs="Times New Roman"/>
+                <w:sz w:val="26"/>
+                <w:szCs w:val="26"/>
+              </w:rPr>
+            </w:pPr>
+            <w:r>
+              <w:rPr>
+                <w:rFonts w:ascii="Times New Roman" w:hAnsi="Times New Roman" w:cs="Times New Roman"/>
+                <w:sz w:val="26"/>
+                <w:szCs w:val="26"/>
+              </w:rPr>
+              <w:t>Hạ tầng DEV/SIT Cloud &amp; Đường hầm IPSec VPN kết nối Main System đã thông luồng?</w:t>
+            </w:r>
+          </w:p>
+        </w:tc>
+        <w:tc>
+          <w:tcPr>
+            <w:tcW w:w="1584" w:type="dxa"/>
+            <w:shd w:val="clear" w:color="auto" w:fill="F2F4F7"/>
+          </w:tcPr>
+          <w:p>
+            <w:pPr>
+              <w:jc w:val="center"/>
+              <w:rPr>
+                <w:rFonts w:ascii="Times New Roman" w:hAnsi="Times New Roman" w:cs="Times New Roman"/>
+                <w:sz w:val="26"/>
+                <w:szCs w:val="26"/>
+              </w:rPr>
+            </w:pPr>
+            <w:r>
+              <w:rPr>
+                <w:rFonts w:ascii="Times New Roman" w:hAnsi="Times New Roman" w:cs="Times New Roman"/>
+                <w:b/>
+                <w:color w:val="385723"/>
+                <w:sz w:val="26"/>
+                <w:szCs w:val="26"/>
+              </w:rPr>
+              <w:t>HOÀN THÀNH</w:t>
+            </w:r>
+          </w:p>
+        </w:tc>
+        <w:tc>
+          <w:tcPr>
+            <w:tcW w:w="1440" w:type="dxa"/>
+            <w:shd w:val="clear" w:color="auto" w:fill="F2F4F7"/>
+          </w:tcPr>
+          <w:p>
+            <w:pPr>
+              <w:jc w:val="center"/>
+              <w:rPr>
+                <w:rFonts w:ascii="Times New Roman" w:hAnsi="Times New Roman" w:cs="Times New Roman"/>
+                <w:sz w:val="26"/>
+                <w:szCs w:val="26"/>
+              </w:rPr>
+            </w:pPr>
+            <w:r>
+              <w:rPr>
+                <w:rFonts w:ascii="Times New Roman" w:hAnsi="Times New Roman" w:cs="Times New Roman"/>
+                <w:sz w:val="26"/>
+                <w:szCs w:val="26"/>
+              </w:rPr>
+              <w:t>OPS / SA</w:t>
+            </w:r>
+          </w:p>
+        </w:tc>
+        <w:tc>
+          <w:tcPr>
+            <w:tcW w:w="2304" w:type="dxa"/>
+            <w:shd w:val="clear" w:color="auto" w:fill="F2F4F7"/>
+          </w:tcPr>
+          <w:p>
+            <w:pPr>
+              <w:rPr>
+                <w:rFonts w:ascii="Times New Roman" w:hAnsi="Times New Roman" w:cs="Times New Roman"/>
+                <w:sz w:val="26"/>
+                <w:szCs w:val="26"/>
+              </w:rPr>
+            </w:pPr>
+            <w:r>
+              <w:rPr>
+                <w:rFonts w:ascii="Times New Roman" w:hAnsi="Times New Roman" w:cs="Times New Roman"/>
+                <w:sz w:val="26"/>
+                <w:szCs w:val="26"/>
+              </w:rPr>
+              <w:t>Đã cấu hình &amp; test ping ok</w:t>
+            </w:r>
+          </w:p>
+        </w:tc>
+      </w:tr>
+      <w:tr>
+        <w:tc>
+          <w:tcPr>
+            <w:tcW w:w="4032" w:type="dxa"/>
+          </w:tcPr>
+          <w:p>
+            <w:pPr>
+              <w:rPr>
+                <w:rFonts w:ascii="Times New Roman" w:hAnsi="Times New Roman" w:cs="Times New Roman"/>
+                <w:sz w:val="26"/>
+                <w:szCs w:val="26"/>
+              </w:rPr>
+            </w:pPr>
+            <w:r>
+              <w:rPr>
+                <w:rFonts w:ascii="Times New Roman" w:hAnsi="Times New Roman" w:cs="Times New Roman"/>
+                <w:sz w:val="26"/>
+                <w:szCs w:val="26"/>
+              </w:rPr>
+              <w:t>Kế hoạch Quản lý Rủi ro &amp; Bảng phân bổ 3.200 giờ công đã được chốt?</w:t>
+            </w:r>
+          </w:p>
+        </w:tc>
+        <w:tc>
+          <w:tcPr>
+            <w:tcW w:w="1584" w:type="dxa"/>
+          </w:tcPr>
+          <w:p>
+            <w:pPr>
+              <w:jc w:val="center"/>
+              <w:rPr>
+                <w:rFonts w:ascii="Times New Roman" w:hAnsi="Times New Roman" w:cs="Times New Roman"/>
+                <w:sz w:val="26"/>
+                <w:szCs w:val="26"/>
+              </w:rPr>
+            </w:pPr>
+            <w:r>
+              <w:rPr>
+                <w:rFonts w:ascii="Times New Roman" w:hAnsi="Times New Roman" w:cs="Times New Roman"/>
+                <w:b/>
+                <w:color w:val="385723"/>
+                <w:sz w:val="26"/>
+                <w:szCs w:val="26"/>
+              </w:rPr>
+              <w:t>HOÀN THÀNH</w:t>
+            </w:r>
+          </w:p>
+        </w:tc>
+        <w:tc>
+          <w:tcPr>
+            <w:tcW w:w="1440" w:type="dxa"/>
+          </w:tcPr>
+          <w:p>
+            <w:pPr>
+              <w:jc w:val="center"/>
+              <w:rPr>
+                <w:rFonts w:ascii="Times New Roman" w:hAnsi="Times New Roman" w:cs="Times New Roman"/>
+                <w:sz w:val="26"/>
+                <w:szCs w:val="26"/>
+              </w:rPr>
+            </w:pPr>
+            <w:r>
+              <w:rPr>
+                <w:rFonts w:ascii="Times New Roman" w:hAnsi="Times New Roman" w:cs="Times New Roman"/>
+                <w:sz w:val="26"/>
+                <w:szCs w:val="26"/>
+              </w:rPr>
+              <w:t>PM</w:t>
+            </w:r>
+          </w:p>
+        </w:tc>
+        <w:tc>
+          <w:tcPr>
+            <w:tcW w:w="2304" w:type="dxa"/>
+          </w:tcPr>
+          <w:p>
+            <w:r/>
+            <w:r>
+              <w:rPr>
+                <w:rFonts w:ascii="Times New Roman" w:hAnsi="Times New Roman" w:cs="Times New Roman" w:eastAsia="Times New Roman"/>
+                <w:b w:val="0"/>
+                <w:i w:val="0"/>
+                <w:color w:val="000000"/>
+                <w:sz w:val="22"/>
+                <w:szCs w:val="22"/>
+              </w:rPr>
+              <w:t>Khớp đúng kế hoạch chi phí và dự toán hợp đồng trọn gói</w:t>
+            </w:r>
+          </w:p>
+        </w:tc>
+      </w:tr>
+    </w:tbl>
+    <w:p>
+      <w:pPr>
+        <w:spacing w:after="80"/>
+        <w:rPr>
+          <w:rFonts w:ascii="Times New Roman" w:hAnsi="Times New Roman" w:cs="Times New Roman"/>
+          <w:sz w:val="26"/>
+          <w:szCs w:val="26"/>
+        </w:rPr>
+      </w:pPr>
+    </w:p>
+    <w:p>
+      <w:pPr>
+        <w:pStyle w:val="u1"/>
+        <w:rPr>
+          <w:rFonts w:ascii="Times New Roman" w:hAnsi="Times New Roman" w:cs="Times New Roman"/>
+          <w:sz w:val="26"/>
+          <w:szCs w:val="26"/>
+        </w:rPr>
+      </w:pPr>
+      <w:r>
+        <w:rPr>
+          <w:rFonts w:ascii="Times New Roman" w:hAnsi="Times New Roman" w:cs="Times New Roman"/>
+          <w:color w:val="1F4E78"/>
+          <w:sz w:val="26"/>
+          <w:szCs w:val="26"/>
+        </w:rPr>
+        <w:t>GATE 2: PHASE EXIT REVIEW - PHÁT TRIỂN &amp; TÍCH HỢP HỆ THỐNG (Sprint 2 - Sprint 5)</w:t>
+      </w:r>
+    </w:p>
+    <w:tbl>
+      <w:tblPr>
+        <w:tblStyle w:val="LiBang"/>
+        <w:tblW w:w="0" w:type="auto"/>
+        <w:tblLook w:val="04A0" w:firstRow="1" w:lastRow="0" w:firstColumn="1" w:lastColumn="0" w:noHBand="0" w:noVBand="1"/>
+      </w:tblPr>
+      <w:tblGrid>
+        <w:gridCol w:w="4032"/>
+        <w:gridCol w:w="1584"/>
+        <w:gridCol w:w="1440"/>
+        <w:gridCol w:w="2304"/>
+      </w:tblGrid>
+      <w:tr>
+        <w:tc>
+          <w:tcPr>
+            <w:tcW w:w="4032" w:type="dxa"/>
+            <w:shd w:val="clear" w:color="auto" w:fill="1F4E78"/>
+          </w:tcPr>
+          <w:p>
+            <w:pPr>
+              <w:jc w:val="center"/>
+              <w:rPr>
+                <w:rFonts w:ascii="Times New Roman" w:hAnsi="Times New Roman" w:cs="Times New Roman"/>
+                <w:sz w:val="26"/>
+                <w:szCs w:val="26"/>
+              </w:rPr>
+            </w:pPr>
+            <w:r>
+              <w:rPr>
+                <w:rFonts w:ascii="Times New Roman" w:hAnsi="Times New Roman" w:cs="Times New Roman"/>
+                <w:b/>
+                <w:color w:val="FFFFFF"/>
+                <w:sz w:val="26"/>
+                <w:szCs w:val="26"/>
+              </w:rPr>
+              <w:t>Hạng mục Kiểm tra Exit Review</w:t>
+            </w:r>
+          </w:p>
+        </w:tc>
+        <w:tc>
+          <w:tcPr>
+            <w:tcW w:w="1584" w:type="dxa"/>
+            <w:shd w:val="clear" w:color="auto" w:fill="1F4E78"/>
+          </w:tcPr>
+          <w:p>
+            <w:pPr>
+              <w:jc w:val="center"/>
+              <w:rPr>
+                <w:rFonts w:ascii="Times New Roman" w:hAnsi="Times New Roman" w:cs="Times New Roman"/>
+                <w:sz w:val="26"/>
+                <w:szCs w:val="26"/>
+              </w:rPr>
+            </w:pPr>
+            <w:r>
+              <w:rPr>
+                <w:rFonts w:ascii="Times New Roman" w:hAnsi="Times New Roman" w:cs="Times New Roman"/>
+                <w:b/>
+                <w:color w:val="FFFFFF"/>
+                <w:sz w:val="26"/>
+                <w:szCs w:val="26"/>
+              </w:rPr>
+              <w:t>Trạng thái</w:t>
+            </w:r>
+          </w:p>
+        </w:tc>
+        <w:tc>
+          <w:tcPr>
+            <w:tcW w:w="1440" w:type="dxa"/>
+            <w:shd w:val="clear" w:color="auto" w:fill="1F4E78"/>
+          </w:tcPr>
+          <w:p>
+            <w:pPr>
+              <w:jc w:val="center"/>
+              <w:rPr>
+                <w:rFonts w:ascii="Times New Roman" w:hAnsi="Times New Roman" w:cs="Times New Roman"/>
+                <w:sz w:val="26"/>
+                <w:szCs w:val="26"/>
+              </w:rPr>
+            </w:pPr>
+            <w:r>
+              <w:rPr>
+                <w:rFonts w:ascii="Times New Roman" w:hAnsi="Times New Roman" w:cs="Times New Roman"/>
+                <w:b/>
+                <w:color w:val="FFFFFF"/>
+                <w:sz w:val="26"/>
+                <w:szCs w:val="26"/>
+              </w:rPr>
+              <w:t>Trách nhiệm</w:t>
+            </w:r>
+          </w:p>
+        </w:tc>
+        <w:tc>
+          <w:tcPr>
+            <w:tcW w:w="2304" w:type="dxa"/>
+            <w:shd w:val="clear" w:color="auto" w:fill="1F4E78"/>
+          </w:tcPr>
+          <w:p>
+            <w:pPr>
+              <w:jc w:val="center"/>
+              <w:rPr>
+                <w:rFonts w:ascii="Times New Roman" w:hAnsi="Times New Roman" w:cs="Times New Roman"/>
+                <w:sz w:val="26"/>
+                <w:szCs w:val="26"/>
+              </w:rPr>
+            </w:pPr>
+            <w:r>
+              <w:rPr>
+                <w:rFonts w:ascii="Times New Roman" w:hAnsi="Times New Roman" w:cs="Times New Roman"/>
+                <w:b/>
+                <w:color w:val="FFFFFF"/>
+                <w:sz w:val="26"/>
+                <w:szCs w:val="26"/>
+              </w:rPr>
+              <w:t>Ghi chú / Bằng chứng kiểm chứng</w:t>
+            </w:r>
+          </w:p>
+        </w:tc>
+      </w:tr>
+      <w:tr>
+        <w:tc>
+          <w:tcPr>
+            <w:tcW w:w="4032" w:type="dxa"/>
+            <w:shd w:val="clear" w:color="auto" w:fill="F2F4F7"/>
+          </w:tcPr>
+          <w:p>
+            <w:pPr>
+              <w:rPr>
+                <w:rFonts w:ascii="Times New Roman" w:hAnsi="Times New Roman" w:cs="Times New Roman"/>
+                <w:sz w:val="26"/>
+                <w:szCs w:val="26"/>
+              </w:rPr>
+            </w:pPr>
+            <w:r>
+              <w:rPr>
+                <w:rFonts w:ascii="Times New Roman" w:hAnsi="Times New Roman" w:cs="Times New Roman"/>
+                <w:sz w:val="26"/>
+                <w:szCs w:val="26"/>
+              </w:rPr>
+              <w:t>Sprint 2: Bàn giao Tìm kiếm, Danh mục sản phẩm &amp; Đồng bộ Main System?</w:t>
+            </w:r>
+          </w:p>
+        </w:tc>
+        <w:tc>
+          <w:tcPr>
+            <w:tcW w:w="1584" w:type="dxa"/>
+            <w:shd w:val="clear" w:color="auto" w:fill="F2F4F7"/>
+          </w:tcPr>
+          <w:p>
+            <w:pPr>
+              <w:jc w:val="center"/>
+              <w:rPr>
+                <w:rFonts w:ascii="Times New Roman" w:hAnsi="Times New Roman" w:cs="Times New Roman"/>
+                <w:sz w:val="26"/>
+                <w:szCs w:val="26"/>
+              </w:rPr>
+            </w:pPr>
+            <w:r>
+              <w:rPr>
+                <w:rFonts w:ascii="Times New Roman" w:hAnsi="Times New Roman" w:cs="Times New Roman"/>
+                <w:b/>
+                <w:color w:val="385723"/>
+                <w:sz w:val="26"/>
+                <w:szCs w:val="26"/>
+              </w:rPr>
+              <w:t>HOÀN THÀNH</w:t>
+            </w:r>
+          </w:p>
+        </w:tc>
+        <w:tc>
+          <w:tcPr>
+            <w:tcW w:w="1440" w:type="dxa"/>
+            <w:shd w:val="clear" w:color="auto" w:fill="F2F4F7"/>
+          </w:tcPr>
+          <w:p>
+            <w:pPr>
+              <w:jc w:val="center"/>
+              <w:rPr>
+                <w:rFonts w:ascii="Times New Roman" w:hAnsi="Times New Roman" w:cs="Times New Roman"/>
+                <w:sz w:val="26"/>
+                <w:szCs w:val="26"/>
+              </w:rPr>
+            </w:pPr>
+            <w:r>
+              <w:rPr>
+                <w:rFonts w:ascii="Times New Roman" w:hAnsi="Times New Roman" w:cs="Times New Roman"/>
+                <w:sz w:val="26"/>
+                <w:szCs w:val="26"/>
+              </w:rPr>
+              <w:t>DEV / QC</w:t>
+            </w:r>
+          </w:p>
+        </w:tc>
+        <w:tc>
+          <w:tcPr>
+            <w:tcW w:w="2304" w:type="dxa"/>
+            <w:shd w:val="clear" w:color="auto" w:fill="F2F4F7"/>
+          </w:tcPr>
+          <w:p>
+            <w:pPr>
+              <w:rPr>
+                <w:rFonts w:ascii="Times New Roman" w:hAnsi="Times New Roman" w:cs="Times New Roman"/>
+                <w:sz w:val="26"/>
+                <w:szCs w:val="26"/>
+              </w:rPr>
+            </w:pPr>
+            <w:r>
+              <w:rPr>
+                <w:rFonts w:ascii="Times New Roman" w:hAnsi="Times New Roman" w:cs="Times New Roman"/>
+                <w:sz w:val="26"/>
+                <w:szCs w:val="26"/>
+              </w:rPr>
+              <w:t>PO nghiệm thu 10/04/2026</w:t>
+            </w:r>
+          </w:p>
+        </w:tc>
+      </w:tr>
+      <w:tr>
+        <w:tc>
+          <w:tcPr>
+            <w:tcW w:w="4032" w:type="dxa"/>
+          </w:tcPr>
+          <w:p>
+            <w:pPr>
+              <w:rPr>
+                <w:rFonts w:ascii="Times New Roman" w:hAnsi="Times New Roman" w:cs="Times New Roman"/>
+                <w:sz w:val="26"/>
+                <w:szCs w:val="26"/>
+              </w:rPr>
+            </w:pPr>
+            <w:r>
+              <w:rPr>
+                <w:rFonts w:ascii="Times New Roman" w:hAnsi="Times New Roman" w:cs="Times New Roman"/>
+                <w:sz w:val="26"/>
+                <w:szCs w:val="26"/>
+              </w:rPr>
+              <w:t>Sprint 3: Bàn giao Quản trị Thành viên, Xác thực OTP &amp; JWT Tokens?</w:t>
+            </w:r>
+          </w:p>
+        </w:tc>
+        <w:tc>
+          <w:tcPr>
+            <w:tcW w:w="1584" w:type="dxa"/>
+          </w:tcPr>
+          <w:p>
+            <w:pPr>
+              <w:jc w:val="center"/>
+              <w:rPr>
+                <w:rFonts w:ascii="Times New Roman" w:hAnsi="Times New Roman" w:cs="Times New Roman"/>
+                <w:sz w:val="26"/>
+                <w:szCs w:val="26"/>
+              </w:rPr>
+            </w:pPr>
+            <w:r>
+              <w:rPr>
+                <w:rFonts w:ascii="Times New Roman" w:hAnsi="Times New Roman" w:cs="Times New Roman"/>
+                <w:b/>
+                <w:color w:val="385723"/>
+                <w:sz w:val="26"/>
+                <w:szCs w:val="26"/>
+              </w:rPr>
+              <w:t>HOÀN THÀNH</w:t>
+            </w:r>
+          </w:p>
+        </w:tc>
+        <w:tc>
+          <w:tcPr>
+            <w:tcW w:w="1440" w:type="dxa"/>
+          </w:tcPr>
+          <w:p>
+            <w:pPr>
+              <w:jc w:val="center"/>
+              <w:rPr>
+                <w:rFonts w:ascii="Times New Roman" w:hAnsi="Times New Roman" w:cs="Times New Roman"/>
+                <w:sz w:val="26"/>
+                <w:szCs w:val="26"/>
+              </w:rPr>
+            </w:pPr>
+            <w:r>
+              <w:rPr>
+                <w:rFonts w:ascii="Times New Roman" w:hAnsi="Times New Roman" w:cs="Times New Roman"/>
+                <w:sz w:val="26"/>
+                <w:szCs w:val="26"/>
+              </w:rPr>
+              <w:t>DEV / QC</w:t>
+            </w:r>
+          </w:p>
+        </w:tc>
+        <w:tc>
+          <w:tcPr>
+            <w:tcW w:w="2304" w:type="dxa"/>
+          </w:tcPr>
+          <w:p>
+            <w:pPr>
+              <w:rPr>
+                <w:rFonts w:ascii="Times New Roman" w:hAnsi="Times New Roman" w:cs="Times New Roman"/>
+                <w:sz w:val="26"/>
+                <w:szCs w:val="26"/>
+              </w:rPr>
+            </w:pPr>
+            <w:r>
+              <w:rPr>
+                <w:rFonts w:ascii="Times New Roman" w:hAnsi="Times New Roman" w:cs="Times New Roman"/>
+                <w:sz w:val="26"/>
+                <w:szCs w:val="26"/>
+              </w:rPr>
+              <w:t>PO nghiệm thu 24/04/2026</w:t>
+            </w:r>
+          </w:p>
+        </w:tc>
+      </w:tr>
+      <w:tr>
+        <w:tc>
+          <w:tcPr>
+            <w:tcW w:w="4032" w:type="dxa"/>
+            <w:shd w:val="clear" w:color="auto" w:fill="F2F4F7"/>
+          </w:tcPr>
+          <w:p>
+            <w:pPr>
+              <w:rPr>
+                <w:rFonts w:ascii="Times New Roman" w:hAnsi="Times New Roman" w:cs="Times New Roman"/>
+                <w:sz w:val="26"/>
+                <w:szCs w:val="26"/>
+              </w:rPr>
+            </w:pPr>
+            <w:r>
+              <w:rPr>
+                <w:rFonts w:ascii="Times New Roman" w:hAnsi="Times New Roman" w:cs="Times New Roman"/>
+                <w:sz w:val="26"/>
+                <w:szCs w:val="26"/>
+              </w:rPr>
+              <w:t>Sprint 4: Bàn giao Giỏ hàng thông minh &amp; Đồng bộ tồn kho real-time?</w:t>
+            </w:r>
+          </w:p>
+        </w:tc>
+        <w:tc>
+          <w:tcPr>
+            <w:tcW w:w="1584" w:type="dxa"/>
+            <w:shd w:val="clear" w:color="auto" w:fill="F2F4F7"/>
+          </w:tcPr>
+          <w:p>
+            <w:pPr>
+              <w:jc w:val="center"/>
+              <w:rPr>
+                <w:rFonts w:ascii="Times New Roman" w:hAnsi="Times New Roman" w:cs="Times New Roman"/>
+                <w:sz w:val="26"/>
+                <w:szCs w:val="26"/>
+              </w:rPr>
+            </w:pPr>
+            <w:r>
+              <w:rPr>
+                <w:rFonts w:ascii="Times New Roman" w:hAnsi="Times New Roman" w:cs="Times New Roman"/>
+                <w:b/>
+                <w:color w:val="385723"/>
+                <w:sz w:val="26"/>
+                <w:szCs w:val="26"/>
+              </w:rPr>
+              <w:t>HOÀN THÀNH</w:t>
+            </w:r>
+          </w:p>
+        </w:tc>
+        <w:tc>
+          <w:tcPr>
+            <w:tcW w:w="1440" w:type="dxa"/>
+            <w:shd w:val="clear" w:color="auto" w:fill="F2F4F7"/>
+          </w:tcPr>
+          <w:p>
+            <w:pPr>
+              <w:jc w:val="center"/>
+              <w:rPr>
+                <w:rFonts w:ascii="Times New Roman" w:hAnsi="Times New Roman" w:cs="Times New Roman"/>
+                <w:sz w:val="26"/>
+                <w:szCs w:val="26"/>
+              </w:rPr>
+            </w:pPr>
+            <w:r>
+              <w:rPr>
+                <w:rFonts w:ascii="Times New Roman" w:hAnsi="Times New Roman" w:cs="Times New Roman"/>
+                <w:sz w:val="26"/>
+                <w:szCs w:val="26"/>
+              </w:rPr>
+              <w:t>DEV / QC</w:t>
+            </w:r>
+          </w:p>
+        </w:tc>
+        <w:tc>
+          <w:tcPr>
+            <w:tcW w:w="2304" w:type="dxa"/>
+            <w:shd w:val="clear" w:color="auto" w:fill="F2F4F7"/>
+          </w:tcPr>
+          <w:p>
+            <w:pPr>
+              <w:rPr>
+                <w:rFonts w:ascii="Times New Roman" w:hAnsi="Times New Roman" w:cs="Times New Roman"/>
+                <w:sz w:val="26"/>
+                <w:szCs w:val="26"/>
+              </w:rPr>
+            </w:pPr>
+            <w:r>
+              <w:rPr>
+                <w:rFonts w:ascii="Times New Roman" w:hAnsi="Times New Roman" w:cs="Times New Roman"/>
+                <w:sz w:val="26"/>
+                <w:szCs w:val="26"/>
+              </w:rPr>
+              <w:t>PO nghiệm thu 08/05/2026</w:t>
+            </w:r>
+          </w:p>
+        </w:tc>
+      </w:tr>
+      <w:tr>
+        <w:tc>
+          <w:tcPr>
+            <w:tcW w:w="4032" w:type="dxa"/>
+          </w:tcPr>
+          <w:p>
+            <w:pPr>
+              <w:rPr>
+                <w:rFonts w:ascii="Times New Roman" w:hAnsi="Times New Roman" w:cs="Times New Roman"/>
+                <w:sz w:val="26"/>
+                <w:szCs w:val="26"/>
+              </w:rPr>
+            </w:pPr>
+            <w:r>
+              <w:rPr>
+                <w:rFonts w:ascii="Times New Roman" w:hAnsi="Times New Roman" w:cs="Times New Roman"/>
+                <w:sz w:val="26"/>
+                <w:szCs w:val="26"/>
+              </w:rPr>
+              <w:t xml:space="preserve">Sprint 5: Bàn giao Đặt hàng 3 bước, </w:t>
+            </w:r>
+            <w:r>
+              <w:rPr>
+                <w:rFonts w:ascii="Times New Roman" w:hAnsi="Times New Roman" w:cs="Times New Roman"/>
+                <w:sz w:val="26"/>
+                <w:szCs w:val="26"/>
+              </w:rPr>
+              <w:lastRenderedPageBreak/>
+              <w:t>Cổng thanh toán &amp; Đối soát tự động?</w:t>
+            </w:r>
+          </w:p>
+        </w:tc>
+        <w:tc>
+          <w:tcPr>
+            <w:tcW w:w="1584" w:type="dxa"/>
+          </w:tcPr>
+          <w:p>
+            <w:pPr>
+              <w:jc w:val="center"/>
+              <w:rPr>
+                <w:rFonts w:ascii="Times New Roman" w:hAnsi="Times New Roman" w:cs="Times New Roman"/>
+                <w:sz w:val="26"/>
+                <w:szCs w:val="26"/>
+              </w:rPr>
+            </w:pPr>
+            <w:r>
+              <w:rPr>
+                <w:rFonts w:ascii="Times New Roman" w:hAnsi="Times New Roman" w:cs="Times New Roman"/>
+                <w:b/>
+                <w:color w:val="385723"/>
+                <w:sz w:val="26"/>
+                <w:szCs w:val="26"/>
+              </w:rPr>
+              <w:lastRenderedPageBreak/>
+              <w:t xml:space="preserve">HOÀN </w:t>
+            </w:r>
+            <w:r>
+              <w:rPr>
+                <w:rFonts w:ascii="Times New Roman" w:hAnsi="Times New Roman" w:cs="Times New Roman"/>
+                <w:b/>
+                <w:color w:val="385723"/>
+                <w:sz w:val="26"/>
+                <w:szCs w:val="26"/>
+              </w:rPr>
+              <w:lastRenderedPageBreak/>
+              <w:t>THÀNH</w:t>
+            </w:r>
+          </w:p>
+        </w:tc>
+        <w:tc>
+          <w:tcPr>
+            <w:tcW w:w="1440" w:type="dxa"/>
+          </w:tcPr>
+          <w:p>
+            <w:pPr>
+              <w:jc w:val="center"/>
+              <w:rPr>
+                <w:rFonts w:ascii="Times New Roman" w:hAnsi="Times New Roman" w:cs="Times New Roman"/>
+                <w:sz w:val="26"/>
+                <w:szCs w:val="26"/>
+              </w:rPr>
+            </w:pPr>
+            <w:r>
+              <w:rPr>
+                <w:rFonts w:ascii="Times New Roman" w:hAnsi="Times New Roman" w:cs="Times New Roman"/>
+                <w:sz w:val="26"/>
+                <w:szCs w:val="26"/>
+              </w:rPr>
+              <w:lastRenderedPageBreak/>
+              <w:t>DEV / QC</w:t>
+            </w:r>
+          </w:p>
+        </w:tc>
+        <w:tc>
+          <w:tcPr>
+            <w:tcW w:w="2304" w:type="dxa"/>
+          </w:tcPr>
+          <w:p>
+            <w:pPr>
+              <w:rPr>
+                <w:rFonts w:ascii="Times New Roman" w:hAnsi="Times New Roman" w:cs="Times New Roman"/>
+                <w:sz w:val="26"/>
+                <w:szCs w:val="26"/>
+              </w:rPr>
+            </w:pPr>
+            <w:r>
+              <w:rPr>
+                <w:rFonts w:ascii="Times New Roman" w:hAnsi="Times New Roman" w:cs="Times New Roman"/>
+                <w:sz w:val="26"/>
+                <w:szCs w:val="26"/>
+              </w:rPr>
+              <w:t xml:space="preserve">PO nghiệm thu </w:t>
+            </w:r>
+            <w:r>
+              <w:rPr>
+                <w:rFonts w:ascii="Times New Roman" w:hAnsi="Times New Roman" w:cs="Times New Roman"/>
+                <w:sz w:val="26"/>
+                <w:szCs w:val="26"/>
+              </w:rPr>
+              <w:lastRenderedPageBreak/>
+              <w:t>22/05/2026</w:t>
+            </w:r>
+          </w:p>
+        </w:tc>
+      </w:tr>
+    </w:tbl>
+    <w:p>
+      <w:pPr>
+        <w:spacing w:after="80"/>
+        <w:rPr>
+          <w:rFonts w:ascii="Times New Roman" w:hAnsi="Times New Roman" w:cs="Times New Roman"/>
+          <w:sz w:val="26"/>
+          <w:szCs w:val="26"/>
+        </w:rPr>
+      </w:pPr>
+    </w:p>
+    <w:p>
+      <w:pPr>
+        <w:pStyle w:val="u1"/>
+        <w:rPr>
+          <w:rFonts w:ascii="Times New Roman" w:hAnsi="Times New Roman" w:cs="Times New Roman"/>
+          <w:sz w:val="26"/>
+          <w:szCs w:val="26"/>
+        </w:rPr>
+      </w:pPr>
+      <w:r>
+        <w:rPr>
+          <w:rFonts w:ascii="Times New Roman" w:hAnsi="Times New Roman" w:cs="Times New Roman"/>
+          <w:color w:val="1F4E78"/>
+          <w:sz w:val="26"/>
+          <w:szCs w:val="26"/>
+        </w:rPr>
+        <w:t>GATE 3: PHASE EXIT REVIEW - KIỂM THỬ VẬN HÀNH &amp; HIỆU NĂNG (Sprint 6 - Sprint 7)</w:t>
+      </w:r>
+    </w:p>
+    <w:tbl>
+      <w:tblPr>
+        <w:tblStyle w:val="LiBang"/>
+        <w:tblW w:w="0" w:type="auto"/>
+        <w:tblLook w:val="04A0" w:firstRow="1" w:lastRow="0" w:firstColumn="1" w:lastColumn="0" w:noHBand="0" w:noVBand="1"/>
+      </w:tblPr>
+      <w:tblGrid>
+        <w:gridCol w:w="4032"/>
+        <w:gridCol w:w="1584"/>
+        <w:gridCol w:w="1440"/>
+        <w:gridCol w:w="2304"/>
+      </w:tblGrid>
+      <w:tr>
+        <w:tc>
+          <w:tcPr>
+            <w:tcW w:w="4032" w:type="dxa"/>
+            <w:shd w:val="clear" w:color="auto" w:fill="1F4E78"/>
+          </w:tcPr>
+          <w:p>
+            <w:pPr>
+              <w:jc w:val="center"/>
+              <w:rPr>
+                <w:rFonts w:ascii="Times New Roman" w:hAnsi="Times New Roman" w:cs="Times New Roman"/>
+                <w:sz w:val="26"/>
+                <w:szCs w:val="26"/>
+              </w:rPr>
+            </w:pPr>
+            <w:r>
+              <w:rPr>
+                <w:rFonts w:ascii="Times New Roman" w:hAnsi="Times New Roman" w:cs="Times New Roman"/>
+                <w:b/>
+                <w:color w:val="FFFFFF"/>
+                <w:sz w:val="26"/>
+                <w:szCs w:val="26"/>
+              </w:rPr>
+              <w:t>Hạng mục Kiểm tra Exit Review</w:t>
+            </w:r>
+          </w:p>
+        </w:tc>
+        <w:tc>
+          <w:tcPr>
+            <w:tcW w:w="1584" w:type="dxa"/>
+            <w:shd w:val="clear" w:color="auto" w:fill="1F4E78"/>
+          </w:tcPr>
+          <w:p>
+            <w:pPr>
+              <w:jc w:val="center"/>
+              <w:rPr>
+                <w:rFonts w:ascii="Times New Roman" w:hAnsi="Times New Roman" w:cs="Times New Roman"/>
+                <w:sz w:val="26"/>
+                <w:szCs w:val="26"/>
+              </w:rPr>
+            </w:pPr>
+            <w:r>
+              <w:rPr>
+                <w:rFonts w:ascii="Times New Roman" w:hAnsi="Times New Roman" w:cs="Times New Roman"/>
+                <w:b/>
+                <w:color w:val="FFFFFF"/>
+                <w:sz w:val="26"/>
+                <w:szCs w:val="26"/>
+              </w:rPr>
+              <w:t>Trạng thái</w:t>
+            </w:r>
+          </w:p>
+        </w:tc>
+        <w:tc>
+          <w:tcPr>
+            <w:tcW w:w="1440" w:type="dxa"/>
+            <w:shd w:val="clear" w:color="auto" w:fill="1F4E78"/>
+          </w:tcPr>
+          <w:p>
+            <w:pPr>
+              <w:jc w:val="center"/>
+              <w:rPr>
+                <w:rFonts w:ascii="Times New Roman" w:hAnsi="Times New Roman" w:cs="Times New Roman"/>
+                <w:sz w:val="26"/>
+                <w:szCs w:val="26"/>
+              </w:rPr>
+            </w:pPr>
+            <w:r>
+              <w:rPr>
+                <w:rFonts w:ascii="Times New Roman" w:hAnsi="Times New Roman" w:cs="Times New Roman"/>
+                <w:b/>
+                <w:color w:val="FFFFFF"/>
+                <w:sz w:val="26"/>
+                <w:szCs w:val="26"/>
+              </w:rPr>
+              <w:t>Trách nhiệm</w:t>
+            </w:r>
+          </w:p>
+        </w:tc>
+        <w:tc>
+          <w:tcPr>
+            <w:tcW w:w="2304" w:type="dxa"/>
+            <w:shd w:val="clear" w:color="auto" w:fill="1F4E78"/>
+          </w:tcPr>
+          <w:p>
+            <w:pPr>
+              <w:jc w:val="center"/>
+              <w:rPr>
+                <w:rFonts w:ascii="Times New Roman" w:hAnsi="Times New Roman" w:cs="Times New Roman"/>
+                <w:sz w:val="26"/>
+                <w:szCs w:val="26"/>
+              </w:rPr>
+            </w:pPr>
+            <w:r>
+              <w:rPr>
+                <w:rFonts w:ascii="Times New Roman" w:hAnsi="Times New Roman" w:cs="Times New Roman"/>
+                <w:b/>
+                <w:color w:val="FFFFFF"/>
+                <w:sz w:val="26"/>
+                <w:szCs w:val="26"/>
+              </w:rPr>
+              <w:t>Ghi chú / Bằng chứng kiểm chứng</w:t>
+            </w:r>
+          </w:p>
+        </w:tc>
+      </w:tr>
+      <w:tr>
+        <w:tc>
+          <w:tcPr>
+            <w:tcW w:w="4032" w:type="dxa"/>
+            <w:shd w:val="clear" w:color="auto" w:fill="F2F4F7"/>
+          </w:tcPr>
+          <w:p>
+            <w:pPr>
+              <w:rPr>
+                <w:rFonts w:ascii="Times New Roman" w:hAnsi="Times New Roman" w:cs="Times New Roman"/>
+                <w:sz w:val="26"/>
+                <w:szCs w:val="26"/>
+              </w:rPr>
+            </w:pPr>
+            <w:r>
+              <w:rPr>
+                <w:rFonts w:ascii="Times New Roman" w:hAnsi="Times New Roman" w:cs="Times New Roman"/>
+                <w:sz w:val="26"/>
+                <w:szCs w:val="26"/>
+              </w:rPr>
+              <w:t>Kiểm thử Tích hợp Hệ thống (SIT) khép kín end-to-end hoàn thành 100% testcase?</w:t>
+            </w:r>
+          </w:p>
+        </w:tc>
+        <w:tc>
+          <w:tcPr>
+            <w:tcW w:w="1584" w:type="dxa"/>
+            <w:shd w:val="clear" w:color="auto" w:fill="F2F4F7"/>
+          </w:tcPr>
+          <w:p>
+            <w:pPr>
+              <w:jc w:val="center"/>
+              <w:rPr>
+                <w:rFonts w:ascii="Times New Roman" w:hAnsi="Times New Roman" w:cs="Times New Roman"/>
+                <w:sz w:val="26"/>
+                <w:szCs w:val="26"/>
+              </w:rPr>
+            </w:pPr>
+            <w:r>
+              <w:rPr>
+                <w:rFonts w:ascii="Times New Roman" w:hAnsi="Times New Roman" w:cs="Times New Roman"/>
+                <w:b/>
+                <w:color w:val="385723"/>
+                <w:sz w:val="26"/>
+                <w:szCs w:val="26"/>
+              </w:rPr>
+              <w:t>HOÀN THÀNH</w:t>
+            </w:r>
+          </w:p>
+        </w:tc>
+        <w:tc>
+          <w:tcPr>
+            <w:tcW w:w="1440" w:type="dxa"/>
+            <w:shd w:val="clear" w:color="auto" w:fill="F2F4F7"/>
+          </w:tcPr>
+          <w:p>
+            <w:pPr>
+              <w:jc w:val="center"/>
+              <w:rPr>
+                <w:rFonts w:ascii="Times New Roman" w:hAnsi="Times New Roman" w:cs="Times New Roman"/>
+                <w:sz w:val="26"/>
+                <w:szCs w:val="26"/>
+              </w:rPr>
+            </w:pPr>
+            <w:r>
+              <w:rPr>
+                <w:rFonts w:ascii="Times New Roman" w:hAnsi="Times New Roman" w:cs="Times New Roman"/>
+                <w:sz w:val="26"/>
+                <w:szCs w:val="26"/>
+              </w:rPr>
+              <w:t>QC Lead</w:t>
+            </w:r>
+          </w:p>
+        </w:tc>
+        <w:tc>
+          <w:tcPr>
+            <w:tcW w:w="2304" w:type="dxa"/>
+            <w:shd w:val="clear" w:color="auto" w:fill="F2F4F7"/>
+          </w:tcPr>
+          <w:p>
+            <w:pPr>
+              <w:rPr>
+                <w:rFonts w:ascii="Times New Roman" w:hAnsi="Times New Roman" w:cs="Times New Roman"/>
+                <w:sz w:val="26"/>
+                <w:szCs w:val="26"/>
+              </w:rPr>
+            </w:pPr>
+            <w:r>
+              <w:rPr>
+                <w:rFonts w:ascii="Times New Roman" w:hAnsi="Times New Roman" w:cs="Times New Roman"/>
+                <w:sz w:val="26"/>
+                <w:szCs w:val="26"/>
+              </w:rPr>
+              <w:t>Không còn bug Critical/High</w:t>
+            </w:r>
+          </w:p>
+        </w:tc>
+      </w:tr>
+      <w:tr>
+        <w:tc>
+          <w:tcPr>
+            <w:tcW w:w="4032" w:type="dxa"/>
+          </w:tcPr>
+          <w:p>
+            <w:pPr>
+              <w:rPr>
+                <w:rFonts w:ascii="Times New Roman" w:hAnsi="Times New Roman" w:cs="Times New Roman"/>
+                <w:sz w:val="26"/>
+                <w:szCs w:val="26"/>
+              </w:rPr>
+            </w:pPr>
+            <w:r>
+              <w:rPr>
+                <w:rFonts w:ascii="Times New Roman" w:hAnsi="Times New Roman" w:cs="Times New Roman"/>
+                <w:sz w:val="26"/>
+                <w:szCs w:val="26"/>
+              </w:rPr>
+              <w:t>Kiểm thử Chịu tải k6/JMeter đạt chỉ số P95 ≤ 2 giây, chịu tải 10.000 user đồng thời?</w:t>
+            </w:r>
+          </w:p>
+        </w:tc>
+        <w:tc>
+          <w:tcPr>
+            <w:tcW w:w="1584" w:type="dxa"/>
+          </w:tcPr>
+          <w:p>
+            <w:pPr>
+              <w:jc w:val="center"/>
+              <w:rPr>
+                <w:rFonts w:ascii="Times New Roman" w:hAnsi="Times New Roman" w:cs="Times New Roman"/>
+                <w:sz w:val="26"/>
+                <w:szCs w:val="26"/>
+              </w:rPr>
+            </w:pPr>
+            <w:r>
+              <w:rPr>
+                <w:rFonts w:ascii="Times New Roman" w:hAnsi="Times New Roman" w:cs="Times New Roman"/>
+                <w:b/>
+                <w:color w:val="385723"/>
+                <w:sz w:val="26"/>
+                <w:szCs w:val="26"/>
+              </w:rPr>
+              <w:t>HOÀN THÀNH</w:t>
+            </w:r>
+          </w:p>
+        </w:tc>
+        <w:tc>
+          <w:tcPr>
+            <w:tcW w:w="1440" w:type="dxa"/>
+          </w:tcPr>
+          <w:p>
+            <w:pPr>
+              <w:jc w:val="center"/>
+              <w:rPr>
+                <w:rFonts w:ascii="Times New Roman" w:hAnsi="Times New Roman" w:cs="Times New Roman"/>
+                <w:sz w:val="26"/>
+                <w:szCs w:val="26"/>
+              </w:rPr>
+            </w:pPr>
+            <w:r>
+              <w:rPr>
+                <w:rFonts w:ascii="Times New Roman" w:hAnsi="Times New Roman" w:cs="Times New Roman"/>
+                <w:sz w:val="26"/>
+                <w:szCs w:val="26"/>
+              </w:rPr>
+              <w:t>SA / QC</w:t>
+            </w:r>
+          </w:p>
+        </w:tc>
+        <w:tc>
+          <w:tcPr>
+            <w:tcW w:w="2304" w:type="dxa"/>
+          </w:tcPr>
+          <w:p>
+            <w:pPr>
+              <w:rPr>
+                <w:rFonts w:ascii="Times New Roman" w:hAnsi="Times New Roman" w:cs="Times New Roman"/>
+                <w:sz w:val="26"/>
+                <w:szCs w:val="26"/>
+              </w:rPr>
+            </w:pPr>
+            <w:r>
+              <w:rPr>
+                <w:rFonts w:ascii="Times New Roman" w:hAnsi="Times New Roman" w:cs="Times New Roman"/>
+                <w:sz w:val="26"/>
+                <w:szCs w:val="26"/>
+              </w:rPr>
+              <w:t>Kết quả đo thực tế P95 = 1.4s</w:t>
+            </w:r>
+          </w:p>
+        </w:tc>
+      </w:tr>
+      <w:tr>
+        <w:tc>
+          <w:tcPr>
+            <w:tcW w:w="4032" w:type="dxa"/>
+            <w:shd w:val="clear" w:color="auto" w:fill="F2F4F7"/>
+          </w:tcPr>
+          <w:p>
+            <w:pPr>
+              <w:rPr>
+                <w:rFonts w:ascii="Times New Roman" w:hAnsi="Times New Roman" w:cs="Times New Roman"/>
+                <w:sz w:val="26"/>
+                <w:szCs w:val="26"/>
+              </w:rPr>
+            </w:pPr>
+            <w:r>
+              <w:rPr>
+                <w:rFonts w:ascii="Times New Roman" w:hAnsi="Times New Roman" w:cs="Times New Roman"/>
+                <w:sz w:val="26"/>
+                <w:szCs w:val="26"/>
+              </w:rPr>
+              <w:t>Kiểm thử An toàn thông tin (ATTT) &amp; Quét lỗ hổng bảo mật không còn đe dọa?</w:t>
+            </w:r>
+          </w:p>
+        </w:tc>
+        <w:tc>
+          <w:tcPr>
+            <w:tcW w:w="1584" w:type="dxa"/>
+            <w:shd w:val="clear" w:color="auto" w:fill="F2F4F7"/>
+          </w:tcPr>
+          <w:p>
+            <w:pPr>
+              <w:jc w:val="center"/>
+              <w:rPr>
+                <w:rFonts w:ascii="Times New Roman" w:hAnsi="Times New Roman" w:cs="Times New Roman"/>
+                <w:sz w:val="26"/>
+                <w:szCs w:val="26"/>
+              </w:rPr>
+            </w:pPr>
+            <w:r>
+              <w:rPr>
+                <w:rFonts w:ascii="Times New Roman" w:hAnsi="Times New Roman" w:cs="Times New Roman"/>
+                <w:b/>
+                <w:color w:val="385723"/>
+                <w:sz w:val="26"/>
+                <w:szCs w:val="26"/>
+              </w:rPr>
+              <w:t>HOÀN THÀNH</w:t>
+            </w:r>
+          </w:p>
+        </w:tc>
+        <w:tc>
+          <w:tcPr>
+            <w:tcW w:w="1440" w:type="dxa"/>
+            <w:shd w:val="clear" w:color="auto" w:fill="F2F4F7"/>
+          </w:tcPr>
+          <w:p>
+            <w:pPr>
+              <w:jc w:val="center"/>
+              <w:rPr>
+                <w:rFonts w:ascii="Times New Roman" w:hAnsi="Times New Roman" w:cs="Times New Roman"/>
+                <w:sz w:val="26"/>
+                <w:szCs w:val="26"/>
+              </w:rPr>
+            </w:pPr>
+            <w:r>
+              <w:rPr>
+                <w:rFonts w:ascii="Times New Roman" w:hAnsi="Times New Roman" w:cs="Times New Roman"/>
+                <w:sz w:val="26"/>
+                <w:szCs w:val="26"/>
+              </w:rPr>
+              <w:t>OPS / SA</w:t>
+            </w:r>
+          </w:p>
+        </w:tc>
+        <w:tc>
+          <w:tcPr>
+            <w:tcW w:w="2304" w:type="dxa"/>
+            <w:shd w:val="clear" w:color="auto" w:fill="F2F4F7"/>
+          </w:tcPr>
+          <w:p>
+            <w:pPr>
+              <w:rPr>
+                <w:rFonts w:ascii="Times New Roman" w:hAnsi="Times New Roman" w:cs="Times New Roman"/>
+                <w:sz w:val="26"/>
+                <w:szCs w:val="26"/>
+              </w:rPr>
+            </w:pPr>
+            <w:r>
+              <w:rPr>
+                <w:rFonts w:ascii="Times New Roman" w:hAnsi="Times New Roman" w:cs="Times New Roman"/>
+                <w:sz w:val="26"/>
+                <w:szCs w:val="26"/>
+              </w:rPr>
+              <w:t>Đã vá toàn bộ lỗ hổng OWASP Top 10</w:t>
+            </w:r>
+          </w:p>
+        </w:tc>
+      </w:tr>
+      <w:tr>
+        <w:tc>
+          <w:tcPr>
+            <w:tcW w:w="4032" w:type="dxa"/>
+          </w:tcPr>
+          <w:p>
+            <w:pPr>
+              <w:rPr>
+                <w:rFonts w:ascii="Times New Roman" w:hAnsi="Times New Roman" w:cs="Times New Roman"/>
+                <w:sz w:val="26"/>
+                <w:szCs w:val="26"/>
+              </w:rPr>
+            </w:pPr>
+            <w:r>
+              <w:rPr>
+                <w:rFonts w:ascii="Times New Roman" w:hAnsi="Times New Roman" w:cs="Times New Roman"/>
+                <w:sz w:val="26"/>
+                <w:szCs w:val="26"/>
+              </w:rPr>
+              <w:t>Di chuyển dữ liệu thử nghiệm (Data Migration Test) khớp 100% dữ liệu gốc?</w:t>
+            </w:r>
+          </w:p>
+        </w:tc>
+        <w:tc>
+          <w:tcPr>
+            <w:tcW w:w="1584" w:type="dxa"/>
+          </w:tcPr>
+          <w:p>
+            <w:pPr>
+              <w:jc w:val="center"/>
+              <w:rPr>
+                <w:rFonts w:ascii="Times New Roman" w:hAnsi="Times New Roman" w:cs="Times New Roman"/>
+                <w:sz w:val="26"/>
+                <w:szCs w:val="26"/>
+              </w:rPr>
+            </w:pPr>
+            <w:r>
+              <w:rPr>
+                <w:rFonts w:ascii="Times New Roman" w:hAnsi="Times New Roman" w:cs="Times New Roman"/>
+                <w:b/>
+                <w:color w:val="385723"/>
+                <w:sz w:val="26"/>
+                <w:szCs w:val="26"/>
+              </w:rPr>
+              <w:t>HOÀN THÀNH</w:t>
+            </w:r>
+          </w:p>
+        </w:tc>
+        <w:tc>
+          <w:tcPr>
+            <w:tcW w:w="1440" w:type="dxa"/>
+          </w:tcPr>
+          <w:p>
+            <w:pPr>
+              <w:jc w:val="center"/>
+              <w:rPr>
+                <w:rFonts w:ascii="Times New Roman" w:hAnsi="Times New Roman" w:cs="Times New Roman"/>
+                <w:sz w:val="26"/>
+                <w:szCs w:val="26"/>
+              </w:rPr>
+            </w:pPr>
+            <w:r>
+              <w:rPr>
+                <w:rFonts w:ascii="Times New Roman" w:hAnsi="Times New Roman" w:cs="Times New Roman"/>
+                <w:sz w:val="26"/>
+                <w:szCs w:val="26"/>
+              </w:rPr>
+              <w:t>BA / DEV</w:t>
+            </w:r>
+          </w:p>
+        </w:tc>
+        <w:tc>
+          <w:tcPr>
+            <w:tcW w:w="2304" w:type="dxa"/>
+          </w:tcPr>
+          <w:p>
+            <w:pPr>
+              <w:rPr>
+                <w:rFonts w:ascii="Times New Roman" w:hAnsi="Times New Roman" w:cs="Times New Roman"/>
+                <w:sz w:val="26"/>
+                <w:szCs w:val="26"/>
+              </w:rPr>
+            </w:pPr>
+            <w:r>
+              <w:rPr>
+                <w:rFonts w:ascii="Times New Roman" w:hAnsi="Times New Roman" w:cs="Times New Roman"/>
+                <w:sz w:val="26"/>
+                <w:szCs w:val="26"/>
+              </w:rPr>
+              <w:t>Đối soát dữ liệu Main System chuẩn</w:t>
+            </w:r>
+          </w:p>
+        </w:tc>
+      </w:tr>
+    </w:tbl>
+    <w:p>
+      <w:pPr>
+        <w:spacing w:after="80"/>
+        <w:rPr>
+          <w:rFonts w:ascii="Times New Roman" w:hAnsi="Times New Roman" w:cs="Times New Roman"/>
+          <w:sz w:val="26"/>
+          <w:szCs w:val="26"/>
+        </w:rPr>
+      </w:pPr>
+    </w:p>
+    <w:p>
+      <w:pPr>
+        <w:pStyle w:val="u1"/>
+        <w:rPr>
+          <w:rFonts w:ascii="Times New Roman" w:hAnsi="Times New Roman" w:cs="Times New Roman"/>
+          <w:sz w:val="26"/>
+          <w:szCs w:val="26"/>
+        </w:rPr>
+      </w:pPr>
+      <w:r>
+        <w:rPr>
+          <w:rFonts w:ascii="Times New Roman" w:hAnsi="Times New Roman" w:cs="Times New Roman"/>
+          <w:color w:val="1F4E78"/>
+          <w:sz w:val="26"/>
+          <w:szCs w:val="26"/>
+        </w:rPr>
+        <w:t>GATE 4: PHASE EXIT REVIEW - CUT-OVER, HANDOVER &amp; GO-LIVE (Sprint 8 / 01/07/2026)</w:t>
+      </w:r>
+    </w:p>
+    <w:tbl>
+      <w:tblPr>
+        <w:tblStyle w:val="LiBang"/>
+        <w:tblW w:w="0" w:type="auto"/>
+        <w:tblLook w:val="04A0" w:firstRow="1" w:lastRow="0" w:firstColumn="1" w:lastColumn="0" w:noHBand="0" w:noVBand="1"/>
+      </w:tblPr>
+      <w:tblGrid>
+        <w:gridCol w:w="4032"/>
+        <w:gridCol w:w="1584"/>
+        <w:gridCol w:w="1440"/>
+        <w:gridCol w:w="2304"/>
+      </w:tblGrid>
+      <w:tr>
+        <w:tc>
+          <w:tcPr>
+            <w:tcW w:w="4032" w:type="dxa"/>
+            <w:shd w:val="clear" w:color="auto" w:fill="1F4E78"/>
+          </w:tcPr>
+          <w:p>
+            <w:pPr>
+              <w:jc w:val="center"/>
+              <w:rPr>
+                <w:rFonts w:ascii="Times New Roman" w:hAnsi="Times New Roman" w:cs="Times New Roman"/>
+                <w:sz w:val="26"/>
+                <w:szCs w:val="26"/>
+              </w:rPr>
+            </w:pPr>
+            <w:r>
+              <w:rPr>
+                <w:rFonts w:ascii="Times New Roman" w:hAnsi="Times New Roman" w:cs="Times New Roman"/>
+                <w:b/>
+                <w:color w:val="FFFFFF"/>
+                <w:sz w:val="26"/>
+                <w:szCs w:val="26"/>
+              </w:rPr>
+              <w:t>Hạng mục Kiểm tra Exit Review</w:t>
+            </w:r>
+          </w:p>
+        </w:tc>
+        <w:tc>
+          <w:tcPr>
+            <w:tcW w:w="1584" w:type="dxa"/>
+            <w:shd w:val="clear" w:color="auto" w:fill="1F4E78"/>
+          </w:tcPr>
+          <w:p>
+            <w:pPr>
+              <w:jc w:val="center"/>
+              <w:rPr>
+                <w:rFonts w:ascii="Times New Roman" w:hAnsi="Times New Roman" w:cs="Times New Roman"/>
+                <w:sz w:val="26"/>
+                <w:szCs w:val="26"/>
+              </w:rPr>
+            </w:pPr>
+            <w:r>
+              <w:rPr>
+                <w:rFonts w:ascii="Times New Roman" w:hAnsi="Times New Roman" w:cs="Times New Roman"/>
+                <w:b/>
+                <w:color w:val="FFFFFF"/>
+                <w:sz w:val="26"/>
+                <w:szCs w:val="26"/>
+              </w:rPr>
+              <w:t>Trạng thái</w:t>
+            </w:r>
+          </w:p>
+        </w:tc>
+        <w:tc>
+          <w:tcPr>
+            <w:tcW w:w="1440" w:type="dxa"/>
+            <w:shd w:val="clear" w:color="auto" w:fill="1F4E78"/>
+          </w:tcPr>
+          <w:p>
+            <w:pPr>
+              <w:jc w:val="center"/>
+              <w:rPr>
+                <w:rFonts w:ascii="Times New Roman" w:hAnsi="Times New Roman" w:cs="Times New Roman"/>
+                <w:sz w:val="26"/>
+                <w:szCs w:val="26"/>
+              </w:rPr>
+            </w:pPr>
+            <w:r>
+              <w:rPr>
+                <w:rFonts w:ascii="Times New Roman" w:hAnsi="Times New Roman" w:cs="Times New Roman"/>
+                <w:b/>
+                <w:color w:val="FFFFFF"/>
+                <w:sz w:val="26"/>
+                <w:szCs w:val="26"/>
+              </w:rPr>
+              <w:t>Trách nhiệm</w:t>
+            </w:r>
+          </w:p>
+        </w:tc>
+        <w:tc>
+          <w:tcPr>
+            <w:tcW w:w="2304" w:type="dxa"/>
+            <w:shd w:val="clear" w:color="auto" w:fill="1F4E78"/>
+          </w:tcPr>
+          <w:p>
+            <w:pPr>
+              <w:jc w:val="center"/>
+              <w:rPr>
+                <w:rFonts w:ascii="Times New Roman" w:hAnsi="Times New Roman" w:cs="Times New Roman"/>
+                <w:sz w:val="26"/>
+                <w:szCs w:val="26"/>
+              </w:rPr>
+            </w:pPr>
+            <w:r>
+              <w:rPr>
+                <w:rFonts w:ascii="Times New Roman" w:hAnsi="Times New Roman" w:cs="Times New Roman"/>
+                <w:b/>
+                <w:color w:val="FFFFFF"/>
+                <w:sz w:val="26"/>
+                <w:szCs w:val="26"/>
+              </w:rPr>
+              <w:t>Ghi chú / Bằng chứng kiểm chứng</w:t>
+            </w:r>
+          </w:p>
+        </w:tc>
+      </w:tr>
+      <w:tr>
+        <w:tc>
+          <w:tcPr>
+            <w:tcW w:w="4032" w:type="dxa"/>
+            <w:shd w:val="clear" w:color="auto" w:fill="F2F4F7"/>
+          </w:tcPr>
+          <w:p>
+            <w:pPr>
+              <w:rPr>
+                <w:rFonts w:ascii="Times New Roman" w:hAnsi="Times New Roman" w:cs="Times New Roman"/>
+                <w:sz w:val="26"/>
+                <w:szCs w:val="26"/>
+              </w:rPr>
+            </w:pPr>
+            <w:r>
+              <w:rPr>
+                <w:rFonts w:ascii="Times New Roman" w:hAnsi="Times New Roman" w:cs="Times New Roman"/>
+                <w:sz w:val="26"/>
+                <w:szCs w:val="26"/>
+              </w:rPr>
+              <w:t>Chuyển đổi dữ liệu chính thức (Cut-over) hoàn tất trước 06:00 AM ngày 01/07/2026?</w:t>
+            </w:r>
+          </w:p>
+        </w:tc>
+        <w:tc>
+          <w:tcPr>
+            <w:tcW w:w="1584" w:type="dxa"/>
+            <w:shd w:val="clear" w:color="auto" w:fill="F2F4F7"/>
+          </w:tcPr>
+          <w:p>
+            <w:pPr>
+              <w:jc w:val="center"/>
+              <w:rPr>
+                <w:rFonts w:ascii="Times New Roman" w:hAnsi="Times New Roman" w:cs="Times New Roman"/>
+                <w:sz w:val="26"/>
+                <w:szCs w:val="26"/>
+              </w:rPr>
+            </w:pPr>
+            <w:r>
+              <w:rPr>
+                <w:rFonts w:ascii="Times New Roman" w:hAnsi="Times New Roman" w:cs="Times New Roman"/>
+                <w:b/>
+                <w:color w:val="385723"/>
+                <w:sz w:val="26"/>
+                <w:szCs w:val="26"/>
+              </w:rPr>
+              <w:t>SẴN SÀNG</w:t>
+            </w:r>
+          </w:p>
+        </w:tc>
+        <w:tc>
+          <w:tcPr>
+            <w:tcW w:w="1440" w:type="dxa"/>
+            <w:shd w:val="clear" w:color="auto" w:fill="F2F4F7"/>
+          </w:tcPr>
+          <w:p>
+            <w:pPr>
+              <w:jc w:val="center"/>
+              <w:rPr>
+                <w:rFonts w:ascii="Times New Roman" w:hAnsi="Times New Roman" w:cs="Times New Roman"/>
+                <w:sz w:val="26"/>
+                <w:szCs w:val="26"/>
+              </w:rPr>
+            </w:pPr>
+            <w:r>
+              <w:rPr>
+                <w:rFonts w:ascii="Times New Roman" w:hAnsi="Times New Roman" w:cs="Times New Roman"/>
+                <w:sz w:val="26"/>
+                <w:szCs w:val="26"/>
+              </w:rPr>
+              <w:t>PM / OPS</w:t>
+            </w:r>
+          </w:p>
+        </w:tc>
+        <w:tc>
+          <w:tcPr>
+            <w:tcW w:w="2304" w:type="dxa"/>
+            <w:shd w:val="clear" w:color="auto" w:fill="F2F4F7"/>
+          </w:tcPr>
+          <w:p>
+            <w:pPr>
+              <w:rPr>
+                <w:rFonts w:ascii="Times New Roman" w:hAnsi="Times New Roman" w:cs="Times New Roman"/>
+                <w:sz w:val="26"/>
+                <w:szCs w:val="26"/>
+              </w:rPr>
+            </w:pPr>
+            <w:r>
+              <w:rPr>
+                <w:rFonts w:ascii="Times New Roman" w:hAnsi="Times New Roman" w:cs="Times New Roman"/>
+                <w:sz w:val="26"/>
+                <w:szCs w:val="26"/>
+              </w:rPr>
+              <w:t>Kế hoạch Cut-over đã phê duyệt</w:t>
+            </w:r>
+          </w:p>
+        </w:tc>
+      </w:tr>
+      <w:tr>
+        <w:tc>
+          <w:tcPr>
+            <w:tcW w:w="4032" w:type="dxa"/>
+          </w:tcPr>
+          <w:p>
+            <w:pPr>
+              <w:rPr>
+                <w:rFonts w:ascii="Times New Roman" w:hAnsi="Times New Roman" w:cs="Times New Roman"/>
+                <w:sz w:val="26"/>
+                <w:szCs w:val="26"/>
+              </w:rPr>
+            </w:pPr>
+            <w:r>
+              <w:rPr>
+                <w:rFonts w:ascii="Times New Roman" w:hAnsi="Times New Roman" w:cs="Times New Roman"/>
+                <w:sz w:val="26"/>
+                <w:szCs w:val="26"/>
+              </w:rPr>
+              <w:t>Tài liệu hướng dẫn vận hành, Đào tạo nhân sự Store/Sales đã bàn giao?</w:t>
+            </w:r>
+          </w:p>
+        </w:tc>
+        <w:tc>
+          <w:tcPr>
+            <w:tcW w:w="1584" w:type="dxa"/>
+          </w:tcPr>
+          <w:p>
+            <w:pPr>
+              <w:jc w:val="center"/>
+              <w:rPr>
+                <w:rFonts w:ascii="Times New Roman" w:hAnsi="Times New Roman" w:cs="Times New Roman"/>
+                <w:sz w:val="26"/>
+                <w:szCs w:val="26"/>
+              </w:rPr>
+            </w:pPr>
+            <w:r>
+              <w:rPr>
+                <w:rFonts w:ascii="Times New Roman" w:hAnsi="Times New Roman" w:cs="Times New Roman"/>
+                <w:b/>
+                <w:color w:val="385723"/>
+                <w:sz w:val="26"/>
+                <w:szCs w:val="26"/>
+              </w:rPr>
+              <w:t>HOÀN THÀNH</w:t>
+            </w:r>
+          </w:p>
+        </w:tc>
+        <w:tc>
+          <w:tcPr>
+            <w:tcW w:w="1440" w:type="dxa"/>
+          </w:tcPr>
+          <w:p>
+            <w:pPr>
+              <w:jc w:val="center"/>
+              <w:rPr>
+                <w:rFonts w:ascii="Times New Roman" w:hAnsi="Times New Roman" w:cs="Times New Roman"/>
+                <w:sz w:val="26"/>
+                <w:szCs w:val="26"/>
+              </w:rPr>
+            </w:pPr>
+            <w:r>
+              <w:rPr>
+                <w:rFonts w:ascii="Times New Roman" w:hAnsi="Times New Roman" w:cs="Times New Roman"/>
+                <w:sz w:val="26"/>
+                <w:szCs w:val="26"/>
+              </w:rPr>
+              <w:t>BA</w:t>
+            </w:r>
+          </w:p>
+        </w:tc>
+        <w:tc>
+          <w:tcPr>
+            <w:tcW w:w="2304" w:type="dxa"/>
+          </w:tcPr>
+          <w:p>
+            <w:pPr>
+              <w:rPr>
+                <w:rFonts w:ascii="Times New Roman" w:hAnsi="Times New Roman" w:cs="Times New Roman"/>
+                <w:sz w:val="26"/>
+                <w:szCs w:val="26"/>
+              </w:rPr>
+            </w:pPr>
+            <w:r>
+              <w:rPr>
+                <w:rFonts w:ascii="Times New Roman" w:hAnsi="Times New Roman" w:cs="Times New Roman"/>
+                <w:sz w:val="26"/>
+                <w:szCs w:val="26"/>
+              </w:rPr>
+              <w:t>Đã hoàn thành 05 buổi đào tạo</w:t>
+            </w:r>
+          </w:p>
+        </w:tc>
+      </w:tr>
+      <w:tr>
+        <w:tc>
+          <w:tcPr>
+            <w:tcW w:w="4032" w:type="dxa"/>
+            <w:shd w:val="clear" w:color="auto" w:fill="F2F4F7"/>
+          </w:tcPr>
+          <w:p>
+            <w:r/>
+            <w:r>
+              <w:rPr>
+                <w:rFonts w:ascii="Times New Roman" w:hAnsi="Times New Roman" w:cs="Times New Roman" w:eastAsia="Times New Roman"/>
+                <w:b w:val="0"/>
+                <w:i w:val="0"/>
+                <w:color w:val="000000"/>
+                <w:sz w:val="22"/>
+                <w:szCs w:val="22"/>
+              </w:rPr>
+              <w:t>Biên bản Nghiệm thu Tổng thể sản phẩm theo hợp đồng trọn gói đã ký kết?</w:t>
+            </w:r>
+          </w:p>
+        </w:tc>
+        <w:tc>
+          <w:tcPr>
+            <w:tcW w:w="1584" w:type="dxa"/>
+            <w:shd w:val="clear" w:color="auto" w:fill="F2F4F7"/>
+          </w:tcPr>
+          <w:p>
+            <w:pPr>
+              <w:jc w:val="center"/>
+              <w:rPr>
+                <w:rFonts w:ascii="Times New Roman" w:hAnsi="Times New Roman" w:cs="Times New Roman"/>
+                <w:sz w:val="26"/>
+                <w:szCs w:val="26"/>
+              </w:rPr>
+            </w:pPr>
+            <w:r>
+              <w:rPr>
+                <w:rFonts w:ascii="Times New Roman" w:hAnsi="Times New Roman" w:cs="Times New Roman"/>
+                <w:b/>
+                <w:color w:val="385723"/>
+                <w:sz w:val="26"/>
+                <w:szCs w:val="26"/>
+              </w:rPr>
+              <w:t>SẴN SÀNG</w:t>
+            </w:r>
+          </w:p>
+        </w:tc>
+        <w:tc>
+          <w:tcPr>
+            <w:tcW w:w="1440" w:type="dxa"/>
+            <w:shd w:val="clear" w:color="auto" w:fill="F2F4F7"/>
+          </w:tcPr>
+          <w:p>
+            <w:pPr>
+              <w:jc w:val="center"/>
+              <w:rPr>
+                <w:rFonts w:ascii="Times New Roman" w:hAnsi="Times New Roman" w:cs="Times New Roman"/>
+                <w:sz w:val="26"/>
+                <w:szCs w:val="26"/>
+              </w:rPr>
+            </w:pPr>
+            <w:r>
+              <w:rPr>
+                <w:rFonts w:ascii="Times New Roman" w:hAnsi="Times New Roman" w:cs="Times New Roman"/>
+                <w:sz w:val="26"/>
+                <w:szCs w:val="26"/>
+              </w:rPr>
+              <w:t>PM / SP</w:t>
+            </w:r>
+          </w:p>
+        </w:tc>
+        <w:tc>
+          <w:tcPr>
+            <w:tcW w:w="2304" w:type="dxa"/>
+            <w:shd w:val="clear" w:color="auto" w:fill="F2F4F7"/>
+          </w:tcPr>
+          <w:p>
+            <w:pPr>
+              <w:rPr>
+                <w:rFonts w:ascii="Times New Roman" w:hAnsi="Times New Roman" w:cs="Times New Roman"/>
+                <w:sz w:val="26"/>
+                <w:szCs w:val="26"/>
+              </w:rPr>
+            </w:pPr>
+            <w:r>
+              <w:rPr>
+                <w:rFonts w:ascii="Times New Roman" w:hAnsi="Times New Roman" w:cs="Times New Roman"/>
+                <w:sz w:val="26"/>
+                <w:szCs w:val="26"/>
+              </w:rPr>
+              <w:t>Hội đồng nghiệm thu họp 01/07</w:t>
+            </w:r>
+          </w:p>
+        </w:tc>
+      </w:tr>
+      <w:tr>
+        <w:tc>
+          <w:tcPr>
+            <w:tcW w:w="4032" w:type="dxa"/>
+          </w:tcPr>
+          <w:p>
+            <w:pPr>
+              <w:rPr>
+                <w:rFonts w:ascii="Times New Roman" w:hAnsi="Times New Roman" w:cs="Times New Roman"/>
+                <w:sz w:val="26"/>
+                <w:szCs w:val="26"/>
+              </w:rPr>
+            </w:pPr>
+            <w:r>
+              <w:rPr>
+                <w:rFonts w:ascii="Times New Roman" w:hAnsi="Times New Roman" w:cs="Times New Roman"/>
+                <w:sz w:val="26"/>
+                <w:szCs w:val="26"/>
+              </w:rPr>
+              <w:t>Thiết lập Kế hoạch Hypercare 01 tháng &amp; Bảo hành 12 tháng sau Go-Live?</w:t>
+            </w:r>
+          </w:p>
+        </w:tc>
+        <w:tc>
+          <w:tcPr>
+            <w:tcW w:w="1584" w:type="dxa"/>
+          </w:tcPr>
+          <w:p>
+            <w:pPr>
+              <w:jc w:val="center"/>
+              <w:rPr>
+                <w:rFonts w:ascii="Times New Roman" w:hAnsi="Times New Roman" w:cs="Times New Roman"/>
+                <w:sz w:val="26"/>
+                <w:szCs w:val="26"/>
+              </w:rPr>
+            </w:pPr>
+            <w:r>
+              <w:rPr>
+                <w:rFonts w:ascii="Times New Roman" w:hAnsi="Times New Roman" w:cs="Times New Roman"/>
+                <w:b/>
+                <w:color w:val="385723"/>
+                <w:sz w:val="26"/>
+                <w:szCs w:val="26"/>
+              </w:rPr>
+              <w:t>SẴN SÀNG</w:t>
+            </w:r>
+          </w:p>
+        </w:tc>
+        <w:tc>
+          <w:tcPr>
+            <w:tcW w:w="1440" w:type="dxa"/>
+          </w:tcPr>
+          <w:p>
+            <w:pPr>
+              <w:jc w:val="center"/>
+              <w:rPr>
+                <w:rFonts w:ascii="Times New Roman" w:hAnsi="Times New Roman" w:cs="Times New Roman"/>
+                <w:sz w:val="26"/>
+                <w:szCs w:val="26"/>
+              </w:rPr>
+            </w:pPr>
+            <w:r>
+              <w:rPr>
+                <w:rFonts w:ascii="Times New Roman" w:hAnsi="Times New Roman" w:cs="Times New Roman"/>
+                <w:sz w:val="26"/>
+                <w:szCs w:val="26"/>
+              </w:rPr>
+              <w:t>OPS / PM</w:t>
+            </w:r>
+          </w:p>
+        </w:tc>
+        <w:tc>
+          <w:tcPr>
+            <w:tcW w:w="2304" w:type="dxa"/>
+          </w:tcPr>
+          <w:p>
+            <w:pPr>
+              <w:rPr>
+                <w:rFonts w:ascii="Times New Roman" w:hAnsi="Times New Roman" w:cs="Times New Roman"/>
+                <w:sz w:val="26"/>
+                <w:szCs w:val="26"/>
+              </w:rPr>
+            </w:pPr>
+            <w:r>
+              <w:rPr>
+                <w:rFonts w:ascii="Times New Roman" w:hAnsi="Times New Roman" w:cs="Times New Roman"/>
+                <w:sz w:val="26"/>
+                <w:szCs w:val="26"/>
+              </w:rPr>
+              <w:t>Trực kỹ thuật 24/7 sẵn sàng</w:t>
+            </w:r>
+          </w:p>
+        </w:tc>
+      </w:tr>
+    </w:tbl>
+    <w:p>
+      <w:pPr>
+        <w:spacing w:after="80"/>
+        <w:rPr>
+          <w:rFonts w:ascii="Times New Roman" w:hAnsi="Times New Roman" w:cs="Times New Roman"/>
+          <w:sz w:val="26"/>
+          <w:szCs w:val="26"/>
+        </w:rPr>
+      </w:pPr>
+    </w:p>
+    <w:p>
+      <w:pPr>
+        <w:spacing w:before="240" w:after="120"/>
+        <w:rPr>
+          <w:rFonts w:ascii="Times New Roman" w:hAnsi="Times New Roman" w:cs="Times New Roman"/>
+          <w:sz w:val="26"/>
+          <w:szCs w:val="26"/>
         </w:rPr>
       </w:pPr>
       <w:r>
         <w:rPr>
           <w:rFonts w:ascii="Times New Roman" w:hAnsi="Times New Roman" w:cs="Times New Roman"/>
           <w:b/>
-          <w:color w:val="1F4E79"/>
-          <w:sz w:val="30"/>
-          <w:szCs w:val="30"/>
+          <w:color w:val="333333"/>
+          <w:sz w:val="26"/>
+          <w:szCs w:val="26"/>
         </w:rPr>
-        <w:t>BIÊN BẢN KIỂM TRA ĐIỀU KIỆN KẾT THÚC GIAI ĐOẠN KIỂM SOÁT</w:t>
-      </w:r>
-      <w:r>
-        <w:rPr>
-          <w:rFonts w:ascii="Times New Roman" w:hAnsi="Times New Roman" w:cs="Times New Roman"/>
-          <w:b/>
-          <w:color w:val="1F4E79"/>
-          <w:sz w:val="30"/>
-          <w:szCs w:val="30"/>
-        </w:rPr>
-        <w:br/>
-        <w:t>(PROJECT CONTROL PHASE EXIT REVIEW CHECKLIST - V2.0)</w:t>
+        <w:t>XÁC NHẬN PHÊ DUYỆT TỔNG THỂ KẾT QUẢ PHASE EXIT REVIEW</w:t>
       </w:r>
     </w:p>
     <w:tbl>
       <w:tblPr>
         <w:tblW w:w="0" w:type="auto"/>
         <w:jc w:val="center"/>
-        <w:tblBorders>
-          <w:top w:val="single" w:sz="4" w:space="0" w:color="auto"/>
-          <w:left w:val="single" w:sz="4" w:space="0" w:color="auto"/>
-          <w:bottom w:val="single" w:sz="4" w:space="0" w:color="auto"/>
-          <w:right w:val="single" w:sz="4" w:space="0" w:color="auto"/>
-          <w:insideH w:val="single" w:sz="4" w:space="0" w:color="auto"/>
-          <w:insideV w:val="single" w:sz="4" w:space="0" w:color="auto"/>
-        </w:tblBorders>
         <w:tblLook w:val="04A0" w:firstRow="1" w:lastRow="0" w:firstColumn="1" w:lastColumn="0" w:noHBand="0" w:noVBand="1"/>
       </w:tblPr>
       <w:tblGrid>
-        <w:gridCol w:w="2160"/>
-        <w:gridCol w:w="3168"/>
-        <w:gridCol w:w="1872"/>
-        <w:gridCol w:w="2592"/>
+        <w:gridCol w:w="4680"/>
+        <w:gridCol w:w="4680"/>
       </w:tblGrid>
       <w:tr>
         <w:trPr>
@@ -59,17 +2252,11 @@
         </w:trPr>
         <w:tc>
           <w:tcPr>
-            <w:tcW w:w="2160" w:type="dxa"/>
-            <w:shd w:val="clear" w:color="auto" w:fill="F2F4F7"/>
-            <w:tcMar>
-              <w:top w:w="100" w:type="dxa"/>
-              <w:left w:w="140" w:type="dxa"/>
-              <w:bottom w:w="100" w:type="dxa"/>
-              <w:right w:w="140" w:type="dxa"/>
-            </w:tcMar>
+            <w:tcW w:w="4680" w:type="dxa"/>
           </w:tcPr>
           <w:p>
             <w:pPr>
+              <w:jc w:val="center"/>
               <w:rPr>
                 <w:rFonts w:ascii="Times New Roman" w:hAnsi="Times New Roman" w:cs="Times New Roman"/>
                 <w:sz w:val="26"/>
@@ -79,27 +2266,32 @@
             <w:r>
               <w:rPr>
                 <w:rFonts w:ascii="Times New Roman" w:hAnsi="Times New Roman" w:cs="Times New Roman"/>
-                <w:color w:val="000000"/>
-                <w:sz w:val="26"/>
-                <w:szCs w:val="26"/>
-              </w:rPr>
-              <w:t>Tên dự án:</w:t>
+                <w:b/>
+                <w:sz w:val="26"/>
+                <w:szCs w:val="26"/>
+              </w:rPr>
+              <w:lastRenderedPageBreak/>
+              <w:t>ĐẠI DIỆN CHỦ ĐẦU TƯ (ABC WEAR)</w:t>
+            </w:r>
+            <w:r>
+              <w:rPr>
+                <w:rFonts w:ascii="Times New Roman" w:hAnsi="Times New Roman" w:cs="Times New Roman"/>
+                <w:b/>
+                <w:sz w:val="26"/>
+                <w:szCs w:val="26"/>
+              </w:rPr>
+              <w:br/>
+              <w:t>(Sponsor - SP / Product Owner)</w:t>
             </w:r>
           </w:p>
         </w:tc>
         <w:tc>
           <w:tcPr>
-            <w:tcW w:w="3168" w:type="dxa"/>
-            <w:shd w:val="clear" w:color="auto" w:fill="F2F4F7"/>
-            <w:tcMar>
-              <w:top w:w="100" w:type="dxa"/>
-              <w:left w:w="140" w:type="dxa"/>
-              <w:bottom w:w="100" w:type="dxa"/>
-              <w:right w:w="140" w:type="dxa"/>
-            </w:tcMar>
+            <w:tcW w:w="4680" w:type="dxa"/>
           </w:tcPr>
           <w:p>
             <w:pPr>
+              <w:jc w:val="center"/>
               <w:rPr>
                 <w:rFonts w:ascii="Times New Roman" w:hAnsi="Times New Roman" w:cs="Times New Roman"/>
                 <w:sz w:val="26"/>
@@ -109,71 +2301,21 @@
             <w:r>
               <w:rPr>
                 <w:rFonts w:ascii="Times New Roman" w:hAnsi="Times New Roman" w:cs="Times New Roman"/>
-                <w:color w:val="000000"/>
-                <w:sz w:val="26"/>
-                <w:szCs w:val="26"/>
-              </w:rPr>
-              <w:t>Hệ thống bán hàng online ABC Wear</w:t>
+                <w:b/>
+                <w:sz w:val="26"/>
+                <w:szCs w:val="26"/>
+              </w:rPr>
+              <w:t>ĐẠI DIỆN NHÀ THẦU TRIỂN KHAI</w:t>
             </w:r>
-          </w:p>
-        </w:tc>
-        <w:tc>
-          <w:tcPr>
-            <w:tcW w:w="1872" w:type="dxa"/>
-            <w:shd w:val="clear" w:color="auto" w:fill="F2F4F7"/>
-            <w:tcMar>
-              <w:top w:w="100" w:type="dxa"/>
-              <w:left w:w="140" w:type="dxa"/>
-              <w:bottom w:w="100" w:type="dxa"/>
-              <w:right w:w="140" w:type="dxa"/>
-            </w:tcMar>
-          </w:tcPr>
-          <w:p>
-            <w:pPr>
-              <w:rPr>
-                <w:rFonts w:ascii="Times New Roman" w:hAnsi="Times New Roman" w:cs="Times New Roman"/>
-                <w:sz w:val="26"/>
-                <w:szCs w:val="26"/>
-              </w:rPr>
-            </w:pPr>
             <w:r>
               <w:rPr>
                 <w:rFonts w:ascii="Times New Roman" w:hAnsi="Times New Roman" w:cs="Times New Roman"/>
-                <w:color w:val="000000"/>
-                <w:sz w:val="26"/>
-                <w:szCs w:val="26"/>
-              </w:rPr>
-              <w:t>Mã dự án:</w:t>
-            </w:r>
-          </w:p>
-        </w:tc>
-        <w:tc>
-          <w:tcPr>
-            <w:tcW w:w="2592" w:type="dxa"/>
-            <w:shd w:val="clear" w:color="auto" w:fill="F2F4F7"/>
-            <w:tcMar>
-              <w:top w:w="100" w:type="dxa"/>
-              <w:left w:w="140" w:type="dxa"/>
-              <w:bottom w:w="100" w:type="dxa"/>
-              <w:right w:w="140" w:type="dxa"/>
-            </w:tcMar>
-          </w:tcPr>
-          <w:p>
-            <w:pPr>
-              <w:rPr>
-                <w:rFonts w:ascii="Times New Roman" w:hAnsi="Times New Roman" w:cs="Times New Roman"/>
-                <w:sz w:val="26"/>
-                <w:szCs w:val="26"/>
-              </w:rPr>
-            </w:pPr>
-            <w:r>
-              <w:rPr>
-                <w:rFonts w:ascii="Times New Roman" w:hAnsi="Times New Roman" w:cs="Times New Roman"/>
-                <w:color w:val="000000"/>
-                <w:sz w:val="26"/>
-                <w:szCs w:val="26"/>
-              </w:rPr>
-              <w:t>ABC-WSS-PM_26I_09</w:t>
+                <w:b/>
+                <w:sz w:val="26"/>
+                <w:szCs w:val="26"/>
+              </w:rPr>
+              <w:br/>
+              <w:t>(Project Manager - PM)</w:t>
             </w:r>
           </w:p>
         </w:tc>
@@ -184,17 +2326,11 @@
         </w:trPr>
         <w:tc>
           <w:tcPr>
-            <w:tcW w:w="2160" w:type="dxa"/>
-            <w:shd w:val="clear" w:color="auto" w:fill="FFFFFF"/>
-            <w:tcMar>
-              <w:top w:w="100" w:type="dxa"/>
-              <w:left w:w="140" w:type="dxa"/>
-              <w:bottom w:w="100" w:type="dxa"/>
-              <w:right w:w="140" w:type="dxa"/>
-            </w:tcMar>
+            <w:tcW w:w="4680" w:type="dxa"/>
           </w:tcPr>
           <w:p>
             <w:pPr>
+              <w:jc w:val="center"/>
               <w:rPr>
                 <w:rFonts w:ascii="Times New Roman" w:hAnsi="Times New Roman" w:cs="Times New Roman"/>
                 <w:sz w:val="26"/>
@@ -204,1836 +2340,42 @@
             <w:r>
               <w:rPr>
                 <w:rFonts w:ascii="Times New Roman" w:hAnsi="Times New Roman" w:cs="Times New Roman"/>
-                <w:color w:val="000000"/>
-                <w:sz w:val="26"/>
-                <w:szCs w:val="26"/>
-              </w:rPr>
-              <w:t>Giai đoạn kiểm tra:</w:t>
+                <w:sz w:val="26"/>
+                <w:szCs w:val="26"/>
+              </w:rPr>
+              <w:br/>
+            </w:r>
+            <w:r>
+              <w:rPr>
+                <w:rFonts w:ascii="Times New Roman" w:hAnsi="Times New Roman" w:cs="Times New Roman"/>
+                <w:sz w:val="26"/>
+                <w:szCs w:val="26"/>
+              </w:rPr>
+              <w:br/>
+            </w:r>
+            <w:r>
+              <w:rPr>
+                <w:rFonts w:ascii="Times New Roman" w:hAnsi="Times New Roman" w:cs="Times New Roman"/>
+                <w:sz w:val="26"/>
+                <w:szCs w:val="26"/>
+              </w:rPr>
+              <w:br/>
+              <w:t>_______________________</w:t>
+            </w:r>
+            <w:r>
+              <w:rPr>
+                <w:rFonts w:ascii="Times New Roman" w:hAnsi="Times New Roman" w:cs="Times New Roman"/>
+                <w:sz w:val="26"/>
+                <w:szCs w:val="26"/>
+              </w:rPr>
+              <w:br/>
+              <w:t>Ký &amp; Đóng dấu</w:t>
             </w:r>
           </w:p>
         </w:tc>
         <w:tc>
           <w:tcPr>
-            <w:tcW w:w="3168" w:type="dxa"/>
-            <w:shd w:val="clear" w:color="auto" w:fill="FFFFFF"/>
-            <w:tcMar>
-              <w:top w:w="100" w:type="dxa"/>
-              <w:left w:w="140" w:type="dxa"/>
-              <w:bottom w:w="100" w:type="dxa"/>
-              <w:right w:w="140" w:type="dxa"/>
-            </w:tcMar>
-          </w:tcPr>
-          <w:p>
-            <w:pPr>
-              <w:rPr>
-                <w:rFonts w:ascii="Times New Roman" w:hAnsi="Times New Roman" w:cs="Times New Roman"/>
-                <w:sz w:val="26"/>
-                <w:szCs w:val="26"/>
-              </w:rPr>
-            </w:pPr>
-            <w:r>
-              <w:rPr>
-                <w:rFonts w:ascii="Times New Roman" w:hAnsi="Times New Roman" w:cs="Times New Roman"/>
-                <w:color w:val="000000"/>
-                <w:sz w:val="26"/>
-                <w:szCs w:val="26"/>
-              </w:rPr>
-              <w:t>Executing/Controlling -&gt; Closing Exit</w:t>
-            </w:r>
-          </w:p>
-        </w:tc>
-        <w:tc>
-          <w:tcPr>
-            <w:tcW w:w="1872" w:type="dxa"/>
-            <w:shd w:val="clear" w:color="auto" w:fill="FFFFFF"/>
-            <w:tcMar>
-              <w:top w:w="100" w:type="dxa"/>
-              <w:left w:w="140" w:type="dxa"/>
-              <w:bottom w:w="100" w:type="dxa"/>
-              <w:right w:w="140" w:type="dxa"/>
-            </w:tcMar>
-          </w:tcPr>
-          <w:p>
-            <w:pPr>
-              <w:rPr>
-                <w:rFonts w:ascii="Times New Roman" w:hAnsi="Times New Roman" w:cs="Times New Roman"/>
-                <w:sz w:val="26"/>
-                <w:szCs w:val="26"/>
-              </w:rPr>
-            </w:pPr>
-            <w:r>
-              <w:rPr>
-                <w:rFonts w:ascii="Times New Roman" w:hAnsi="Times New Roman" w:cs="Times New Roman"/>
-                <w:color w:val="000000"/>
-                <w:sz w:val="26"/>
-                <w:szCs w:val="26"/>
-              </w:rPr>
-              <w:t>Mốc thời gian:</w:t>
-            </w:r>
-          </w:p>
-        </w:tc>
-        <w:tc>
-          <w:tcPr>
-            <w:tcW w:w="2592" w:type="dxa"/>
-            <w:shd w:val="clear" w:color="auto" w:fill="FFFFFF"/>
-            <w:tcMar>
-              <w:top w:w="100" w:type="dxa"/>
-              <w:left w:w="140" w:type="dxa"/>
-              <w:bottom w:w="100" w:type="dxa"/>
-              <w:right w:w="140" w:type="dxa"/>
-            </w:tcMar>
-          </w:tcPr>
-          <w:p>
-            <w:pPr>
-              <w:rPr>
-                <w:rFonts w:ascii="Times New Roman" w:hAnsi="Times New Roman" w:cs="Times New Roman"/>
-                <w:sz w:val="26"/>
-                <w:szCs w:val="26"/>
-              </w:rPr>
-            </w:pPr>
-            <w:r>
-              <w:rPr>
-                <w:rFonts w:ascii="Times New Roman" w:hAnsi="Times New Roman" w:cs="Times New Roman"/>
-                <w:color w:val="000000"/>
-                <w:sz w:val="26"/>
-                <w:szCs w:val="26"/>
-              </w:rPr>
-              <w:t>22/06/2026 – 30/10/2026</w:t>
-            </w:r>
-          </w:p>
-        </w:tc>
-      </w:tr>
-      <w:tr>
-        <w:trPr>
-          <w:jc w:val="center"/>
-        </w:trPr>
-        <w:tc>
-          <w:tcPr>
-            <w:tcW w:w="2160" w:type="dxa"/>
-            <w:shd w:val="clear" w:color="auto" w:fill="F2F4F7"/>
-            <w:tcMar>
-              <w:top w:w="100" w:type="dxa"/>
-              <w:left w:w="140" w:type="dxa"/>
-              <w:bottom w:w="100" w:type="dxa"/>
-              <w:right w:w="140" w:type="dxa"/>
-            </w:tcMar>
-          </w:tcPr>
-          <w:p>
-            <w:pPr>
-              <w:rPr>
-                <w:rFonts w:ascii="Times New Roman" w:hAnsi="Times New Roman" w:cs="Times New Roman"/>
-                <w:sz w:val="26"/>
-                <w:szCs w:val="26"/>
-              </w:rPr>
-            </w:pPr>
-            <w:r>
-              <w:rPr>
-                <w:rFonts w:ascii="Times New Roman" w:hAnsi="Times New Roman" w:cs="Times New Roman"/>
-                <w:color w:val="000000"/>
-                <w:sz w:val="26"/>
-                <w:szCs w:val="26"/>
-              </w:rPr>
-              <w:t>Quản lý dự án (PM):</w:t>
-            </w:r>
-          </w:p>
-        </w:tc>
-        <w:tc>
-          <w:tcPr>
-            <w:tcW w:w="3168" w:type="dxa"/>
-            <w:shd w:val="clear" w:color="auto" w:fill="F2F4F7"/>
-            <w:tcMar>
-              <w:top w:w="100" w:type="dxa"/>
-              <w:left w:w="140" w:type="dxa"/>
-              <w:bottom w:w="100" w:type="dxa"/>
-              <w:right w:w="140" w:type="dxa"/>
-            </w:tcMar>
-          </w:tcPr>
-          <w:p>
-            <w:pPr>
-              <w:rPr>
-                <w:rFonts w:ascii="Times New Roman" w:hAnsi="Times New Roman" w:cs="Times New Roman"/>
-                <w:sz w:val="26"/>
-                <w:szCs w:val="26"/>
-              </w:rPr>
-            </w:pPr>
-            <w:r>
-              <w:rPr>
-                <w:rFonts w:ascii="Times New Roman" w:hAnsi="Times New Roman" w:cs="Times New Roman"/>
-                <w:color w:val="000000"/>
-                <w:sz w:val="26"/>
-                <w:szCs w:val="26"/>
-              </w:rPr>
-              <w:t xml:space="preserve">Nguyễn Đức Tân </w:t>
-            </w:r>
-          </w:p>
-        </w:tc>
-        <w:tc>
-          <w:tcPr>
-            <w:tcW w:w="1872" w:type="dxa"/>
-            <w:shd w:val="clear" w:color="auto" w:fill="F2F4F7"/>
-            <w:tcMar>
-              <w:top w:w="100" w:type="dxa"/>
-              <w:left w:w="140" w:type="dxa"/>
-              <w:bottom w:w="100" w:type="dxa"/>
-              <w:right w:w="140" w:type="dxa"/>
-            </w:tcMar>
-          </w:tcPr>
-          <w:p>
-            <w:pPr>
-              <w:rPr>
-                <w:rFonts w:ascii="Times New Roman" w:hAnsi="Times New Roman" w:cs="Times New Roman"/>
-                <w:sz w:val="26"/>
-                <w:szCs w:val="26"/>
-              </w:rPr>
-            </w:pPr>
-            <w:r>
-              <w:rPr>
-                <w:rFonts w:ascii="Times New Roman" w:hAnsi="Times New Roman" w:cs="Times New Roman"/>
-                <w:color w:val="000000"/>
-                <w:sz w:val="26"/>
-                <w:szCs w:val="26"/>
-              </w:rPr>
-              <w:t>Sponsor đại diện</w:t>
-            </w:r>
-          </w:p>
-        </w:tc>
-        <w:tc>
-          <w:tcPr>
-            <w:tcW w:w="2592" w:type="dxa"/>
-            <w:shd w:val="clear" w:color="auto" w:fill="F2F4F7"/>
-            <w:tcMar>
-              <w:top w:w="100" w:type="dxa"/>
-              <w:left w:w="140" w:type="dxa"/>
-              <w:bottom w:w="100" w:type="dxa"/>
-              <w:right w:w="140" w:type="dxa"/>
-            </w:tcMar>
-          </w:tcPr>
-          <w:p>
-            <w:pPr>
-              <w:rPr>
-                <w:rFonts w:ascii="Times New Roman" w:hAnsi="Times New Roman" w:cs="Times New Roman"/>
-                <w:sz w:val="26"/>
-                <w:szCs w:val="26"/>
-              </w:rPr>
-            </w:pPr>
-            <w:r>
-              <w:rPr>
-                <w:rFonts w:ascii="Times New Roman" w:hAnsi="Times New Roman" w:cs="Times New Roman"/>
-                <w:color w:val="000000"/>
-                <w:sz w:val="26"/>
-                <w:szCs w:val="26"/>
-              </w:rPr>
-              <w:t>Công ty Cổ phần ABC Wear</w:t>
-            </w:r>
-          </w:p>
-        </w:tc>
-      </w:tr>
-      <w:tr>
-        <w:trPr>
-          <w:jc w:val="center"/>
-        </w:trPr>
-        <w:tc>
-          <w:tcPr>
-            <w:tcW w:w="2160" w:type="dxa"/>
-            <w:shd w:val="clear" w:color="auto" w:fill="FFFFFF"/>
-            <w:tcMar>
-              <w:top w:w="100" w:type="dxa"/>
-              <w:left w:w="140" w:type="dxa"/>
-              <w:bottom w:w="100" w:type="dxa"/>
-              <w:right w:w="140" w:type="dxa"/>
-            </w:tcMar>
-          </w:tcPr>
-          <w:p>
-            <w:pPr>
-              <w:rPr>
-                <w:rFonts w:ascii="Times New Roman" w:hAnsi="Times New Roman" w:cs="Times New Roman"/>
-                <w:sz w:val="26"/>
-                <w:szCs w:val="26"/>
-              </w:rPr>
-            </w:pPr>
-            <w:r>
-              <w:rPr>
-                <w:rFonts w:ascii="Times New Roman" w:hAnsi="Times New Roman" w:cs="Times New Roman"/>
-                <w:color w:val="000000"/>
-                <w:sz w:val="26"/>
-                <w:szCs w:val="26"/>
-              </w:rPr>
-              <w:t>Ngày kiểm tra:</w:t>
-            </w:r>
-          </w:p>
-        </w:tc>
-        <w:tc>
-          <w:tcPr>
-            <w:tcW w:w="3168" w:type="dxa"/>
-            <w:shd w:val="clear" w:color="auto" w:fill="FFFFFF"/>
-            <w:tcMar>
-              <w:top w:w="100" w:type="dxa"/>
-              <w:left w:w="140" w:type="dxa"/>
-              <w:bottom w:w="100" w:type="dxa"/>
-              <w:right w:w="140" w:type="dxa"/>
-            </w:tcMar>
-          </w:tcPr>
-          <w:p>
-            <w:pPr>
-              <w:rPr>
-                <w:rFonts w:ascii="Times New Roman" w:hAnsi="Times New Roman" w:cs="Times New Roman"/>
-                <w:sz w:val="26"/>
-                <w:szCs w:val="26"/>
-              </w:rPr>
-            </w:pPr>
-            <w:r>
-              <w:rPr>
-                <w:rFonts w:ascii="Times New Roman" w:hAnsi="Times New Roman" w:cs="Times New Roman"/>
-                <w:color w:val="000000"/>
-                <w:sz w:val="26"/>
-                <w:szCs w:val="26"/>
-              </w:rPr>
-              <w:t>2026-10-17</w:t>
-            </w:r>
-          </w:p>
-        </w:tc>
-        <w:tc>
-          <w:tcPr>
-            <w:tcW w:w="1872" w:type="dxa"/>
-            <w:shd w:val="clear" w:color="auto" w:fill="FFFFFF"/>
-            <w:tcMar>
-              <w:top w:w="100" w:type="dxa"/>
-              <w:left w:w="140" w:type="dxa"/>
-              <w:bottom w:w="100" w:type="dxa"/>
-              <w:right w:w="140" w:type="dxa"/>
-            </w:tcMar>
-          </w:tcPr>
-          <w:p>
-            <w:pPr>
-              <w:rPr>
-                <w:rFonts w:ascii="Times New Roman" w:hAnsi="Times New Roman" w:cs="Times New Roman"/>
-                <w:sz w:val="26"/>
-                <w:szCs w:val="26"/>
-              </w:rPr>
-            </w:pPr>
-            <w:r>
-              <w:rPr>
-                <w:rFonts w:ascii="Times New Roman" w:hAnsi="Times New Roman" w:cs="Times New Roman"/>
-                <w:color w:val="000000"/>
-                <w:sz w:val="26"/>
-                <w:szCs w:val="26"/>
-              </w:rPr>
-              <w:t>Cơ sở mẫu:</w:t>
-            </w:r>
-          </w:p>
-        </w:tc>
-        <w:tc>
-          <w:tcPr>
-            <w:tcW w:w="2592" w:type="dxa"/>
-            <w:shd w:val="clear" w:color="auto" w:fill="FFFFFF"/>
-            <w:tcMar>
-              <w:top w:w="100" w:type="dxa"/>
-              <w:left w:w="140" w:type="dxa"/>
-              <w:bottom w:w="100" w:type="dxa"/>
-              <w:right w:w="140" w:type="dxa"/>
-            </w:tcMar>
-          </w:tcPr>
-          <w:p>
-            <w:pPr>
-              <w:rPr>
-                <w:rFonts w:ascii="Times New Roman" w:hAnsi="Times New Roman" w:cs="Times New Roman"/>
-                <w:sz w:val="26"/>
-                <w:szCs w:val="26"/>
-              </w:rPr>
-            </w:pPr>
-            <w:r>
-              <w:rPr>
-                <w:rFonts w:ascii="Times New Roman" w:hAnsi="Times New Roman" w:cs="Times New Roman"/>
-                <w:color w:val="000000"/>
-                <w:sz w:val="26"/>
-                <w:szCs w:val="26"/>
-              </w:rPr>
-              <w:t>ICTPM06 Slide 20 &amp; ICTPM05</w:t>
-            </w:r>
-          </w:p>
-        </w:tc>
-      </w:tr>
-    </w:tbl>
-    <w:p>
-      <w:pPr>
-        <w:rPr>
-          <w:rFonts w:ascii="Times New Roman" w:hAnsi="Times New Roman" w:cs="Times New Roman"/>
-          <w:sz w:val="26"/>
-          <w:szCs w:val="26"/>
-        </w:rPr>
-      </w:pPr>
-    </w:p>
-    <w:tbl>
-      <w:tblPr>
-        <w:tblW w:w="0" w:type="auto"/>
-        <w:jc w:val="center"/>
-        <w:tblBorders>
-          <w:top w:val="single" w:sz="4" w:space="0" w:color="auto"/>
-          <w:left w:val="single" w:sz="4" w:space="0" w:color="auto"/>
-          <w:bottom w:val="single" w:sz="4" w:space="0" w:color="auto"/>
-          <w:right w:val="single" w:sz="4" w:space="0" w:color="auto"/>
-          <w:insideH w:val="single" w:sz="4" w:space="0" w:color="auto"/>
-          <w:insideV w:val="single" w:sz="4" w:space="0" w:color="auto"/>
-        </w:tblBorders>
-        <w:tblLook w:val="04A0" w:firstRow="1" w:lastRow="0" w:firstColumn="1" w:lastColumn="0" w:noHBand="0" w:noVBand="1"/>
-      </w:tblPr>
-      <w:tblGrid>
-        <w:gridCol w:w="772"/>
-        <w:gridCol w:w="4032"/>
-        <w:gridCol w:w="1584"/>
-        <w:gridCol w:w="3456"/>
-      </w:tblGrid>
-      <w:tr>
-        <w:trPr>
-          <w:jc w:val="center"/>
-        </w:trPr>
-        <w:tc>
-          <w:tcPr>
-            <w:tcW w:w="720" w:type="dxa"/>
-            <w:shd w:val="clear" w:color="auto" w:fill="1F4E79"/>
-            <w:tcMar>
-              <w:top w:w="100" w:type="dxa"/>
-              <w:left w:w="140" w:type="dxa"/>
-              <w:bottom w:w="100" w:type="dxa"/>
-              <w:right w:w="140" w:type="dxa"/>
-            </w:tcMar>
-          </w:tcPr>
-          <w:p>
-            <w:pPr>
-              <w:rPr>
-                <w:rFonts w:ascii="Times New Roman" w:hAnsi="Times New Roman" w:cs="Times New Roman"/>
-                <w:sz w:val="26"/>
-                <w:szCs w:val="26"/>
-              </w:rPr>
-            </w:pPr>
-            <w:r>
-              <w:rPr>
-                <w:rFonts w:ascii="Times New Roman" w:hAnsi="Times New Roman" w:cs="Times New Roman"/>
-                <w:b/>
-                <w:color w:val="FFFFFF"/>
-                <w:sz w:val="26"/>
-                <w:szCs w:val="26"/>
-              </w:rPr>
-              <w:t>STT</w:t>
-            </w:r>
-          </w:p>
-        </w:tc>
-        <w:tc>
-          <w:tcPr>
-            <w:tcW w:w="4032" w:type="dxa"/>
-            <w:shd w:val="clear" w:color="auto" w:fill="1F4E79"/>
-            <w:tcMar>
-              <w:top w:w="100" w:type="dxa"/>
-              <w:left w:w="140" w:type="dxa"/>
-              <w:bottom w:w="100" w:type="dxa"/>
-              <w:right w:w="140" w:type="dxa"/>
-            </w:tcMar>
-          </w:tcPr>
-          <w:p>
-            <w:pPr>
-              <w:rPr>
-                <w:rFonts w:ascii="Times New Roman" w:hAnsi="Times New Roman" w:cs="Times New Roman"/>
-                <w:sz w:val="26"/>
-                <w:szCs w:val="26"/>
-              </w:rPr>
-            </w:pPr>
-            <w:r>
-              <w:rPr>
-                <w:rFonts w:ascii="Times New Roman" w:hAnsi="Times New Roman" w:cs="Times New Roman"/>
-                <w:b/>
-                <w:color w:val="FFFFFF"/>
-                <w:sz w:val="26"/>
-                <w:szCs w:val="26"/>
-              </w:rPr>
-              <w:t>Tiêu chí Kiểm tra (Checklist Items)</w:t>
-            </w:r>
-          </w:p>
-        </w:tc>
-        <w:tc>
-          <w:tcPr>
-            <w:tcW w:w="1584" w:type="dxa"/>
-            <w:shd w:val="clear" w:color="auto" w:fill="1F4E79"/>
-            <w:tcMar>
-              <w:top w:w="100" w:type="dxa"/>
-              <w:left w:w="140" w:type="dxa"/>
-              <w:bottom w:w="100" w:type="dxa"/>
-              <w:right w:w="140" w:type="dxa"/>
-            </w:tcMar>
-          </w:tcPr>
-          <w:p>
-            <w:pPr>
-              <w:rPr>
-                <w:rFonts w:ascii="Times New Roman" w:hAnsi="Times New Roman" w:cs="Times New Roman"/>
-                <w:sz w:val="26"/>
-                <w:szCs w:val="26"/>
-              </w:rPr>
-            </w:pPr>
-            <w:r>
-              <w:rPr>
-                <w:rFonts w:ascii="Times New Roman" w:hAnsi="Times New Roman" w:cs="Times New Roman"/>
-                <w:b/>
-                <w:color w:val="FFFFFF"/>
-                <w:sz w:val="26"/>
-                <w:szCs w:val="26"/>
-              </w:rPr>
-              <w:t>Trạng thái</w:t>
-            </w:r>
-          </w:p>
-        </w:tc>
-        <w:tc>
-          <w:tcPr>
-            <w:tcW w:w="3456" w:type="dxa"/>
-            <w:shd w:val="clear" w:color="auto" w:fill="1F4E79"/>
-            <w:tcMar>
-              <w:top w:w="100" w:type="dxa"/>
-              <w:left w:w="140" w:type="dxa"/>
-              <w:bottom w:w="100" w:type="dxa"/>
-              <w:right w:w="140" w:type="dxa"/>
-            </w:tcMar>
-          </w:tcPr>
-          <w:p>
-            <w:pPr>
-              <w:rPr>
-                <w:rFonts w:ascii="Times New Roman" w:hAnsi="Times New Roman" w:cs="Times New Roman"/>
-                <w:sz w:val="26"/>
-                <w:szCs w:val="26"/>
-              </w:rPr>
-            </w:pPr>
-            <w:r>
-              <w:rPr>
-                <w:rFonts w:ascii="Times New Roman" w:hAnsi="Times New Roman" w:cs="Times New Roman"/>
-                <w:b/>
-                <w:color w:val="FFFFFF"/>
-                <w:sz w:val="26"/>
-                <w:szCs w:val="26"/>
-              </w:rPr>
-              <w:t>Minh chứng / Chi tiết nguồn tài liệu</w:t>
-            </w:r>
-          </w:p>
-        </w:tc>
-      </w:tr>
-      <w:tr>
-        <w:trPr>
-          <w:jc w:val="center"/>
-        </w:trPr>
-        <w:tc>
-          <w:tcPr>
-            <w:tcW w:w="720" w:type="dxa"/>
-            <w:shd w:val="clear" w:color="auto" w:fill="F9FAFC"/>
-            <w:tcMar>
-              <w:top w:w="100" w:type="dxa"/>
-              <w:left w:w="140" w:type="dxa"/>
-              <w:bottom w:w="100" w:type="dxa"/>
-              <w:right w:w="140" w:type="dxa"/>
-            </w:tcMar>
-          </w:tcPr>
-          <w:p>
-            <w:pPr>
-              <w:rPr>
-                <w:rFonts w:ascii="Times New Roman" w:hAnsi="Times New Roman" w:cs="Times New Roman"/>
-                <w:sz w:val="26"/>
-                <w:szCs w:val="26"/>
-              </w:rPr>
-            </w:pPr>
-            <w:r>
-              <w:rPr>
-                <w:rFonts w:ascii="Times New Roman" w:hAnsi="Times New Roman" w:cs="Times New Roman"/>
-                <w:color w:val="000000"/>
-                <w:sz w:val="26"/>
-                <w:szCs w:val="26"/>
-              </w:rPr>
-              <w:t>1</w:t>
-            </w:r>
-          </w:p>
-        </w:tc>
-        <w:tc>
-          <w:tcPr>
-            <w:tcW w:w="4032" w:type="dxa"/>
-            <w:shd w:val="clear" w:color="auto" w:fill="F9FAFC"/>
-            <w:tcMar>
-              <w:top w:w="100" w:type="dxa"/>
-              <w:left w:w="140" w:type="dxa"/>
-              <w:bottom w:w="100" w:type="dxa"/>
-              <w:right w:w="140" w:type="dxa"/>
-            </w:tcMar>
-          </w:tcPr>
-          <w:p>
-            <w:pPr>
-              <w:rPr>
-                <w:rFonts w:ascii="Times New Roman" w:hAnsi="Times New Roman" w:cs="Times New Roman"/>
-                <w:sz w:val="26"/>
-                <w:szCs w:val="26"/>
-              </w:rPr>
-            </w:pPr>
-            <w:r>
-              <w:rPr>
-                <w:rFonts w:ascii="Times New Roman" w:hAnsi="Times New Roman" w:cs="Times New Roman"/>
-                <w:color w:val="000000"/>
-                <w:sz w:val="26"/>
-                <w:szCs w:val="26"/>
-              </w:rPr>
-              <w:t>Phạm vi &amp; Deliverables (Scope)</w:t>
-            </w:r>
-          </w:p>
-        </w:tc>
-        <w:tc>
-          <w:tcPr>
-            <w:tcW w:w="1584" w:type="dxa"/>
-            <w:shd w:val="clear" w:color="auto" w:fill="F9FAFC"/>
-            <w:tcMar>
-              <w:top w:w="100" w:type="dxa"/>
-              <w:left w:w="140" w:type="dxa"/>
-              <w:bottom w:w="100" w:type="dxa"/>
-              <w:right w:w="140" w:type="dxa"/>
-            </w:tcMar>
-          </w:tcPr>
-          <w:p>
-            <w:pPr>
-              <w:rPr>
-                <w:rFonts w:ascii="Times New Roman" w:hAnsi="Times New Roman" w:cs="Times New Roman"/>
-                <w:sz w:val="26"/>
-                <w:szCs w:val="26"/>
-              </w:rPr>
-            </w:pPr>
-            <w:r>
-              <w:rPr>
-                <w:rFonts w:ascii="Times New Roman" w:hAnsi="Times New Roman" w:cs="Times New Roman"/>
-                <w:color w:val="000000"/>
-                <w:sz w:val="26"/>
-                <w:szCs w:val="26"/>
-              </w:rPr>
-              <w:t>ĐẠT (PASS)</w:t>
-            </w:r>
-          </w:p>
-        </w:tc>
-        <w:tc>
-          <w:tcPr>
-            <w:tcW w:w="3456" w:type="dxa"/>
-            <w:shd w:val="clear" w:color="auto" w:fill="F9FAFC"/>
-            <w:tcMar>
-              <w:top w:w="100" w:type="dxa"/>
-              <w:left w:w="140" w:type="dxa"/>
-              <w:bottom w:w="100" w:type="dxa"/>
-              <w:right w:w="140" w:type="dxa"/>
-            </w:tcMar>
-          </w:tcPr>
-          <w:p>
-            <w:pPr>
-              <w:rPr>
-                <w:rFonts w:ascii="Times New Roman" w:hAnsi="Times New Roman" w:cs="Times New Roman"/>
-                <w:sz w:val="26"/>
-                <w:szCs w:val="26"/>
-              </w:rPr>
-            </w:pPr>
-            <w:r>
-              <w:rPr>
-                <w:rFonts w:ascii="Times New Roman" w:hAnsi="Times New Roman" w:cs="Times New Roman"/>
-                <w:color w:val="000000"/>
-                <w:sz w:val="26"/>
-                <w:szCs w:val="26"/>
-              </w:rPr>
-              <w:t>Hoàn thành 100% WBS: Web Selling Site, SRS, SDD, Selling DB &amp; 5 luồng tích hợp Middleware (05_masterplan).</w:t>
-            </w:r>
-          </w:p>
-        </w:tc>
-      </w:tr>
-      <w:tr>
-        <w:trPr>
-          <w:jc w:val="center"/>
-        </w:trPr>
-        <w:tc>
-          <w:tcPr>
-            <w:tcW w:w="720" w:type="dxa"/>
-            <w:shd w:val="clear" w:color="auto" w:fill="FFFFFF"/>
-            <w:tcMar>
-              <w:top w:w="100" w:type="dxa"/>
-              <w:left w:w="140" w:type="dxa"/>
-              <w:bottom w:w="100" w:type="dxa"/>
-              <w:right w:w="140" w:type="dxa"/>
-            </w:tcMar>
-          </w:tcPr>
-          <w:p>
-            <w:pPr>
-              <w:rPr>
-                <w:rFonts w:ascii="Times New Roman" w:hAnsi="Times New Roman" w:cs="Times New Roman"/>
-                <w:sz w:val="26"/>
-                <w:szCs w:val="26"/>
-              </w:rPr>
-            </w:pPr>
-            <w:r>
-              <w:rPr>
-                <w:rFonts w:ascii="Times New Roman" w:hAnsi="Times New Roman" w:cs="Times New Roman"/>
-                <w:color w:val="000000"/>
-                <w:sz w:val="26"/>
-                <w:szCs w:val="26"/>
-              </w:rPr>
-              <w:t>2</w:t>
-            </w:r>
-          </w:p>
-        </w:tc>
-        <w:tc>
-          <w:tcPr>
-            <w:tcW w:w="4032" w:type="dxa"/>
-            <w:shd w:val="clear" w:color="auto" w:fill="FFFFFF"/>
-            <w:tcMar>
-              <w:top w:w="100" w:type="dxa"/>
-              <w:left w:w="140" w:type="dxa"/>
-              <w:bottom w:w="100" w:type="dxa"/>
-              <w:right w:w="140" w:type="dxa"/>
-            </w:tcMar>
-          </w:tcPr>
-          <w:p>
-            <w:pPr>
-              <w:rPr>
-                <w:rFonts w:ascii="Times New Roman" w:hAnsi="Times New Roman" w:cs="Times New Roman"/>
-                <w:sz w:val="26"/>
-                <w:szCs w:val="26"/>
-              </w:rPr>
-            </w:pPr>
-            <w:r>
-              <w:rPr>
-                <w:rFonts w:ascii="Times New Roman" w:hAnsi="Times New Roman" w:cs="Times New Roman"/>
-                <w:color w:val="000000"/>
-                <w:sz w:val="26"/>
-                <w:szCs w:val="26"/>
-              </w:rPr>
-              <w:t>Tiến độ Mốc Milestone (Schedule)</w:t>
-            </w:r>
-          </w:p>
-        </w:tc>
-        <w:tc>
-          <w:tcPr>
-            <w:tcW w:w="1584" w:type="dxa"/>
-            <w:shd w:val="clear" w:color="auto" w:fill="FFFFFF"/>
-            <w:tcMar>
-              <w:top w:w="100" w:type="dxa"/>
-              <w:left w:w="140" w:type="dxa"/>
-              <w:bottom w:w="100" w:type="dxa"/>
-              <w:right w:w="140" w:type="dxa"/>
-            </w:tcMar>
-          </w:tcPr>
-          <w:p>
-            <w:pPr>
-              <w:rPr>
-                <w:rFonts w:ascii="Times New Roman" w:hAnsi="Times New Roman" w:cs="Times New Roman"/>
-                <w:sz w:val="26"/>
-                <w:szCs w:val="26"/>
-              </w:rPr>
-            </w:pPr>
-            <w:r>
-              <w:rPr>
-                <w:rFonts w:ascii="Times New Roman" w:hAnsi="Times New Roman" w:cs="Times New Roman"/>
-                <w:color w:val="000000"/>
-                <w:sz w:val="26"/>
-                <w:szCs w:val="26"/>
-              </w:rPr>
-              <w:t>ĐẠT (PASS)</w:t>
-            </w:r>
-          </w:p>
-        </w:tc>
-        <w:tc>
-          <w:tcPr>
-            <w:tcW w:w="3456" w:type="dxa"/>
-            <w:shd w:val="clear" w:color="auto" w:fill="FFFFFF"/>
-            <w:tcMar>
-              <w:top w:w="100" w:type="dxa"/>
-              <w:left w:w="140" w:type="dxa"/>
-              <w:bottom w:w="100" w:type="dxa"/>
-              <w:right w:w="140" w:type="dxa"/>
-            </w:tcMar>
-          </w:tcPr>
-          <w:p>
-            <w:pPr>
-              <w:rPr>
-                <w:rFonts w:ascii="Times New Roman" w:hAnsi="Times New Roman" w:cs="Times New Roman"/>
-                <w:sz w:val="26"/>
-                <w:szCs w:val="26"/>
-              </w:rPr>
-            </w:pPr>
-            <w:r>
-              <w:rPr>
-                <w:rFonts w:ascii="Times New Roman" w:hAnsi="Times New Roman" w:cs="Times New Roman"/>
-                <w:color w:val="000000"/>
-                <w:sz w:val="26"/>
-                <w:szCs w:val="26"/>
-              </w:rPr>
-              <w:t>Nghiệm thu UAT 25/09/2026 (M4), Go-live 01/10/2026 (M5), Kết thúc Hypercare &amp; Đóng DA 30/10/2026 (01_closeout).</w:t>
-            </w:r>
-          </w:p>
-        </w:tc>
-      </w:tr>
-      <w:tr>
-        <w:trPr>
-          <w:jc w:val="center"/>
-        </w:trPr>
-        <w:tc>
-          <w:tcPr>
-            <w:tcW w:w="720" w:type="dxa"/>
-            <w:shd w:val="clear" w:color="auto" w:fill="F9FAFC"/>
-            <w:tcMar>
-              <w:top w:w="100" w:type="dxa"/>
-              <w:left w:w="140" w:type="dxa"/>
-              <w:bottom w:w="100" w:type="dxa"/>
-              <w:right w:w="140" w:type="dxa"/>
-            </w:tcMar>
-          </w:tcPr>
-          <w:p>
-            <w:pPr>
-              <w:rPr>
-                <w:rFonts w:ascii="Times New Roman" w:hAnsi="Times New Roman" w:cs="Times New Roman"/>
-                <w:sz w:val="26"/>
-                <w:szCs w:val="26"/>
-              </w:rPr>
-            </w:pPr>
-            <w:r>
-              <w:rPr>
-                <w:rFonts w:ascii="Times New Roman" w:hAnsi="Times New Roman" w:cs="Times New Roman"/>
-                <w:color w:val="000000"/>
-                <w:sz w:val="26"/>
-                <w:szCs w:val="26"/>
-              </w:rPr>
-              <w:t>3</w:t>
-            </w:r>
-          </w:p>
-        </w:tc>
-        <w:tc>
-          <w:tcPr>
-            <w:tcW w:w="4032" w:type="dxa"/>
-            <w:shd w:val="clear" w:color="auto" w:fill="F9FAFC"/>
-            <w:tcMar>
-              <w:top w:w="100" w:type="dxa"/>
-              <w:left w:w="140" w:type="dxa"/>
-              <w:bottom w:w="100" w:type="dxa"/>
-              <w:right w:w="140" w:type="dxa"/>
-            </w:tcMar>
-          </w:tcPr>
-          <w:p>
-            <w:pPr>
-              <w:rPr>
-                <w:rFonts w:ascii="Times New Roman" w:hAnsi="Times New Roman" w:cs="Times New Roman"/>
-                <w:sz w:val="26"/>
-                <w:szCs w:val="26"/>
-              </w:rPr>
-            </w:pPr>
-            <w:r>
-              <w:rPr>
-                <w:rFonts w:ascii="Times New Roman" w:hAnsi="Times New Roman" w:cs="Times New Roman"/>
-                <w:color w:val="000000"/>
-                <w:sz w:val="26"/>
-                <w:szCs w:val="26"/>
-              </w:rPr>
-              <w:t>Ngân sách &amp; Quản lý Chi phí (Cost/EVM)</w:t>
-            </w:r>
-          </w:p>
-        </w:tc>
-        <w:tc>
-          <w:tcPr>
-            <w:tcW w:w="1584" w:type="dxa"/>
-            <w:shd w:val="clear" w:color="auto" w:fill="F9FAFC"/>
-            <w:tcMar>
-              <w:top w:w="100" w:type="dxa"/>
-              <w:left w:w="140" w:type="dxa"/>
-              <w:bottom w:w="100" w:type="dxa"/>
-              <w:right w:w="140" w:type="dxa"/>
-            </w:tcMar>
-          </w:tcPr>
-          <w:p>
-            <w:pPr>
-              <w:rPr>
-                <w:rFonts w:ascii="Times New Roman" w:hAnsi="Times New Roman" w:cs="Times New Roman"/>
-                <w:sz w:val="26"/>
-                <w:szCs w:val="26"/>
-              </w:rPr>
-            </w:pPr>
-            <w:r>
-              <w:rPr>
-                <w:rFonts w:ascii="Times New Roman" w:hAnsi="Times New Roman" w:cs="Times New Roman"/>
-                <w:color w:val="000000"/>
-                <w:sz w:val="26"/>
-                <w:szCs w:val="26"/>
-              </w:rPr>
-              <w:t>ĐẠT (PASS)</w:t>
-            </w:r>
-          </w:p>
-        </w:tc>
-        <w:tc>
-          <w:tcPr>
-            <w:tcW w:w="3456" w:type="dxa"/>
-            <w:shd w:val="clear" w:color="auto" w:fill="F9FAFC"/>
-            <w:tcMar>
-              <w:top w:w="100" w:type="dxa"/>
-              <w:left w:w="140" w:type="dxa"/>
-              <w:bottom w:w="100" w:type="dxa"/>
-              <w:right w:w="140" w:type="dxa"/>
-            </w:tcMar>
-          </w:tcPr>
-          <w:p>
-            <w:pPr>
-              <w:rPr>
-                <w:rFonts w:ascii="Times New Roman" w:hAnsi="Times New Roman" w:cs="Times New Roman"/>
-                <w:sz w:val="26"/>
-                <w:szCs w:val="26"/>
-              </w:rPr>
-            </w:pPr>
-            <w:r>
-              <w:rPr>
-                <w:rFonts w:ascii="Times New Roman" w:hAnsi="Times New Roman" w:cs="Times New Roman"/>
-                <w:color w:val="000000"/>
-                <w:sz w:val="26"/>
-                <w:szCs w:val="26"/>
-              </w:rPr>
-              <w:t>Quyết toán chính xác 897.600.000 VNĐ (đã VAT), CPI = 1.0, SPI = 1.0 (khớp 100% kế hoạch HSDT/Masterplan).</w:t>
-            </w:r>
-          </w:p>
-        </w:tc>
-      </w:tr>
-      <w:tr>
-        <w:trPr>
-          <w:jc w:val="center"/>
-        </w:trPr>
-        <w:tc>
-          <w:tcPr>
-            <w:tcW w:w="720" w:type="dxa"/>
-            <w:shd w:val="clear" w:color="auto" w:fill="FFFFFF"/>
-            <w:tcMar>
-              <w:top w:w="100" w:type="dxa"/>
-              <w:left w:w="140" w:type="dxa"/>
-              <w:bottom w:w="100" w:type="dxa"/>
-              <w:right w:w="140" w:type="dxa"/>
-            </w:tcMar>
-          </w:tcPr>
-          <w:p>
-            <w:pPr>
-              <w:rPr>
-                <w:rFonts w:ascii="Times New Roman" w:hAnsi="Times New Roman" w:cs="Times New Roman"/>
-                <w:sz w:val="26"/>
-                <w:szCs w:val="26"/>
-              </w:rPr>
-            </w:pPr>
-            <w:r>
-              <w:rPr>
-                <w:rFonts w:ascii="Times New Roman" w:hAnsi="Times New Roman" w:cs="Times New Roman"/>
-                <w:color w:val="000000"/>
-                <w:sz w:val="26"/>
-                <w:szCs w:val="26"/>
-              </w:rPr>
-              <w:lastRenderedPageBreak/>
-              <w:t>4</w:t>
-            </w:r>
-          </w:p>
-        </w:tc>
-        <w:tc>
-          <w:tcPr>
-            <w:tcW w:w="4032" w:type="dxa"/>
-            <w:shd w:val="clear" w:color="auto" w:fill="FFFFFF"/>
-            <w:tcMar>
-              <w:top w:w="100" w:type="dxa"/>
-              <w:left w:w="140" w:type="dxa"/>
-              <w:bottom w:w="100" w:type="dxa"/>
-              <w:right w:w="140" w:type="dxa"/>
-            </w:tcMar>
-          </w:tcPr>
-          <w:p>
-            <w:pPr>
-              <w:rPr>
-                <w:rFonts w:ascii="Times New Roman" w:hAnsi="Times New Roman" w:cs="Times New Roman"/>
-                <w:sz w:val="26"/>
-                <w:szCs w:val="26"/>
-              </w:rPr>
-            </w:pPr>
-            <w:r>
-              <w:rPr>
-                <w:rFonts w:ascii="Times New Roman" w:hAnsi="Times New Roman" w:cs="Times New Roman"/>
-                <w:color w:val="000000"/>
-                <w:sz w:val="26"/>
-                <w:szCs w:val="26"/>
-              </w:rPr>
-              <w:t>Chất lượng &amp; Hiệu năng NFR (Quality)</w:t>
-            </w:r>
-          </w:p>
-        </w:tc>
-        <w:tc>
-          <w:tcPr>
-            <w:tcW w:w="1584" w:type="dxa"/>
-            <w:shd w:val="clear" w:color="auto" w:fill="FFFFFF"/>
-            <w:tcMar>
-              <w:top w:w="100" w:type="dxa"/>
-              <w:left w:w="140" w:type="dxa"/>
-              <w:bottom w:w="100" w:type="dxa"/>
-              <w:right w:w="140" w:type="dxa"/>
-            </w:tcMar>
-          </w:tcPr>
-          <w:p>
-            <w:pPr>
-              <w:rPr>
-                <w:rFonts w:ascii="Times New Roman" w:hAnsi="Times New Roman" w:cs="Times New Roman"/>
-                <w:sz w:val="26"/>
-                <w:szCs w:val="26"/>
-              </w:rPr>
-            </w:pPr>
-            <w:r>
-              <w:rPr>
-                <w:rFonts w:ascii="Times New Roman" w:hAnsi="Times New Roman" w:cs="Times New Roman"/>
-                <w:color w:val="000000"/>
-                <w:sz w:val="26"/>
-                <w:szCs w:val="26"/>
-              </w:rPr>
-              <w:t>ĐẠT (PASS)</w:t>
-            </w:r>
-          </w:p>
-        </w:tc>
-        <w:tc>
-          <w:tcPr>
-            <w:tcW w:w="3456" w:type="dxa"/>
-            <w:shd w:val="clear" w:color="auto" w:fill="FFFFFF"/>
-            <w:tcMar>
-              <w:top w:w="100" w:type="dxa"/>
-              <w:left w:w="140" w:type="dxa"/>
-              <w:bottom w:w="100" w:type="dxa"/>
-              <w:right w:w="140" w:type="dxa"/>
-            </w:tcMar>
-          </w:tcPr>
-          <w:p>
-            <w:pPr>
-              <w:rPr>
-                <w:rFonts w:ascii="Times New Roman" w:hAnsi="Times New Roman" w:cs="Times New Roman"/>
-                <w:sz w:val="26"/>
-                <w:szCs w:val="26"/>
-              </w:rPr>
-            </w:pPr>
-            <w:r>
-              <w:rPr>
-                <w:rFonts w:ascii="Times New Roman" w:hAnsi="Times New Roman" w:cs="Times New Roman"/>
-                <w:color w:val="000000"/>
-                <w:sz w:val="26"/>
-                <w:szCs w:val="26"/>
-              </w:rPr>
-              <w:t>Đã kiểm thử NFR đạt P95 &lt;= 2s, Độ sẵn sàng Availability &gt;= 99.5%, Biên bản UAT ký bởi Key users ABC Wear.</w:t>
-            </w:r>
-          </w:p>
-        </w:tc>
-      </w:tr>
-      <w:tr>
-        <w:trPr>
-          <w:jc w:val="center"/>
-        </w:trPr>
-        <w:tc>
-          <w:tcPr>
-            <w:tcW w:w="720" w:type="dxa"/>
-            <w:shd w:val="clear" w:color="auto" w:fill="F9FAFC"/>
-            <w:tcMar>
-              <w:top w:w="100" w:type="dxa"/>
-              <w:left w:w="140" w:type="dxa"/>
-              <w:bottom w:w="100" w:type="dxa"/>
-              <w:right w:w="140" w:type="dxa"/>
-            </w:tcMar>
-          </w:tcPr>
-          <w:p>
-            <w:pPr>
-              <w:rPr>
-                <w:rFonts w:ascii="Times New Roman" w:hAnsi="Times New Roman" w:cs="Times New Roman"/>
-                <w:sz w:val="26"/>
-                <w:szCs w:val="26"/>
-              </w:rPr>
-            </w:pPr>
-            <w:r>
-              <w:rPr>
-                <w:rFonts w:ascii="Times New Roman" w:hAnsi="Times New Roman" w:cs="Times New Roman"/>
-                <w:color w:val="000000"/>
-                <w:sz w:val="26"/>
-                <w:szCs w:val="26"/>
-              </w:rPr>
-              <w:t>5</w:t>
-            </w:r>
-          </w:p>
-        </w:tc>
-        <w:tc>
-          <w:tcPr>
-            <w:tcW w:w="4032" w:type="dxa"/>
-            <w:shd w:val="clear" w:color="auto" w:fill="F9FAFC"/>
-            <w:tcMar>
-              <w:top w:w="100" w:type="dxa"/>
-              <w:left w:w="140" w:type="dxa"/>
-              <w:bottom w:w="100" w:type="dxa"/>
-              <w:right w:w="140" w:type="dxa"/>
-            </w:tcMar>
-          </w:tcPr>
-          <w:p>
-            <w:pPr>
-              <w:rPr>
-                <w:rFonts w:ascii="Times New Roman" w:hAnsi="Times New Roman" w:cs="Times New Roman"/>
-                <w:sz w:val="26"/>
-                <w:szCs w:val="26"/>
-              </w:rPr>
-            </w:pPr>
-            <w:r>
-              <w:rPr>
-                <w:rFonts w:ascii="Times New Roman" w:hAnsi="Times New Roman" w:cs="Times New Roman"/>
-                <w:color w:val="000000"/>
-                <w:sz w:val="26"/>
-                <w:szCs w:val="26"/>
-              </w:rPr>
-              <w:t>Quản lý Rủi ro (Risk Management)</w:t>
-            </w:r>
-          </w:p>
-        </w:tc>
-        <w:tc>
-          <w:tcPr>
-            <w:tcW w:w="1584" w:type="dxa"/>
-            <w:shd w:val="clear" w:color="auto" w:fill="F9FAFC"/>
-            <w:tcMar>
-              <w:top w:w="100" w:type="dxa"/>
-              <w:left w:w="140" w:type="dxa"/>
-              <w:bottom w:w="100" w:type="dxa"/>
-              <w:right w:w="140" w:type="dxa"/>
-            </w:tcMar>
-          </w:tcPr>
-          <w:p>
-            <w:pPr>
-              <w:rPr>
-                <w:rFonts w:ascii="Times New Roman" w:hAnsi="Times New Roman" w:cs="Times New Roman"/>
-                <w:sz w:val="26"/>
-                <w:szCs w:val="26"/>
-              </w:rPr>
-            </w:pPr>
-            <w:r>
-              <w:rPr>
-                <w:rFonts w:ascii="Times New Roman" w:hAnsi="Times New Roman" w:cs="Times New Roman"/>
-                <w:color w:val="000000"/>
-                <w:sz w:val="26"/>
-                <w:szCs w:val="26"/>
-              </w:rPr>
-              <w:t>ĐẠT (PASS)</w:t>
-            </w:r>
-          </w:p>
-        </w:tc>
-        <w:tc>
-          <w:tcPr>
-            <w:tcW w:w="3456" w:type="dxa"/>
-            <w:shd w:val="clear" w:color="auto" w:fill="F9FAFC"/>
-            <w:tcMar>
-              <w:top w:w="100" w:type="dxa"/>
-              <w:left w:w="140" w:type="dxa"/>
-              <w:bottom w:w="100" w:type="dxa"/>
-              <w:right w:w="140" w:type="dxa"/>
-            </w:tcMar>
-          </w:tcPr>
-          <w:p>
-            <w:pPr>
-              <w:rPr>
-                <w:rFonts w:ascii="Times New Roman" w:hAnsi="Times New Roman" w:cs="Times New Roman"/>
-                <w:sz w:val="26"/>
-                <w:szCs w:val="26"/>
-              </w:rPr>
-            </w:pPr>
-            <w:r>
-              <w:rPr>
-                <w:rFonts w:ascii="Times New Roman" w:hAnsi="Times New Roman" w:cs="Times New Roman"/>
-                <w:color w:val="000000"/>
-                <w:sz w:val="26"/>
-                <w:szCs w:val="26"/>
-              </w:rPr>
-              <w:t>Rủi ro A (R-001, R-002, R-005) đã Mitigate thành công; Rủi ro tồn đọng chuyển theo dõi trong bảo hành 12 tháng.</w:t>
-            </w:r>
-          </w:p>
-        </w:tc>
-      </w:tr>
-      <w:tr>
-        <w:trPr>
-          <w:jc w:val="center"/>
-        </w:trPr>
-        <w:tc>
-          <w:tcPr>
-            <w:tcW w:w="720" w:type="dxa"/>
-            <w:shd w:val="clear" w:color="auto" w:fill="FFFFFF"/>
-            <w:tcMar>
-              <w:top w:w="100" w:type="dxa"/>
-              <w:left w:w="140" w:type="dxa"/>
-              <w:bottom w:w="100" w:type="dxa"/>
-              <w:right w:w="140" w:type="dxa"/>
-            </w:tcMar>
-          </w:tcPr>
-          <w:p>
-            <w:pPr>
-              <w:rPr>
-                <w:rFonts w:ascii="Times New Roman" w:hAnsi="Times New Roman" w:cs="Times New Roman"/>
-                <w:sz w:val="26"/>
-                <w:szCs w:val="26"/>
-              </w:rPr>
-            </w:pPr>
-            <w:r>
-              <w:rPr>
-                <w:rFonts w:ascii="Times New Roman" w:hAnsi="Times New Roman" w:cs="Times New Roman"/>
-                <w:color w:val="000000"/>
-                <w:sz w:val="26"/>
-                <w:szCs w:val="26"/>
-              </w:rPr>
-              <w:t>6</w:t>
-            </w:r>
-          </w:p>
-        </w:tc>
-        <w:tc>
-          <w:tcPr>
-            <w:tcW w:w="4032" w:type="dxa"/>
-            <w:shd w:val="clear" w:color="auto" w:fill="FFFFFF"/>
-            <w:tcMar>
-              <w:top w:w="100" w:type="dxa"/>
-              <w:left w:w="140" w:type="dxa"/>
-              <w:bottom w:w="100" w:type="dxa"/>
-              <w:right w:w="140" w:type="dxa"/>
-            </w:tcMar>
-          </w:tcPr>
-          <w:p>
-            <w:pPr>
-              <w:rPr>
-                <w:rFonts w:ascii="Times New Roman" w:hAnsi="Times New Roman" w:cs="Times New Roman"/>
-                <w:sz w:val="26"/>
-                <w:szCs w:val="26"/>
-              </w:rPr>
-            </w:pPr>
-            <w:r>
-              <w:rPr>
-                <w:rFonts w:ascii="Times New Roman" w:hAnsi="Times New Roman" w:cs="Times New Roman"/>
-                <w:color w:val="000000"/>
-                <w:sz w:val="26"/>
-                <w:szCs w:val="26"/>
-              </w:rPr>
-              <w:t>Kiểm soát Thay đổi (Change Control)</w:t>
-            </w:r>
-          </w:p>
-        </w:tc>
-        <w:tc>
-          <w:tcPr>
-            <w:tcW w:w="1584" w:type="dxa"/>
-            <w:shd w:val="clear" w:color="auto" w:fill="FFFFFF"/>
-            <w:tcMar>
-              <w:top w:w="100" w:type="dxa"/>
-              <w:left w:w="140" w:type="dxa"/>
-              <w:bottom w:w="100" w:type="dxa"/>
-              <w:right w:w="140" w:type="dxa"/>
-            </w:tcMar>
-          </w:tcPr>
-          <w:p>
-            <w:pPr>
-              <w:rPr>
-                <w:rFonts w:ascii="Times New Roman" w:hAnsi="Times New Roman" w:cs="Times New Roman"/>
-                <w:sz w:val="26"/>
-                <w:szCs w:val="26"/>
-              </w:rPr>
-            </w:pPr>
-            <w:r>
-              <w:rPr>
-                <w:rFonts w:ascii="Times New Roman" w:hAnsi="Times New Roman" w:cs="Times New Roman"/>
-                <w:color w:val="000000"/>
-                <w:sz w:val="26"/>
-                <w:szCs w:val="26"/>
-              </w:rPr>
-              <w:t>ĐẠT (PASS)</w:t>
-            </w:r>
-          </w:p>
-        </w:tc>
-        <w:tc>
-          <w:tcPr>
-            <w:tcW w:w="3456" w:type="dxa"/>
-            <w:shd w:val="clear" w:color="auto" w:fill="FFFFFF"/>
-            <w:tcMar>
-              <w:top w:w="100" w:type="dxa"/>
-              <w:left w:w="140" w:type="dxa"/>
-              <w:bottom w:w="100" w:type="dxa"/>
-              <w:right w:w="140" w:type="dxa"/>
-            </w:tcMar>
-          </w:tcPr>
-          <w:p>
-            <w:pPr>
-              <w:rPr>
-                <w:rFonts w:ascii="Times New Roman" w:hAnsi="Times New Roman" w:cs="Times New Roman"/>
-                <w:sz w:val="26"/>
-                <w:szCs w:val="26"/>
-              </w:rPr>
-            </w:pPr>
-            <w:r>
-              <w:rPr>
-                <w:rFonts w:ascii="Times New Roman" w:hAnsi="Times New Roman" w:cs="Times New Roman"/>
-                <w:color w:val="000000"/>
-                <w:sz w:val="26"/>
-                <w:szCs w:val="26"/>
-              </w:rPr>
-              <w:t>100% Yêu cầu thay đổi (CR) được phê duyệt qua CCB và ban hành ECO chính thức theo đúng quy trình SCM.</w:t>
-            </w:r>
-          </w:p>
-        </w:tc>
-      </w:tr>
-      <w:tr>
-        <w:trPr>
-          <w:jc w:val="center"/>
-        </w:trPr>
-        <w:tc>
-          <w:tcPr>
-            <w:tcW w:w="720" w:type="dxa"/>
-            <w:shd w:val="clear" w:color="auto" w:fill="F9FAFC"/>
-            <w:tcMar>
-              <w:top w:w="100" w:type="dxa"/>
-              <w:left w:w="140" w:type="dxa"/>
-              <w:bottom w:w="100" w:type="dxa"/>
-              <w:right w:w="140" w:type="dxa"/>
-            </w:tcMar>
-          </w:tcPr>
-          <w:p>
-            <w:pPr>
-              <w:rPr>
-                <w:rFonts w:ascii="Times New Roman" w:hAnsi="Times New Roman" w:cs="Times New Roman"/>
-                <w:sz w:val="26"/>
-                <w:szCs w:val="26"/>
-              </w:rPr>
-            </w:pPr>
-            <w:r>
-              <w:rPr>
-                <w:rFonts w:ascii="Times New Roman" w:hAnsi="Times New Roman" w:cs="Times New Roman"/>
-                <w:color w:val="000000"/>
-                <w:sz w:val="26"/>
-                <w:szCs w:val="26"/>
-              </w:rPr>
-              <w:t>7</w:t>
-            </w:r>
-          </w:p>
-        </w:tc>
-        <w:tc>
-          <w:tcPr>
-            <w:tcW w:w="4032" w:type="dxa"/>
-            <w:shd w:val="clear" w:color="auto" w:fill="F9FAFC"/>
-            <w:tcMar>
-              <w:top w:w="100" w:type="dxa"/>
-              <w:left w:w="140" w:type="dxa"/>
-              <w:bottom w:w="100" w:type="dxa"/>
-              <w:right w:w="140" w:type="dxa"/>
-            </w:tcMar>
-          </w:tcPr>
-          <w:p>
-            <w:pPr>
-              <w:rPr>
-                <w:rFonts w:ascii="Times New Roman" w:hAnsi="Times New Roman" w:cs="Times New Roman"/>
-                <w:sz w:val="26"/>
-                <w:szCs w:val="26"/>
-              </w:rPr>
-            </w:pPr>
-            <w:r>
-              <w:rPr>
-                <w:rFonts w:ascii="Times New Roman" w:hAnsi="Times New Roman" w:cs="Times New Roman"/>
-                <w:color w:val="000000"/>
-                <w:sz w:val="26"/>
-                <w:szCs w:val="26"/>
-              </w:rPr>
-              <w:t>Mã nguồn &amp; Cấu hình (Version Control)</w:t>
-            </w:r>
-          </w:p>
-        </w:tc>
-        <w:tc>
-          <w:tcPr>
-            <w:tcW w:w="1584" w:type="dxa"/>
-            <w:shd w:val="clear" w:color="auto" w:fill="F9FAFC"/>
-            <w:tcMar>
-              <w:top w:w="100" w:type="dxa"/>
-              <w:left w:w="140" w:type="dxa"/>
-              <w:bottom w:w="100" w:type="dxa"/>
-              <w:right w:w="140" w:type="dxa"/>
-            </w:tcMar>
-          </w:tcPr>
-          <w:p>
-            <w:pPr>
-              <w:rPr>
-                <w:rFonts w:ascii="Times New Roman" w:hAnsi="Times New Roman" w:cs="Times New Roman"/>
-                <w:sz w:val="26"/>
-                <w:szCs w:val="26"/>
-              </w:rPr>
-            </w:pPr>
-            <w:r>
-              <w:rPr>
-                <w:rFonts w:ascii="Times New Roman" w:hAnsi="Times New Roman" w:cs="Times New Roman"/>
-                <w:color w:val="000000"/>
-                <w:sz w:val="26"/>
-                <w:szCs w:val="26"/>
-              </w:rPr>
-              <w:t>ĐẠT (PASS)</w:t>
-            </w:r>
-          </w:p>
-        </w:tc>
-        <w:tc>
-          <w:tcPr>
-            <w:tcW w:w="3456" w:type="dxa"/>
-            <w:shd w:val="clear" w:color="auto" w:fill="F9FAFC"/>
-            <w:tcMar>
-              <w:top w:w="100" w:type="dxa"/>
-              <w:left w:w="140" w:type="dxa"/>
-              <w:bottom w:w="100" w:type="dxa"/>
-              <w:right w:w="140" w:type="dxa"/>
-            </w:tcMar>
-          </w:tcPr>
-          <w:p>
-            <w:pPr>
-              <w:rPr>
-                <w:rFonts w:ascii="Times New Roman" w:hAnsi="Times New Roman" w:cs="Times New Roman"/>
-                <w:sz w:val="26"/>
-                <w:szCs w:val="26"/>
-              </w:rPr>
-            </w:pPr>
-            <w:r>
-              <w:rPr>
-                <w:rFonts w:ascii="Times New Roman" w:hAnsi="Times New Roman" w:cs="Times New Roman"/>
-                <w:color w:val="000000"/>
-                <w:sz w:val="26"/>
-                <w:szCs w:val="26"/>
-              </w:rPr>
-              <w:t>Đã gắn tag release `v1.0.0-PROD` trên Git, CI/CD pipeline tự động hóa, kiểm toán FCA/PCA hoàn tất.</w:t>
-            </w:r>
-          </w:p>
-        </w:tc>
-      </w:tr>
-      <w:tr>
-        <w:trPr>
-          <w:jc w:val="center"/>
-        </w:trPr>
-        <w:tc>
-          <w:tcPr>
-            <w:tcW w:w="720" w:type="dxa"/>
-            <w:shd w:val="clear" w:color="auto" w:fill="FFFFFF"/>
-            <w:tcMar>
-              <w:top w:w="100" w:type="dxa"/>
-              <w:left w:w="140" w:type="dxa"/>
-              <w:bottom w:w="100" w:type="dxa"/>
-              <w:right w:w="140" w:type="dxa"/>
-            </w:tcMar>
-          </w:tcPr>
-          <w:p>
-            <w:pPr>
-              <w:rPr>
-                <w:rFonts w:ascii="Times New Roman" w:hAnsi="Times New Roman" w:cs="Times New Roman"/>
-                <w:sz w:val="26"/>
-                <w:szCs w:val="26"/>
-              </w:rPr>
-            </w:pPr>
-            <w:r>
-              <w:rPr>
-                <w:rFonts w:ascii="Times New Roman" w:hAnsi="Times New Roman" w:cs="Times New Roman"/>
-                <w:color w:val="000000"/>
-                <w:sz w:val="26"/>
-                <w:szCs w:val="26"/>
-              </w:rPr>
-              <w:t>8</w:t>
-            </w:r>
-          </w:p>
-        </w:tc>
-        <w:tc>
-          <w:tcPr>
-            <w:tcW w:w="4032" w:type="dxa"/>
-            <w:shd w:val="clear" w:color="auto" w:fill="FFFFFF"/>
-            <w:tcMar>
-              <w:top w:w="100" w:type="dxa"/>
-              <w:left w:w="140" w:type="dxa"/>
-              <w:bottom w:w="100" w:type="dxa"/>
-              <w:right w:w="140" w:type="dxa"/>
-            </w:tcMar>
-          </w:tcPr>
-          <w:p>
-            <w:pPr>
-              <w:rPr>
-                <w:rFonts w:ascii="Times New Roman" w:hAnsi="Times New Roman" w:cs="Times New Roman"/>
-                <w:sz w:val="26"/>
-                <w:szCs w:val="26"/>
-              </w:rPr>
-            </w:pPr>
-            <w:r>
-              <w:rPr>
-                <w:rFonts w:ascii="Times New Roman" w:hAnsi="Times New Roman" w:cs="Times New Roman"/>
-                <w:color w:val="000000"/>
-                <w:sz w:val="26"/>
-                <w:szCs w:val="26"/>
-              </w:rPr>
-              <w:t>Bàn giao Vận hành OPS (Operations)</w:t>
-            </w:r>
-          </w:p>
-        </w:tc>
-        <w:tc>
-          <w:tcPr>
-            <w:tcW w:w="1584" w:type="dxa"/>
-            <w:shd w:val="clear" w:color="auto" w:fill="FFFFFF"/>
-            <w:tcMar>
-              <w:top w:w="100" w:type="dxa"/>
-              <w:left w:w="140" w:type="dxa"/>
-              <w:bottom w:w="100" w:type="dxa"/>
-              <w:right w:w="140" w:type="dxa"/>
-            </w:tcMar>
-          </w:tcPr>
-          <w:p>
-            <w:pPr>
-              <w:rPr>
-                <w:rFonts w:ascii="Times New Roman" w:hAnsi="Times New Roman" w:cs="Times New Roman"/>
-                <w:sz w:val="26"/>
-                <w:szCs w:val="26"/>
-              </w:rPr>
-            </w:pPr>
-            <w:r>
-              <w:rPr>
-                <w:rFonts w:ascii="Times New Roman" w:hAnsi="Times New Roman" w:cs="Times New Roman"/>
-                <w:color w:val="000000"/>
-                <w:sz w:val="26"/>
-                <w:szCs w:val="26"/>
-              </w:rPr>
-              <w:t>ĐẠT (PASS)</w:t>
-            </w:r>
-          </w:p>
-        </w:tc>
-        <w:tc>
-          <w:tcPr>
-            <w:tcW w:w="3456" w:type="dxa"/>
-            <w:shd w:val="clear" w:color="auto" w:fill="FFFFFF"/>
-            <w:tcMar>
-              <w:top w:w="100" w:type="dxa"/>
-              <w:left w:w="140" w:type="dxa"/>
-              <w:bottom w:w="100" w:type="dxa"/>
-              <w:right w:w="140" w:type="dxa"/>
-            </w:tcMar>
-          </w:tcPr>
-          <w:p>
-            <w:pPr>
-              <w:rPr>
-                <w:rFonts w:ascii="Times New Roman" w:hAnsi="Times New Roman" w:cs="Times New Roman"/>
-                <w:sz w:val="26"/>
-                <w:szCs w:val="26"/>
-              </w:rPr>
-            </w:pPr>
-            <w:r>
-              <w:rPr>
-                <w:rFonts w:ascii="Times New Roman" w:hAnsi="Times New Roman" w:cs="Times New Roman"/>
-                <w:color w:val="000000"/>
-                <w:sz w:val="26"/>
-                <w:szCs w:val="26"/>
-              </w:rPr>
-              <w:t>Bàn giao tài liệu User Guide, Operation Manual, Backup/DR Guide &amp; Đào tạo người dùng hoàn tất ngày 28/10/2026.</w:t>
-            </w:r>
-          </w:p>
-        </w:tc>
-      </w:tr>
-      <w:tr>
-        <w:trPr>
-          <w:jc w:val="center"/>
-        </w:trPr>
-        <w:tc>
-          <w:tcPr>
-            <w:tcW w:w="720" w:type="dxa"/>
-            <w:shd w:val="clear" w:color="auto" w:fill="F9FAFC"/>
-            <w:tcMar>
-              <w:top w:w="100" w:type="dxa"/>
-              <w:left w:w="140" w:type="dxa"/>
-              <w:bottom w:w="100" w:type="dxa"/>
-              <w:right w:w="140" w:type="dxa"/>
-            </w:tcMar>
-          </w:tcPr>
-          <w:p>
-            <w:pPr>
-              <w:rPr>
-                <w:rFonts w:ascii="Times New Roman" w:hAnsi="Times New Roman" w:cs="Times New Roman"/>
-                <w:sz w:val="26"/>
-                <w:szCs w:val="26"/>
-              </w:rPr>
-            </w:pPr>
-            <w:r>
-              <w:rPr>
-                <w:rFonts w:ascii="Times New Roman" w:hAnsi="Times New Roman" w:cs="Times New Roman"/>
-                <w:color w:val="000000"/>
-                <w:sz w:val="26"/>
-                <w:szCs w:val="26"/>
-              </w:rPr>
-              <w:t>9</w:t>
-            </w:r>
-          </w:p>
-        </w:tc>
-        <w:tc>
-          <w:tcPr>
-            <w:tcW w:w="4032" w:type="dxa"/>
-            <w:shd w:val="clear" w:color="auto" w:fill="F9FAFC"/>
-            <w:tcMar>
-              <w:top w:w="100" w:type="dxa"/>
-              <w:left w:w="140" w:type="dxa"/>
-              <w:bottom w:w="100" w:type="dxa"/>
-              <w:right w:w="140" w:type="dxa"/>
-            </w:tcMar>
-          </w:tcPr>
-          <w:p>
-            <w:pPr>
-              <w:rPr>
-                <w:rFonts w:ascii="Times New Roman" w:hAnsi="Times New Roman" w:cs="Times New Roman"/>
-                <w:sz w:val="26"/>
-                <w:szCs w:val="26"/>
-              </w:rPr>
-            </w:pPr>
-            <w:r>
-              <w:rPr>
-                <w:rFonts w:ascii="Times New Roman" w:hAnsi="Times New Roman" w:cs="Times New Roman"/>
-                <w:color w:val="000000"/>
-                <w:sz w:val="26"/>
-                <w:szCs w:val="26"/>
-              </w:rPr>
-              <w:t>An toàn thông tin &amp; Bảo mật (Security)</w:t>
-            </w:r>
-          </w:p>
-        </w:tc>
-        <w:tc>
-          <w:tcPr>
-            <w:tcW w:w="1584" w:type="dxa"/>
-            <w:shd w:val="clear" w:color="auto" w:fill="F9FAFC"/>
-            <w:tcMar>
-              <w:top w:w="100" w:type="dxa"/>
-              <w:left w:w="140" w:type="dxa"/>
-              <w:bottom w:w="100" w:type="dxa"/>
-              <w:right w:w="140" w:type="dxa"/>
-            </w:tcMar>
-          </w:tcPr>
-          <w:p>
-            <w:pPr>
-              <w:rPr>
-                <w:rFonts w:ascii="Times New Roman" w:hAnsi="Times New Roman" w:cs="Times New Roman"/>
-                <w:sz w:val="26"/>
-                <w:szCs w:val="26"/>
-              </w:rPr>
-            </w:pPr>
-            <w:r>
-              <w:rPr>
-                <w:rFonts w:ascii="Times New Roman" w:hAnsi="Times New Roman" w:cs="Times New Roman"/>
-                <w:color w:val="000000"/>
-                <w:sz w:val="26"/>
-                <w:szCs w:val="26"/>
-              </w:rPr>
-              <w:t>ĐẠT (PASS)</w:t>
-            </w:r>
-          </w:p>
-        </w:tc>
-        <w:tc>
-          <w:tcPr>
-            <w:tcW w:w="3456" w:type="dxa"/>
-            <w:shd w:val="clear" w:color="auto" w:fill="F9FAFC"/>
-            <w:tcMar>
-              <w:top w:w="100" w:type="dxa"/>
-              <w:left w:w="140" w:type="dxa"/>
-              <w:bottom w:w="100" w:type="dxa"/>
-              <w:right w:w="140" w:type="dxa"/>
-            </w:tcMar>
-          </w:tcPr>
-          <w:p>
-            <w:pPr>
-              <w:rPr>
-                <w:rFonts w:ascii="Times New Roman" w:hAnsi="Times New Roman" w:cs="Times New Roman"/>
-                <w:sz w:val="26"/>
-                <w:szCs w:val="26"/>
-              </w:rPr>
-            </w:pPr>
-            <w:r>
-              <w:rPr>
-                <w:rFonts w:ascii="Times New Roman" w:hAnsi="Times New Roman" w:cs="Times New Roman"/>
-                <w:color w:val="000000"/>
-                <w:sz w:val="26"/>
-                <w:szCs w:val="26"/>
-              </w:rPr>
-              <w:t>Tích hợp VPN an toàn với Main System, cơ chế quét lỗ hổng bảo mật định kỳ, cam kết bảo mật thông tin.</w:t>
-            </w:r>
-          </w:p>
-        </w:tc>
-      </w:tr>
-      <w:tr>
-        <w:trPr>
-          <w:jc w:val="center"/>
-        </w:trPr>
-        <w:tc>
-          <w:tcPr>
-            <w:tcW w:w="720" w:type="dxa"/>
-            <w:shd w:val="clear" w:color="auto" w:fill="FFFFFF"/>
-            <w:tcMar>
-              <w:top w:w="100" w:type="dxa"/>
-              <w:left w:w="140" w:type="dxa"/>
-              <w:bottom w:w="100" w:type="dxa"/>
-              <w:right w:w="140" w:type="dxa"/>
-            </w:tcMar>
-          </w:tcPr>
-          <w:p>
-            <w:pPr>
-              <w:rPr>
-                <w:rFonts w:ascii="Times New Roman" w:hAnsi="Times New Roman" w:cs="Times New Roman"/>
-                <w:sz w:val="26"/>
-                <w:szCs w:val="26"/>
-              </w:rPr>
-            </w:pPr>
-            <w:r>
-              <w:rPr>
-                <w:rFonts w:ascii="Times New Roman" w:hAnsi="Times New Roman" w:cs="Times New Roman"/>
-                <w:color w:val="000000"/>
-                <w:sz w:val="26"/>
-                <w:szCs w:val="26"/>
-              </w:rPr>
-              <w:t>10</w:t>
-            </w:r>
-          </w:p>
-        </w:tc>
-        <w:tc>
-          <w:tcPr>
-            <w:tcW w:w="4032" w:type="dxa"/>
-            <w:shd w:val="clear" w:color="auto" w:fill="FFFFFF"/>
-            <w:tcMar>
-              <w:top w:w="100" w:type="dxa"/>
-              <w:left w:w="140" w:type="dxa"/>
-              <w:bottom w:w="100" w:type="dxa"/>
-              <w:right w:w="140" w:type="dxa"/>
-            </w:tcMar>
-          </w:tcPr>
-          <w:p>
-            <w:pPr>
-              <w:rPr>
-                <w:rFonts w:ascii="Times New Roman" w:hAnsi="Times New Roman" w:cs="Times New Roman"/>
-                <w:sz w:val="26"/>
-                <w:szCs w:val="26"/>
-              </w:rPr>
-            </w:pPr>
-            <w:r>
-              <w:rPr>
-                <w:rFonts w:ascii="Times New Roman" w:hAnsi="Times New Roman" w:cs="Times New Roman"/>
-                <w:color w:val="000000"/>
-                <w:sz w:val="26"/>
-                <w:szCs w:val="26"/>
-              </w:rPr>
-              <w:t>Nghĩa vụ Bảo hành (Warranty Terms)</w:t>
-            </w:r>
-          </w:p>
-        </w:tc>
-        <w:tc>
-          <w:tcPr>
-            <w:tcW w:w="1584" w:type="dxa"/>
-            <w:shd w:val="clear" w:color="auto" w:fill="FFFFFF"/>
-            <w:tcMar>
-              <w:top w:w="100" w:type="dxa"/>
-              <w:left w:w="140" w:type="dxa"/>
-              <w:bottom w:w="100" w:type="dxa"/>
-              <w:right w:w="140" w:type="dxa"/>
-            </w:tcMar>
-          </w:tcPr>
-          <w:p>
-            <w:pPr>
-              <w:rPr>
-                <w:rFonts w:ascii="Times New Roman" w:hAnsi="Times New Roman" w:cs="Times New Roman"/>
-                <w:sz w:val="26"/>
-                <w:szCs w:val="26"/>
-              </w:rPr>
-            </w:pPr>
-            <w:r>
-              <w:rPr>
-                <w:rFonts w:ascii="Times New Roman" w:hAnsi="Times New Roman" w:cs="Times New Roman"/>
-                <w:color w:val="000000"/>
-                <w:sz w:val="26"/>
-                <w:szCs w:val="26"/>
-              </w:rPr>
-              <w:t>ĐẠT (PASS)</w:t>
-            </w:r>
-          </w:p>
-        </w:tc>
-        <w:tc>
-          <w:tcPr>
-            <w:tcW w:w="3456" w:type="dxa"/>
-            <w:shd w:val="clear" w:color="auto" w:fill="FFFFFF"/>
-            <w:tcMar>
-              <w:top w:w="100" w:type="dxa"/>
-              <w:left w:w="140" w:type="dxa"/>
-              <w:bottom w:w="100" w:type="dxa"/>
-              <w:right w:w="140" w:type="dxa"/>
-            </w:tcMar>
-          </w:tcPr>
-          <w:p>
-            <w:pPr>
-              <w:rPr>
-                <w:rFonts w:ascii="Times New Roman" w:hAnsi="Times New Roman" w:cs="Times New Roman"/>
-                <w:sz w:val="26"/>
-                <w:szCs w:val="26"/>
-              </w:rPr>
-            </w:pPr>
-            <w:r>
-              <w:rPr>
-                <w:rFonts w:ascii="Times New Roman" w:hAnsi="Times New Roman" w:cs="Times New Roman"/>
-                <w:color w:val="000000"/>
-                <w:sz w:val="26"/>
-                <w:szCs w:val="26"/>
-              </w:rPr>
-              <w:t>Ký cam kết bảo hành toàn diện 12 tháng (đến 01/10/2027), SLA tiếp nhận sự cố 24/7 trong 15 phút.</w:t>
-            </w:r>
-          </w:p>
-        </w:tc>
-      </w:tr>
-    </w:tbl>
-    <w:p>
-      <w:pPr>
-        <w:spacing w:after="240"/>
-        <w:rPr>
-          <w:rFonts w:ascii="Times New Roman" w:hAnsi="Times New Roman" w:cs="Times New Roman"/>
-          <w:sz w:val="26"/>
-          <w:szCs w:val="26"/>
-        </w:rPr>
-      </w:pPr>
-    </w:p>
-    <w:p>
-      <w:pPr>
-        <w:rPr>
-          <w:rFonts w:ascii="Times New Roman" w:hAnsi="Times New Roman" w:cs="Times New Roman"/>
-          <w:sz w:val="26"/>
-          <w:szCs w:val="26"/>
-        </w:rPr>
-      </w:pPr>
-      <w:r>
-        <w:rPr>
-          <w:rFonts w:ascii="Times New Roman" w:hAnsi="Times New Roman" w:cs="Times New Roman"/>
-          <w:b/>
-          <w:sz w:val="26"/>
-          <w:szCs w:val="26"/>
-        </w:rPr>
-        <w:lastRenderedPageBreak/>
-        <w:t xml:space="preserve">KẾT LUẬN VÀ ĐỀ XUẤT NGHIỆM THU: </w:t>
-      </w:r>
-      <w:r>
-        <w:rPr>
-          <w:rFonts w:ascii="Times New Roman" w:hAnsi="Times New Roman" w:cs="Times New Roman"/>
-          <w:sz w:val="26"/>
-          <w:szCs w:val="26"/>
-        </w:rPr>
-        <w:t>Dự án Hệ thống bán hàng online ABC Wear đã đáp ứng đầy đủ 10/10 tiêu chí kiểm tra điều kiện kết thúc giai đoạn Kiểm soát (Executing/Controlling Exit). Hội đồng đánh giá nhất trí CHẤP NHẬN NGHIỆM THU và chuyển dự án sang giai đoạn Đóng dự án (Closing Phase).</w:t>
-      </w:r>
-    </w:p>
-    <w:p>
-      <w:pPr>
-        <w:spacing w:after="300"/>
-        <w:rPr>
-          <w:rFonts w:ascii="Times New Roman" w:hAnsi="Times New Roman" w:cs="Times New Roman"/>
-          <w:sz w:val="26"/>
-          <w:szCs w:val="26"/>
-        </w:rPr>
-      </w:pPr>
-    </w:p>
-    <w:tbl>
-      <w:tblPr>
-        <w:tblW w:w="0" w:type="auto"/>
-        <w:jc w:val="center"/>
-        <w:tblLook w:val="04A0" w:firstRow="1" w:lastRow="0" w:firstColumn="1" w:lastColumn="0" w:noHBand="0" w:noVBand="1"/>
-      </w:tblPr>
-      <w:tblGrid>
-        <w:gridCol w:w="4896"/>
-        <w:gridCol w:w="4896"/>
-      </w:tblGrid>
-      <w:tr>
-        <w:trPr>
-          <w:jc w:val="center"/>
-        </w:trPr>
-        <w:tc>
-          <w:tcPr>
-            <w:tcW w:w="4896" w:type="dxa"/>
-            <w:tcMar>
-              <w:top w:w="100" w:type="dxa"/>
-              <w:left w:w="140" w:type="dxa"/>
-              <w:bottom w:w="100" w:type="dxa"/>
-              <w:right w:w="140" w:type="dxa"/>
-            </w:tcMar>
+            <w:tcW w:w="4680" w:type="dxa"/>
           </w:tcPr>
           <w:p>
             <w:pPr>
@@ -2047,92 +2389,6 @@
             <w:r>
               <w:rPr>
                 <w:rFonts w:ascii="Times New Roman" w:hAnsi="Times New Roman" w:cs="Times New Roman"/>
-                <w:color w:val="000000"/>
-                <w:sz w:val="26"/>
-                <w:szCs w:val="26"/>
-              </w:rPr>
-              <w:t xml:space="preserve">ĐẠI DIỆN CHỦ ĐẦU TƯ </w:t>
-            </w:r>
-            <w:r>
-              <w:rPr>
-                <w:rFonts w:ascii="Times New Roman" w:hAnsi="Times New Roman" w:cs="Times New Roman"/>
-                <w:color w:val="000000"/>
-                <w:sz w:val="26"/>
-                <w:szCs w:val="26"/>
-              </w:rPr>
-              <w:br/>
-              <w:t>(Ký và ghi rõ họ tên)</w:t>
-            </w:r>
-          </w:p>
-        </w:tc>
-        <w:tc>
-          <w:tcPr>
-            <w:tcW w:w="4896" w:type="dxa"/>
-            <w:tcMar>
-              <w:top w:w="100" w:type="dxa"/>
-              <w:left w:w="140" w:type="dxa"/>
-              <w:bottom w:w="100" w:type="dxa"/>
-              <w:right w:w="140" w:type="dxa"/>
-            </w:tcMar>
-          </w:tcPr>
-          <w:p>
-            <w:pPr>
-              <w:jc w:val="center"/>
-              <w:rPr>
-                <w:rFonts w:ascii="Times New Roman" w:hAnsi="Times New Roman" w:cs="Times New Roman"/>
-                <w:sz w:val="26"/>
-                <w:szCs w:val="26"/>
-              </w:rPr>
-            </w:pPr>
-            <w:r>
-              <w:rPr>
-                <w:rFonts w:ascii="Times New Roman" w:hAnsi="Times New Roman" w:cs="Times New Roman"/>
-                <w:color w:val="000000"/>
-                <w:sz w:val="26"/>
-                <w:szCs w:val="26"/>
-              </w:rPr>
-              <w:t xml:space="preserve">ĐẠI DIỆN NHÀ THẦU </w:t>
-            </w:r>
-            <w:r>
-              <w:rPr>
-                <w:rFonts w:ascii="Times New Roman" w:hAnsi="Times New Roman" w:cs="Times New Roman"/>
-                <w:color w:val="000000"/>
-                <w:sz w:val="26"/>
-                <w:szCs w:val="26"/>
-              </w:rPr>
-              <w:br/>
-              <w:t>(Ký và ghi rõ họ tên)</w:t>
-            </w:r>
-          </w:p>
-        </w:tc>
-      </w:tr>
-      <w:tr>
-        <w:trPr>
-          <w:jc w:val="center"/>
-        </w:trPr>
-        <w:tc>
-          <w:tcPr>
-            <w:tcW w:w="4896" w:type="dxa"/>
-            <w:tcMar>
-              <w:top w:w="100" w:type="dxa"/>
-              <w:left w:w="140" w:type="dxa"/>
-              <w:bottom w:w="100" w:type="dxa"/>
-              <w:right w:w="140" w:type="dxa"/>
-            </w:tcMar>
-          </w:tcPr>
-          <w:p>
-            <w:pPr>
-              <w:jc w:val="center"/>
-              <w:rPr>
-                <w:rFonts w:ascii="Times New Roman" w:hAnsi="Times New Roman" w:cs="Times New Roman"/>
-                <w:sz w:val="26"/>
-                <w:szCs w:val="26"/>
-              </w:rPr>
-            </w:pPr>
-            <w:r>
-              <w:rPr>
-                <w:rFonts w:ascii="Times New Roman" w:hAnsi="Times New Roman" w:cs="Times New Roman"/>
-                <w:color w:val="000000"/>
                 <w:sz w:val="26"/>
                 <w:szCs w:val="26"/>
               </w:rPr>
@@ -2141,7 +2397,6 @@
             <w:r>
               <w:rPr>
                 <w:rFonts w:ascii="Times New Roman" w:hAnsi="Times New Roman" w:cs="Times New Roman"/>
-                <w:color w:val="000000"/>
                 <w:sz w:val="26"/>
                 <w:szCs w:val="26"/>
               </w:rPr>
@@ -2150,88 +2405,20 @@
             <w:r>
               <w:rPr>
                 <w:rFonts w:ascii="Times New Roman" w:hAnsi="Times New Roman" w:cs="Times New Roman"/>
-                <w:color w:val="000000"/>
                 <w:sz w:val="26"/>
                 <w:szCs w:val="26"/>
               </w:rPr>
               <w:br/>
+              <w:t>_______________________</w:t>
             </w:r>
             <w:r>
               <w:rPr>
                 <w:rFonts w:ascii="Times New Roman" w:hAnsi="Times New Roman" w:cs="Times New Roman"/>
-                <w:color w:val="000000"/>
                 <w:sz w:val="26"/>
                 <w:szCs w:val="26"/>
               </w:rPr>
               <w:br/>
-              <w:t>Đại diện Ban Lãnh đạo ABC Wear</w:t>
-            </w:r>
-          </w:p>
-        </w:tc>
-        <w:tc>
-          <w:tcPr>
-            <w:tcW w:w="4896" w:type="dxa"/>
-            <w:tcMar>
-              <w:top w:w="100" w:type="dxa"/>
-              <w:left w:w="140" w:type="dxa"/>
-              <w:bottom w:w="100" w:type="dxa"/>
-              <w:right w:w="140" w:type="dxa"/>
-            </w:tcMar>
-          </w:tcPr>
-          <w:p>
-            <w:pPr>
-              <w:jc w:val="center"/>
-              <w:rPr>
-                <w:rFonts w:ascii="Times New Roman" w:hAnsi="Times New Roman" w:cs="Times New Roman"/>
-                <w:sz w:val="26"/>
-                <w:szCs w:val="26"/>
-              </w:rPr>
-            </w:pPr>
-            <w:r>
-              <w:rPr>
-                <w:rFonts w:ascii="Times New Roman" w:hAnsi="Times New Roman" w:cs="Times New Roman"/>
-                <w:color w:val="000000"/>
-                <w:sz w:val="26"/>
-                <w:szCs w:val="26"/>
-              </w:rPr>
-              <w:br/>
-            </w:r>
-            <w:r>
-              <w:rPr>
-                <w:rFonts w:ascii="Times New Roman" w:hAnsi="Times New Roman" w:cs="Times New Roman"/>
-                <w:color w:val="000000"/>
-                <w:sz w:val="26"/>
-                <w:szCs w:val="26"/>
-              </w:rPr>
-              <w:br/>
-            </w:r>
-            <w:r>
-              <w:rPr>
-                <w:rFonts w:ascii="Times New Roman" w:hAnsi="Times New Roman" w:cs="Times New Roman"/>
-                <w:color w:val="000000"/>
-                <w:sz w:val="26"/>
-                <w:szCs w:val="26"/>
-              </w:rPr>
-              <w:br/>
-            </w:r>
-            <w:r>
-              <w:rPr>
-                <w:rFonts w:ascii="Times New Roman" w:hAnsi="Times New Roman" w:cs="Times New Roman"/>
-                <w:color w:val="000000"/>
-                <w:sz w:val="26"/>
-                <w:szCs w:val="26"/>
-              </w:rPr>
-              <w:br/>
-              <w:t xml:space="preserve">Nguyễn Đức Tân </w:t>
-            </w:r>
-            <w:r>
-              <w:rPr>
-                <w:rFonts w:ascii="Times New Roman" w:hAnsi="Times New Roman" w:cs="Times New Roman"/>
-                <w:color w:val="000000"/>
-                <w:sz w:val="26"/>
-                <w:szCs w:val="26"/>
-              </w:rPr>
-              <w:t xml:space="preserve"> </w:t>
+              <w:t>Ký &amp; Đóng dấu</w:t>
             </w:r>
           </w:p>
         </w:tc>
@@ -2247,121 +2434,13 @@
       </w:pPr>
     </w:p>
     <w:sectPr>
-      <w:headerReference w:type="default" r:id="rId8"/>
-      <w:footerReference w:type="default" r:id="rId9"/>
       <w:pgSz w:w="12240" w:h="15840"/>
-      <w:pgMar w:top="1152" w:right="1152" w:bottom="1152" w:left="1152" w:header="720" w:footer="720" w:gutter="0"/>
+      <w:pgMar w:top="1440" w:right="1440" w:bottom="1440" w:left="1440" w:header="720" w:footer="720" w:gutter="0"/>
       <w:cols w:space="720"/>
       <w:docGrid w:linePitch="360"/>
     </w:sectPr>
   </w:body>
 </w:document>
-</file>
-
-<file path=word/endnotes.xml><?xml version="1.0" encoding="utf-8"?>
-<w:endnotes xmlns:wpc="http://schemas.microsoft.com/office/word/2010/wordprocessingCanvas" xmlns:cx="http://schemas.microsoft.com/office/drawing/2014/chartex" xmlns:cx1="http://schemas.microsoft.com/office/drawing/2015/9/8/chartex" xmlns:cx2="http://schemas.microsoft.com/office/drawing/2015/10/21/chartex" xmlns:cx3="http://schemas.microsoft.com/office/drawing/2016/5/9/chartex" xmlns:cx4="http://schemas.microsoft.com/office/drawing/2016/5/10/chartex" xmlns:cx5="http://schemas.microsoft.com/office/drawing/2016/5/11/chartex" xmlns:cx6="http://schemas.microsoft.com/office/drawing/2016/5/12/chartex" xmlns:cx7="http://schemas.microsoft.com/office/drawing/2016/5/13/chartex" xmlns:cx8="http://schemas.microsoft.com/office/drawing/2016/5/14/chartex" xmlns:mc="http://schemas.openxmlformats.org/markup-compatibility/2006" xmlns:aink="http://schemas.microsoft.com/office/drawing/2016/ink" xmlns:am3d="http://schemas.microsoft.com/office/drawing/2017/model3d" xmlns:o="urn:schemas-microsoft-com:office:office" xmlns:oel="http://schemas.microsoft.com/office/2019/extlst" xmlns:r="http://schemas.openxmlformats.org/officeDocument/2006/relationships" xmlns:m="http://schemas.openxmlformats.org/officeDocument/2006/math" xmlns:v="urn:schemas-microsoft-com:vml" xmlns:wp14="http://schemas.microsoft.com/office/word/2010/wordprocessingDrawing" xmlns:wp="http://schemas.openxmlformats.org/drawingml/2006/wordprocessingDrawing" xmlns:w10="urn:schemas-microsoft-com:office:word" xmlns:w="http://schemas.openxmlformats.org/wordprocessingml/2006/main" xmlns:w14="http://schemas.microsoft.com/office/word/2010/wordml" xmlns:w15="http://schemas.microsoft.com/office/word/2012/wordml" xmlns:w16cex="http://schemas.microsoft.com/office/word/2018/wordml/cex" xmlns:w16cid="http://schemas.microsoft.com/office/word/2016/wordml/cid" xmlns:w16="http://schemas.microsoft.com/office/word/2018/wordml" xmlns:w16du="http://schemas.microsoft.com/office/word/2023/wordml/word16du" xmlns:w16sdtdh="http://schemas.microsoft.com/office/word/2020/wordml/sdtdatahash" xmlns:w16sdtfl="http://schemas.microsoft.com/office/word/2024/wordml/sdtformatlock" xmlns:w16se="http://schemas.microsoft.com/office/word/2015/wordml/symex" xmlns:wpg="http://schemas.microsoft.com/office/word/2010/wordprocessingGroup" xmlns:wpi="http://schemas.microsoft.com/office/word/2010/wordprocessingInk" xmlns:wne="http://schemas.microsoft.com/office/word/2006/wordml" xmlns:wps="http://schemas.microsoft.com/office/word/2010/wordprocessingShape" mc:Ignorable="w14 w15 w16se w16cid w16 w16cex w16sdtdh w16sdtfl w16du wp14">
-  <w:endnote w:type="separator" w:id="-1">
-    <w:p>
-      <w:pPr>
-        <w:spacing w:after="0" w:line="240" w:lineRule="auto"/>
-      </w:pPr>
-      <w:r>
-        <w:separator/>
-      </w:r>
-    </w:p>
-  </w:endnote>
-  <w:endnote w:type="continuationSeparator" w:id="0">
-    <w:p>
-      <w:pPr>
-        <w:spacing w:after="0" w:line="240" w:lineRule="auto"/>
-      </w:pPr>
-      <w:r>
-        <w:continuationSeparator/>
-      </w:r>
-    </w:p>
-  </w:endnote>
-</w:endnotes>
-</file>
-
-<file path=word/footer1.xml><?xml version="1.0" encoding="utf-8"?>
-<w:ftr xmlns:wpc="http://schemas.microsoft.com/office/word/2010/wordprocessingCanvas" xmlns:cx="http://schemas.microsoft.com/office/drawing/2014/chartex" xmlns:cx1="http://schemas.microsoft.com/office/drawing/2015/9/8/chartex" xmlns:cx2="http://schemas.microsoft.com/office/drawing/2015/10/21/chartex" xmlns:cx3="http://schemas.microsoft.com/office/drawing/2016/5/9/chartex" xmlns:cx4="http://schemas.microsoft.com/office/drawing/2016/5/10/chartex" xmlns:cx5="http://schemas.microsoft.com/office/drawing/2016/5/11/chartex" xmlns:cx6="http://schemas.microsoft.com/office/drawing/2016/5/12/chartex" xmlns:cx7="http://schemas.microsoft.com/office/drawing/2016/5/13/chartex" xmlns:cx8="http://schemas.microsoft.com/office/drawing/2016/5/14/chartex" xmlns:mc="http://schemas.openxmlformats.org/markup-compatibility/2006" xmlns:aink="http://schemas.microsoft.com/office/drawing/2016/ink" xmlns:am3d="http://schemas.microsoft.com/office/drawing/2017/model3d" xmlns:o="urn:schemas-microsoft-com:office:office" xmlns:oel="http://schemas.microsoft.com/office/2019/extlst" xmlns:r="http://schemas.openxmlformats.org/officeDocument/2006/relationships" xmlns:m="http://schemas.openxmlformats.org/officeDocument/2006/math" xmlns:v="urn:schemas-microsoft-com:vml" xmlns:wp14="http://schemas.microsoft.com/office/word/2010/wordprocessingDrawing" xmlns:wp="http://schemas.openxmlformats.org/drawingml/2006/wordprocessingDrawing" xmlns:w10="urn:schemas-microsoft-com:office:word" xmlns:w="http://schemas.openxmlformats.org/wordprocessingml/2006/main" xmlns:w14="http://schemas.microsoft.com/office/word/2010/wordml" xmlns:w15="http://schemas.microsoft.com/office/word/2012/wordml" xmlns:w16cex="http://schemas.microsoft.com/office/word/2018/wordml/cex" xmlns:w16cid="http://schemas.microsoft.com/office/word/2016/wordml/cid" xmlns:w16="http://schemas.microsoft.com/office/word/2018/wordml" xmlns:w16du="http://schemas.microsoft.com/office/word/2023/wordml/word16du" xmlns:w16sdtdh="http://schemas.microsoft.com/office/word/2020/wordml/sdtdatahash" xmlns:w16sdtfl="http://schemas.microsoft.com/office/word/2024/wordml/sdtformatlock" xmlns:w16se="http://schemas.microsoft.com/office/word/2015/wordml/symex" xmlns:wpg="http://schemas.microsoft.com/office/word/2010/wordprocessingGroup" xmlns:wpi="http://schemas.microsoft.com/office/word/2010/wordprocessingInk" xmlns:wne="http://schemas.microsoft.com/office/word/2006/wordml" xmlns:wps="http://schemas.microsoft.com/office/word/2010/wordprocessingShape" mc:Ignorable="w14 w15 w16se w16cid w16 w16cex w16sdtdh w16sdtfl w16du wp14">
-  <w:p>
-    <w:pPr>
-      <w:pStyle w:val="Chntrang"/>
-      <w:jc w:val="center"/>
-    </w:pPr>
-    <w:r>
-      <w:rPr>
-        <w:rFonts w:ascii="Arial" w:hAnsi="Arial"/>
-        <w:color w:val="787878"/>
-        <w:sz w:val="18"/>
-      </w:rPr>
-      <w:t xml:space="preserve">Dự án ABC Wear | Trang </w:t>
-    </w:r>
-    <w:r>
-      <w:fldChar w:fldCharType="begin"/>
-    </w:r>
-    <w:r>
-      <w:instrText>PAGE</w:instrText>
-    </w:r>
-    <w:r>
-      <w:fldChar w:fldCharType="separate"/>
-    </w:r>
-    <w:r>
-      <w:rPr>
-        <w:noProof/>
-      </w:rPr>
-      <w:t>1</w:t>
-    </w:r>
-    <w:r>
-      <w:fldChar w:fldCharType="end"/>
-    </w:r>
-  </w:p>
-</w:ftr>
-</file>
-
-<file path=word/footnotes.xml><?xml version="1.0" encoding="utf-8"?>
-<w:footnotes xmlns:wpc="http://schemas.microsoft.com/office/word/2010/wordprocessingCanvas" xmlns:cx="http://schemas.microsoft.com/office/drawing/2014/chartex" xmlns:cx1="http://schemas.microsoft.com/office/drawing/2015/9/8/chartex" xmlns:cx2="http://schemas.microsoft.com/office/drawing/2015/10/21/chartex" xmlns:cx3="http://schemas.microsoft.com/office/drawing/2016/5/9/chartex" xmlns:cx4="http://schemas.microsoft.com/office/drawing/2016/5/10/chartex" xmlns:cx5="http://schemas.microsoft.com/office/drawing/2016/5/11/chartex" xmlns:cx6="http://schemas.microsoft.com/office/drawing/2016/5/12/chartex" xmlns:cx7="http://schemas.microsoft.com/office/drawing/2016/5/13/chartex" xmlns:cx8="http://schemas.microsoft.com/office/drawing/2016/5/14/chartex" xmlns:mc="http://schemas.openxmlformats.org/markup-compatibility/2006" xmlns:aink="http://schemas.microsoft.com/office/drawing/2016/ink" xmlns:am3d="http://schemas.microsoft.com/office/drawing/2017/model3d" xmlns:o="urn:schemas-microsoft-com:office:office" xmlns:oel="http://schemas.microsoft.com/office/2019/extlst" xmlns:r="http://schemas.openxmlformats.org/officeDocument/2006/relationships" xmlns:m="http://schemas.openxmlformats.org/officeDocument/2006/math" xmlns:v="urn:schemas-microsoft-com:vml" xmlns:wp14="http://schemas.microsoft.com/office/word/2010/wordprocessingDrawing" xmlns:wp="http://schemas.openxmlformats.org/drawingml/2006/wordprocessingDrawing" xmlns:w10="urn:schemas-microsoft-com:office:word" xmlns:w="http://schemas.openxmlformats.org/wordprocessingml/2006/main" xmlns:w14="http://schemas.microsoft.com/office/word/2010/wordml" xmlns:w15="http://schemas.microsoft.com/office/word/2012/wordml" xmlns:w16cex="http://schemas.microsoft.com/office/word/2018/wordml/cex" xmlns:w16cid="http://schemas.microsoft.com/office/word/2016/wordml/cid" xmlns:w16="http://schemas.microsoft.com/office/word/2018/wordml" xmlns:w16du="http://schemas.microsoft.com/office/word/2023/wordml/word16du" xmlns:w16sdtdh="http://schemas.microsoft.com/office/word/2020/wordml/sdtdatahash" xmlns:w16sdtfl="http://schemas.microsoft.com/office/word/2024/wordml/sdtformatlock" xmlns:w16se="http://schemas.microsoft.com/office/word/2015/wordml/symex" xmlns:wpg="http://schemas.microsoft.com/office/word/2010/wordprocessingGroup" xmlns:wpi="http://schemas.microsoft.com/office/word/2010/wordprocessingInk" xmlns:wne="http://schemas.microsoft.com/office/word/2006/wordml" xmlns:wps="http://schemas.microsoft.com/office/word/2010/wordprocessingShape" mc:Ignorable="w14 w15 w16se w16cid w16 w16cex w16sdtdh w16sdtfl w16du wp14">
-  <w:footnote w:type="separator" w:id="-1">
-    <w:p>
-      <w:pPr>
-        <w:spacing w:after="0" w:line="240" w:lineRule="auto"/>
-      </w:pPr>
-      <w:r>
-        <w:separator/>
-      </w:r>
-    </w:p>
-  </w:footnote>
-  <w:footnote w:type="continuationSeparator" w:id="0">
-    <w:p>
-      <w:pPr>
-        <w:spacing w:after="0" w:line="240" w:lineRule="auto"/>
-      </w:pPr>
-      <w:r>
-        <w:continuationSeparator/>
-      </w:r>
-    </w:p>
-  </w:footnote>
-</w:footnotes>
-</file>
-
-<file path=word/header1.xml><?xml version="1.0" encoding="utf-8"?>
-<w:hdr xmlns:wpc="http://schemas.microsoft.com/office/word/2010/wordprocessingCanvas" xmlns:cx="http://schemas.microsoft.com/office/drawing/2014/chartex" xmlns:cx1="http://schemas.microsoft.com/office/drawing/2015/9/8/chartex" xmlns:cx2="http://schemas.microsoft.com/office/drawing/2015/10/21/chartex" xmlns:cx3="http://schemas.microsoft.com/office/drawing/2016/5/9/chartex" xmlns:cx4="http://schemas.microsoft.com/office/drawing/2016/5/10/chartex" xmlns:cx5="http://schemas.microsoft.com/office/drawing/2016/5/11/chartex" xmlns:cx6="http://schemas.microsoft.com/office/drawing/2016/5/12/chartex" xmlns:cx7="http://schemas.microsoft.com/office/drawing/2016/5/13/chartex" xmlns:cx8="http://schemas.microsoft.com/office/drawing/2016/5/14/chartex" xmlns:mc="http://schemas.openxmlformats.org/markup-compatibility/2006" xmlns:aink="http://schemas.microsoft.com/office/drawing/2016/ink" xmlns:am3d="http://schemas.microsoft.com/office/drawing/2017/model3d" xmlns:o="urn:schemas-microsoft-com:office:office" xmlns:oel="http://schemas.microsoft.com/office/2019/extlst" xmlns:r="http://schemas.openxmlformats.org/officeDocument/2006/relationships" xmlns:m="http://schemas.openxmlformats.org/officeDocument/2006/math" xmlns:v="urn:schemas-microsoft-com:vml" xmlns:wp14="http://schemas.microsoft.com/office/word/2010/wordprocessingDrawing" xmlns:wp="http://schemas.openxmlformats.org/drawingml/2006/wordprocessingDrawing" xmlns:w10="urn:schemas-microsoft-com:office:word" xmlns:w="http://schemas.openxmlformats.org/wordprocessingml/2006/main" xmlns:w14="http://schemas.microsoft.com/office/word/2010/wordml" xmlns:w15="http://schemas.microsoft.com/office/word/2012/wordml" xmlns:w16cex="http://schemas.microsoft.com/office/word/2018/wordml/cex" xmlns:w16cid="http://schemas.microsoft.com/office/word/2016/wordml/cid" xmlns:w16="http://schemas.microsoft.com/office/word/2018/wordml" xmlns:w16du="http://schemas.microsoft.com/office/word/2023/wordml/word16du" xmlns:w16sdtdh="http://schemas.microsoft.com/office/word/2020/wordml/sdtdatahash" xmlns:w16sdtfl="http://schemas.microsoft.com/office/word/2024/wordml/sdtformatlock" xmlns:w16se="http://schemas.microsoft.com/office/word/2015/wordml/symex" xmlns:wpg="http://schemas.microsoft.com/office/word/2010/wordprocessingGroup" xmlns:wpi="http://schemas.microsoft.com/office/word/2010/wordprocessingInk" xmlns:wne="http://schemas.microsoft.com/office/word/2006/wordml" xmlns:wps="http://schemas.microsoft.com/office/word/2010/wordprocessingShape" mc:Ignorable="w14 w15 w16se w16cid w16 w16cex w16sdtdh w16sdtfl w16du wp14">
-  <w:p>
-    <w:pPr>
-      <w:pStyle w:val="utrang"/>
-      <w:jc w:val="right"/>
-    </w:pPr>
-    <w:r>
-      <w:rPr>
-        <w:rFonts w:ascii="Arial" w:hAnsi="Arial"/>
-        <w:color w:val="787878"/>
-        <w:sz w:val="17"/>
-      </w:rPr>
-      <w:t>Project Control Phase Exit Review Checklist v2.0</w:t>
-    </w:r>
-  </w:p>
-</w:hdr>
 </file>
 
 <file path=word/numbering.xml><?xml version="1.0" encoding="utf-8"?>
@@ -2537,31 +2616,31 @@
       </w:rPr>
     </w:lvl>
   </w:abstractNum>
-  <w:num w:numId="1" w16cid:durableId="964308463">
+  <w:num w:numId="1" w16cid:durableId="597100892">
     <w:abstractNumId w:val="8"/>
   </w:num>
-  <w:num w:numId="2" w16cid:durableId="788747017">
+  <w:num w:numId="2" w16cid:durableId="118186973">
     <w:abstractNumId w:val="6"/>
   </w:num>
-  <w:num w:numId="3" w16cid:durableId="250546640">
+  <w:num w:numId="3" w16cid:durableId="1679229387">
     <w:abstractNumId w:val="5"/>
   </w:num>
-  <w:num w:numId="4" w16cid:durableId="210657620">
+  <w:num w:numId="4" w16cid:durableId="995450357">
     <w:abstractNumId w:val="4"/>
   </w:num>
-  <w:num w:numId="5" w16cid:durableId="2050497446">
+  <w:num w:numId="5" w16cid:durableId="1205369028">
     <w:abstractNumId w:val="7"/>
   </w:num>
-  <w:num w:numId="6" w16cid:durableId="21519506">
+  <w:num w:numId="6" w16cid:durableId="41752920">
     <w:abstractNumId w:val="3"/>
   </w:num>
-  <w:num w:numId="7" w16cid:durableId="3438473">
+  <w:num w:numId="7" w16cid:durableId="1695883172">
     <w:abstractNumId w:val="2"/>
   </w:num>
-  <w:num w:numId="8" w16cid:durableId="1087380558">
+  <w:num w:numId="8" w16cid:durableId="942540576">
     <w:abstractNumId w:val="1"/>
   </w:num>
-  <w:num w:numId="9" w16cid:durableId="1930190420">
+  <w:num w:numId="9" w16cid:durableId="221530331">
     <w:abstractNumId w:val="0"/>
   </w:num>
 </w:numbering>
